--- a/public/assets/files/stacjonarne/WG2.docx
+++ b/public/assets/files/stacjonarne/WG2.docx
@@ -522,6 +522,7 @@
                 <w:i w:val="0"/>
                 <w:sz w:val="22"/>
               </w:rPr>
+              <w:t>I</w:t>
             </w:r>
           </w:p>
         </w:tc>
@@ -559,6 +560,7 @@
                 <w:i w:val="0"/>
                 <w:sz w:val="22"/>
               </w:rPr>
+              <w:t>obligatoryjny</w:t>
             </w:r>
           </w:p>
         </w:tc>

--- a/public/assets/files/stacjonarne/WG2.docx
+++ b/public/assets/files/stacjonarne/WG2.docx
@@ -680,12 +680,22 @@
         <w:tblW w:w="5000" w:type="pct"/>
       </w:tblPr>
       <w:tblGrid>
-        <w:gridCol w:w="9972"/>
+        <w:gridCol w:w="997"/>
+        <w:gridCol w:w="997"/>
+        <w:gridCol w:w="997"/>
+        <w:gridCol w:w="997"/>
+        <w:gridCol w:w="997"/>
+        <w:gridCol w:w="997"/>
+        <w:gridCol w:w="997"/>
+        <w:gridCol w:w="997"/>
+        <w:gridCol w:w="997"/>
+        <w:gridCol w:w="997"/>
       </w:tblGrid>
       <w:tr>
         <w:tc>
           <w:tcPr>
-            <w:tcW w:type="dxa" w:w="9972"/>
+            <w:tcW w:type="dxa" w:w="9970"/>
+            <w:gridSpan w:val="10"/>
             <w:shd w:val="clear" w:color="auto" w:fill="D9D9D9"/>
           </w:tcPr>
           <w:p>
@@ -700,109 +710,6 @@
                 <w:sz w:val="22"/>
               </w:rPr>
               <w:t>9.  Formy zajęć, sposób ich realizacji i przypisana im liczba godzin:</w:t>
-            </w:r>
-          </w:p>
-        </w:tc>
-      </w:tr>
-    </w:tbl>
-    <w:tbl>
-      <w:tblPr>
-        <w:tblW w:type="auto" w:w="0"/>
-        <w:tblLook w:firstColumn="1" w:firstRow="1" w:lastColumn="0" w:lastRow="0" w:noHBand="0" w:noVBand="1" w:val="04A0"/>
-        <w:tblBorders>
-          <w:top w:val="single" w:sz="4" w:space="0" w:color="000000"/>
-          <w:left w:val="single" w:sz="4" w:space="0" w:color="000000"/>
-          <w:bottom w:val="single" w:sz="4" w:space="0" w:color="000000"/>
-          <w:right w:val="single" w:sz="4" w:space="0" w:color="000000"/>
-          <w:insideH w:val="single" w:sz="4" w:space="0" w:color="000000"/>
-          <w:insideV w:val="single" w:sz="4" w:space="0" w:color="000000"/>
-        </w:tblBorders>
-        <w:tblW w:w="5000" w:type="pct"/>
-      </w:tblPr>
-      <w:tblGrid>
-        <w:gridCol w:w="2493"/>
-        <w:gridCol w:w="2493"/>
-        <w:gridCol w:w="2493"/>
-        <w:gridCol w:w="2493"/>
-      </w:tblGrid>
-      <w:tr>
-        <w:tc>
-          <w:tcPr>
-            <w:tcW w:type="dxa" w:w="2493"/>
-            <w:shd w:val="clear" w:color="auto" w:fill="D9D9D9"/>
-          </w:tcPr>
-          <w:p>
-            <w:pPr>
-              <w:spacing w:before="20" w:after="20"/>
-            </w:pPr>
-            <w:r>
-              <w:rPr>
-                <w:rFonts w:ascii="Aptos" w:hAnsi="Aptos"/>
-                <w:b/>
-                <w:i w:val="0"/>
-                <w:sz w:val="16"/>
-              </w:rPr>
-              <w:t>wykład</w:t>
-            </w:r>
-          </w:p>
-        </w:tc>
-        <w:tc>
-          <w:tcPr>
-            <w:tcW w:type="dxa" w:w="2493"/>
-            <w:shd w:val="clear" w:color="auto" w:fill="D9D9D9"/>
-          </w:tcPr>
-          <w:p>
-            <w:pPr>
-              <w:spacing w:before="20" w:after="20"/>
-            </w:pPr>
-            <w:r>
-              <w:rPr>
-                <w:rFonts w:ascii="Aptos" w:hAnsi="Aptos"/>
-                <w:b/>
-                <w:i w:val="0"/>
-                <w:sz w:val="16"/>
-              </w:rPr>
-              <w:t>ćwiczenia/laboratorium/pracownia</w:t>
-            </w:r>
-          </w:p>
-        </w:tc>
-        <w:tc>
-          <w:tcPr>
-            <w:tcW w:type="dxa" w:w="2493"/>
-            <w:shd w:val="clear" w:color="auto" w:fill="D9D9D9"/>
-          </w:tcPr>
-          <w:p>
-            <w:pPr>
-              <w:spacing w:before="20" w:after="20"/>
-            </w:pPr>
-            <w:r>
-              <w:rPr>
-                <w:rFonts w:ascii="Aptos" w:hAnsi="Aptos"/>
-                <w:b/>
-                <w:i w:val="0"/>
-                <w:sz w:val="16"/>
-              </w:rPr>
-              <w:t>wykład internetowo</w:t>
-            </w:r>
-          </w:p>
-        </w:tc>
-        <w:tc>
-          <w:tcPr>
-            <w:tcW w:type="dxa" w:w="2493"/>
-            <w:shd w:val="clear" w:color="auto" w:fill="D9D9D9"/>
-          </w:tcPr>
-          <w:p>
-            <w:pPr>
-              <w:spacing w:before="20" w:after="20"/>
-            </w:pPr>
-            <w:r>
-              <w:rPr>
-                <w:rFonts w:ascii="Aptos" w:hAnsi="Aptos"/>
-                <w:b/>
-                <w:i w:val="0"/>
-                <w:sz w:val="16"/>
-              </w:rPr>
-              <w:t>ćw./lab./prac. internetowo</w:t>
             </w:r>
           </w:p>
         </w:tc>
@@ -810,7 +717,9 @@
       <w:tr>
         <w:tc>
           <w:tcPr>
-            <w:tcW w:type="dxa" w:w="2493"/>
+            <w:tcW w:type="dxa" w:w="9970"/>
+            <w:gridSpan w:val="10"/>
+            <w:shd w:val="clear" w:color="auto" w:fill="D9D9D9"/>
           </w:tcPr>
           <w:p>
             <w:pPr>
@@ -821,148 +730,9 @@
                 <w:rFonts w:ascii="Aptos" w:hAnsi="Aptos"/>
                 <w:b w:val="0"/>
                 <w:i w:val="0"/>
-                <w:sz w:val="22"/>
-              </w:rPr>
-              <w:t>30</w:t>
-            </w:r>
-          </w:p>
-        </w:tc>
-        <w:tc>
-          <w:tcPr>
-            <w:tcW w:type="dxa" w:w="2493"/>
-          </w:tcPr>
-          <w:p>
-            <w:pPr>
-              <w:spacing w:before="20" w:after="20"/>
-            </w:pPr>
-            <w:r>
-              <w:rPr>
-                <w:rFonts w:ascii="Aptos" w:hAnsi="Aptos"/>
-                <w:b w:val="0"/>
-                <w:i w:val="0"/>
-                <w:sz w:val="22"/>
-              </w:rPr>
-              <w:t>30</w:t>
-            </w:r>
-          </w:p>
-        </w:tc>
-        <w:tc>
-          <w:tcPr>
-            <w:tcW w:type="dxa" w:w="2493"/>
-          </w:tcPr>
-          <w:p>
-            <w:pPr>
-              <w:spacing w:before="20" w:after="20"/>
-            </w:pPr>
-            <w:r>
-              <w:rPr>
-                <w:rFonts w:ascii="Aptos" w:hAnsi="Aptos"/>
-                <w:b w:val="0"/>
-                <w:i w:val="0"/>
-                <w:sz w:val="22"/>
-              </w:rPr>
-              <w:t>—</w:t>
-            </w:r>
-          </w:p>
-        </w:tc>
-        <w:tc>
-          <w:tcPr>
-            <w:tcW w:type="dxa" w:w="2493"/>
-          </w:tcPr>
-          <w:p>
-            <w:pPr>
-              <w:spacing w:before="20" w:after="20"/>
-            </w:pPr>
-            <w:r>
-              <w:rPr>
-                <w:rFonts w:ascii="Aptos" w:hAnsi="Aptos"/>
-                <w:b w:val="0"/>
-                <w:i w:val="0"/>
-                <w:sz w:val="22"/>
-              </w:rPr>
-              <w:t>—</w:t>
-            </w:r>
-          </w:p>
-        </w:tc>
-      </w:tr>
-    </w:tbl>
-    <w:tbl>
-      <w:tblPr>
-        <w:tblW w:type="auto" w:w="0"/>
-        <w:tblLook w:firstColumn="1" w:firstRow="1" w:lastColumn="0" w:lastRow="0" w:noHBand="0" w:noVBand="1" w:val="04A0"/>
-        <w:tblBorders>
-          <w:top w:val="single" w:sz="4" w:space="0" w:color="000000"/>
-          <w:left w:val="single" w:sz="4" w:space="0" w:color="000000"/>
-          <w:bottom w:val="single" w:sz="4" w:space="0" w:color="000000"/>
-          <w:right w:val="single" w:sz="4" w:space="0" w:color="000000"/>
-          <w:insideH w:val="single" w:sz="4" w:space="0" w:color="000000"/>
-          <w:insideV w:val="single" w:sz="4" w:space="0" w:color="000000"/>
-        </w:tblBorders>
-        <w:tblW w:w="5000" w:type="pct"/>
-      </w:tblPr>
-      <w:tblGrid>
-        <w:gridCol w:w="3324"/>
-        <w:gridCol w:w="3324"/>
-        <w:gridCol w:w="3324"/>
-      </w:tblGrid>
-      <w:tr>
-        <w:tc>
-          <w:tcPr>
-            <w:tcW w:type="dxa" w:w="3324"/>
-            <w:shd w:val="clear" w:color="auto" w:fill="D9D9D9"/>
-          </w:tcPr>
-          <w:p>
-            <w:pPr>
-              <w:spacing w:before="20" w:after="20"/>
-            </w:pPr>
-            <w:r>
-              <w:rPr>
-                <w:rFonts w:ascii="Aptos" w:hAnsi="Aptos"/>
-                <w:b/>
-                <w:i w:val="0"/>
                 <w:sz w:val="16"/>
               </w:rPr>
-              <w:t>Rodzaj nakładu pracy:</w:t>
-            </w:r>
-          </w:p>
-        </w:tc>
-        <w:tc>
-          <w:tcPr>
-            <w:tcW w:type="dxa" w:w="3324"/>
-            <w:shd w:val="clear" w:color="auto" w:fill="D9D9D9"/>
-          </w:tcPr>
-          <w:p>
-            <w:pPr>
-              <w:spacing w:before="20" w:after="20"/>
-            </w:pPr>
-            <w:r>
-              <w:rPr>
-                <w:rFonts w:ascii="Aptos" w:hAnsi="Aptos"/>
-                <w:b/>
-                <w:i w:val="0"/>
-                <w:sz w:val="16"/>
-              </w:rPr>
-              <w:t>Liczba godzin</w:t>
-            </w:r>
-          </w:p>
-        </w:tc>
-        <w:tc>
-          <w:tcPr>
-            <w:tcW w:type="dxa" w:w="3324"/>
-            <w:shd w:val="clear" w:color="auto" w:fill="D9D9D9"/>
-          </w:tcPr>
-          <w:p>
-            <w:pPr>
-              <w:spacing w:before="20" w:after="20"/>
-            </w:pPr>
-            <w:r>
-              <w:rPr>
-                <w:rFonts w:ascii="Aptos" w:hAnsi="Aptos"/>
-                <w:b/>
-                <w:i w:val="0"/>
-                <w:sz w:val="16"/>
-              </w:rPr>
-              <w:t>ECTS</w:t>
+              <w:t>Wymiar godzinowy (liczba godzin w semestrze)</w:t>
             </w:r>
           </w:p>
         </w:tc>
@@ -970,7 +740,9 @@
       <w:tr>
         <w:tc>
           <w:tcPr>
-            <w:tcW w:type="dxa" w:w="3324"/>
+            <w:tcW w:type="dxa" w:w="1994"/>
+            <w:gridSpan w:val="2"/>
+            <w:shd w:val="clear" w:color="auto" w:fill="D9D9D9"/>
           </w:tcPr>
           <w:p>
             <w:pPr>
@@ -979,17 +751,19 @@
             <w:r>
               <w:rPr>
                 <w:rFonts w:ascii="Aptos" w:hAnsi="Aptos"/>
-                <w:b w:val="0"/>
+                <w:b/>
                 <w:i w:val="0"/>
-                <w:sz w:val="22"/>
-              </w:rPr>
-              <w:t>Zajęcia z bezpośrednim udziałem nauczyciela</w:t>
+                <w:sz w:val="16"/>
+              </w:rPr>
+              <w:t>wykład</w:t>
             </w:r>
           </w:p>
         </w:tc>
         <w:tc>
           <w:tcPr>
-            <w:tcW w:type="dxa" w:w="3324"/>
+            <w:tcW w:type="dxa" w:w="2991"/>
+            <w:gridSpan w:val="3"/>
+            <w:shd w:val="clear" w:color="auto" w:fill="D9D9D9"/>
           </w:tcPr>
           <w:p>
             <w:pPr>
@@ -998,17 +772,19 @@
             <w:r>
               <w:rPr>
                 <w:rFonts w:ascii="Aptos" w:hAnsi="Aptos"/>
-                <w:b w:val="0"/>
+                <w:b/>
                 <w:i w:val="0"/>
-                <w:sz w:val="22"/>
-              </w:rPr>
-              <w:t>60</w:t>
+                <w:sz w:val="16"/>
+              </w:rPr>
+              <w:t>ćwiczenia/laboratorium/pracownia</w:t>
             </w:r>
           </w:p>
         </w:tc>
         <w:tc>
           <w:tcPr>
-            <w:tcW w:type="dxa" w:w="3324"/>
+            <w:tcW w:type="dxa" w:w="2991"/>
+            <w:gridSpan w:val="3"/>
+            <w:shd w:val="clear" w:color="auto" w:fill="D9D9D9"/>
           </w:tcPr>
           <w:p>
             <w:pPr>
@@ -1017,11 +793,32 @@
             <w:r>
               <w:rPr>
                 <w:rFonts w:ascii="Aptos" w:hAnsi="Aptos"/>
-                <w:b w:val="0"/>
+                <w:b/>
                 <w:i w:val="0"/>
-                <w:sz w:val="22"/>
-              </w:rPr>
-              <w:t>2.4</w:t>
+                <w:sz w:val="16"/>
+              </w:rPr>
+              <w:t>wykład internetowo</w:t>
+            </w:r>
+          </w:p>
+        </w:tc>
+        <w:tc>
+          <w:tcPr>
+            <w:tcW w:type="dxa" w:w="1994"/>
+            <w:gridSpan w:val="2"/>
+            <w:shd w:val="clear" w:color="auto" w:fill="D9D9D9"/>
+          </w:tcPr>
+          <w:p>
+            <w:pPr>
+              <w:spacing w:before="20" w:after="20"/>
+            </w:pPr>
+            <w:r>
+              <w:rPr>
+                <w:rFonts w:ascii="Aptos" w:hAnsi="Aptos"/>
+                <w:b/>
+                <w:i w:val="0"/>
+                <w:sz w:val="16"/>
+              </w:rPr>
+              <w:t>ćw./lab./prac. internetowo</w:t>
             </w:r>
           </w:p>
         </w:tc>
@@ -1029,7 +826,8 @@
       <w:tr>
         <w:tc>
           <w:tcPr>
-            <w:tcW w:type="dxa" w:w="3324"/>
+            <w:tcW w:type="dxa" w:w="1994"/>
+            <w:gridSpan w:val="2"/>
           </w:tcPr>
           <w:p>
             <w:pPr>
@@ -1042,13 +840,14 @@
                 <w:i w:val="0"/>
                 <w:sz w:val="22"/>
               </w:rPr>
-              <w:t>Samodzielna praca studenta</w:t>
+              <w:t>30</w:t>
             </w:r>
           </w:p>
         </w:tc>
         <w:tc>
           <w:tcPr>
-            <w:tcW w:type="dxa" w:w="3324"/>
+            <w:tcW w:type="dxa" w:w="2991"/>
+            <w:gridSpan w:val="3"/>
           </w:tcPr>
           <w:p>
             <w:pPr>
@@ -1061,13 +860,14 @@
                 <w:i w:val="0"/>
                 <w:sz w:val="22"/>
               </w:rPr>
-              <w:t>65</w:t>
+              <w:t>30</w:t>
             </w:r>
           </w:p>
         </w:tc>
         <w:tc>
           <w:tcPr>
-            <w:tcW w:type="dxa" w:w="3324"/>
+            <w:tcW w:type="dxa" w:w="2991"/>
+            <w:gridSpan w:val="3"/>
           </w:tcPr>
           <w:p>
             <w:pPr>
@@ -1080,7 +880,27 @@
                 <w:i w:val="0"/>
                 <w:sz w:val="22"/>
               </w:rPr>
-              <w:t>2.6</w:t>
+              <w:t>—</w:t>
+            </w:r>
+          </w:p>
+        </w:tc>
+        <w:tc>
+          <w:tcPr>
+            <w:tcW w:type="dxa" w:w="1994"/>
+            <w:gridSpan w:val="2"/>
+          </w:tcPr>
+          <w:p>
+            <w:pPr>
+              <w:spacing w:before="20" w:after="20"/>
+            </w:pPr>
+            <w:r>
+              <w:rPr>
+                <w:rFonts w:ascii="Aptos" w:hAnsi="Aptos"/>
+                <w:b w:val="0"/>
+                <w:i w:val="0"/>
+                <w:sz w:val="22"/>
+              </w:rPr>
+              <w:t>—</w:t>
             </w:r>
           </w:p>
         </w:tc>
@@ -1088,7 +908,96 @@
       <w:tr>
         <w:tc>
           <w:tcPr>
-            <w:tcW w:type="dxa" w:w="3324"/>
+            <w:tcW w:type="dxa" w:w="9970"/>
+            <w:gridSpan w:val="10"/>
+            <w:shd w:val="clear" w:color="auto" w:fill="D9D9D9"/>
+          </w:tcPr>
+          <w:p>
+            <w:pPr>
+              <w:spacing w:before="20" w:after="20"/>
+            </w:pPr>
+            <w:r>
+              <w:rPr>
+                <w:rFonts w:ascii="Aptos" w:hAnsi="Aptos"/>
+                <w:b/>
+                <w:i w:val="0"/>
+                <w:sz w:val="22"/>
+              </w:rPr>
+              <w:t>Bilans ECTS</w:t>
+            </w:r>
+          </w:p>
+        </w:tc>
+      </w:tr>
+      <w:tr>
+        <w:tc>
+          <w:tcPr>
+            <w:tcW w:type="dxa" w:w="4985"/>
+            <w:gridSpan w:val="5"/>
+            <w:shd w:val="clear" w:color="auto" w:fill="D9D9D9"/>
+          </w:tcPr>
+          <w:p>
+            <w:pPr>
+              <w:spacing w:before="20" w:after="20"/>
+            </w:pPr>
+            <w:r>
+              <w:rPr>
+                <w:rFonts w:ascii="Aptos" w:hAnsi="Aptos"/>
+                <w:b/>
+                <w:i w:val="0"/>
+                <w:sz w:val="16"/>
+              </w:rPr>
+              <w:t>Rodzaj nakładu pracy:</w:t>
+            </w:r>
+          </w:p>
+        </w:tc>
+        <w:tc>
+          <w:tcPr>
+            <w:tcW w:type="dxa" w:w="2991"/>
+            <w:gridSpan w:val="3"/>
+            <w:shd w:val="clear" w:color="auto" w:fill="D9D9D9"/>
+          </w:tcPr>
+          <w:p>
+            <w:pPr>
+              <w:spacing w:before="20" w:after="20"/>
+            </w:pPr>
+            <w:r>
+              <w:rPr>
+                <w:rFonts w:ascii="Aptos" w:hAnsi="Aptos"/>
+                <w:b/>
+                <w:i w:val="0"/>
+                <w:sz w:val="16"/>
+              </w:rPr>
+              <w:t>Liczba godzin</w:t>
+            </w:r>
+          </w:p>
+        </w:tc>
+        <w:tc>
+          <w:tcPr>
+            <w:tcW w:type="dxa" w:w="1994"/>
+            <w:gridSpan w:val="2"/>
+            <w:shd w:val="clear" w:color="auto" w:fill="D9D9D9"/>
+          </w:tcPr>
+          <w:p>
+            <w:pPr>
+              <w:spacing w:before="20" w:after="20"/>
+            </w:pPr>
+            <w:r>
+              <w:rPr>
+                <w:rFonts w:ascii="Aptos" w:hAnsi="Aptos"/>
+                <w:b/>
+                <w:i w:val="0"/>
+                <w:sz w:val="16"/>
+              </w:rPr>
+              <w:t>ECTS</w:t>
+            </w:r>
+          </w:p>
+        </w:tc>
+      </w:tr>
+      <w:tr>
+        <w:tc>
+          <w:tcPr>
+            <w:tcW w:type="dxa" w:w="4985"/>
+            <w:gridSpan w:val="5"/>
           </w:tcPr>
           <w:p>
             <w:pPr>
@@ -1101,13 +1010,14 @@
                 <w:i w:val="0"/>
                 <w:sz w:val="22"/>
               </w:rPr>
-              <w:t>Suma</w:t>
+              <w:t>Zajęcia z bezpośrednim udziałem nauczyciela</w:t>
             </w:r>
           </w:p>
         </w:tc>
         <w:tc>
           <w:tcPr>
-            <w:tcW w:type="dxa" w:w="3324"/>
+            <w:tcW w:type="dxa" w:w="2991"/>
+            <w:gridSpan w:val="3"/>
           </w:tcPr>
           <w:p>
             <w:pPr>
@@ -1120,13 +1030,14 @@
                 <w:i w:val="0"/>
                 <w:sz w:val="22"/>
               </w:rPr>
-              <w:t>125</w:t>
+              <w:t>60</w:t>
             </w:r>
           </w:p>
         </w:tc>
         <w:tc>
           <w:tcPr>
-            <w:tcW w:type="dxa" w:w="3324"/>
+            <w:tcW w:type="dxa" w:w="1994"/>
+            <w:gridSpan w:val="2"/>
           </w:tcPr>
           <w:p>
             <w:pPr>
@@ -1139,7 +1050,112 @@
                 <w:i w:val="0"/>
                 <w:sz w:val="22"/>
               </w:rPr>
-              <w:t>0</w:t>
+              <w:t>2.4</w:t>
+            </w:r>
+          </w:p>
+        </w:tc>
+      </w:tr>
+      <w:tr>
+        <w:tc>
+          <w:tcPr>
+            <w:tcW w:type="dxa" w:w="4985"/>
+            <w:gridSpan w:val="5"/>
+          </w:tcPr>
+          <w:p>
+            <w:pPr>
+              <w:spacing w:before="20" w:after="20"/>
+            </w:pPr>
+            <w:r>
+              <w:rPr>
+                <w:rFonts w:ascii="Aptos" w:hAnsi="Aptos"/>
+                <w:b w:val="0"/>
+                <w:i w:val="0"/>
+                <w:sz w:val="22"/>
+              </w:rPr>
+              <w:t>Samodzielna praca studenta</w:t>
+            </w:r>
+          </w:p>
+        </w:tc>
+        <w:tc>
+          <w:tcPr>
+            <w:tcW w:type="dxa" w:w="2991"/>
+            <w:gridSpan w:val="3"/>
+          </w:tcPr>
+          <w:p>
+            <w:pPr>
+              <w:spacing w:before="20" w:after="20"/>
+            </w:pPr>
+            <w:r>
+              <w:rPr>
+                <w:rFonts w:ascii="Aptos" w:hAnsi="Aptos"/>
+                <w:b w:val="0"/>
+                <w:i w:val="0"/>
+                <w:sz w:val="22"/>
+              </w:rPr>
+              <w:t>65</w:t>
+            </w:r>
+          </w:p>
+        </w:tc>
+        <w:tc>
+          <w:tcPr>
+            <w:tcW w:type="dxa" w:w="1994"/>
+            <w:gridSpan w:val="2"/>
+          </w:tcPr>
+          <w:p>
+            <w:pPr>
+              <w:spacing w:before="20" w:after="20"/>
+            </w:pPr>
+            <w:r>
+              <w:rPr>
+                <w:rFonts w:ascii="Aptos" w:hAnsi="Aptos"/>
+                <w:b w:val="0"/>
+                <w:i w:val="0"/>
+                <w:sz w:val="22"/>
+              </w:rPr>
+              <w:t>2.6</w:t>
+            </w:r>
+          </w:p>
+        </w:tc>
+      </w:tr>
+      <w:tr>
+        <w:tc>
+          <w:tcPr>
+            <w:tcW w:type="dxa" w:w="4985"/>
+            <w:gridSpan w:val="5"/>
+            <w:shd w:val="clear" w:color="auto" w:fill="D9D9D9"/>
+          </w:tcPr>
+          <w:p>
+            <w:pPr>
+              <w:spacing w:before="20" w:after="20"/>
+            </w:pPr>
+            <w:r>
+              <w:rPr>
+                <w:rFonts w:ascii="Aptos" w:hAnsi="Aptos"/>
+                <w:b/>
+                <w:i w:val="0"/>
+                <w:sz w:val="16"/>
+              </w:rPr>
+              <w:t>Opis samodzielnej pracy studenta</w:t>
+            </w:r>
+          </w:p>
+        </w:tc>
+        <w:tc>
+          <w:tcPr>
+            <w:tcW w:type="dxa" w:w="4985"/>
+            <w:gridSpan w:val="5"/>
+          </w:tcPr>
+          <w:p>
+            <w:pPr>
+              <w:spacing w:before="20" w:after="20"/>
+            </w:pPr>
+            <w:r>
+              <w:rPr>
+                <w:rFonts w:ascii="Aptos" w:hAnsi="Aptos"/>
+                <w:b w:val="0"/>
+                <w:i w:val="0"/>
+                <w:sz w:val="22"/>
+              </w:rPr>
+              <w:t>Rozwijanie i doskonalenie gry komputerowej w Unreal Engine; praca w grupie; przygotowanie końcowej prezentacji projektu z pełną oceną styl/rozgrywka/zabawa/kreatywność.</w:t>
             </w:r>
           </w:p>
         </w:tc>
@@ -1250,7 +1266,97 @@
           <w:tcPr>
             <w:tcW w:type="dxa" w:w="9972"/>
           </w:tcPr>
-          <w:p/>
+          <w:p>
+            <w:pPr>
+              <w:spacing w:before="20" w:after="20"/>
+            </w:pPr>
+            <w:r>
+              <w:rPr>
+                <w:rFonts w:ascii="Aptos" w:hAnsi="Aptos"/>
+                <w:b/>
+                <w:sz w:val="22"/>
+              </w:rPr>
+              <w:t>Wykład:</w:t>
+            </w:r>
+          </w:p>
+          <w:p>
+            <w:pPr>
+              <w:spacing w:before="20" w:after="20"/>
+            </w:pPr>
+            <w:r>
+              <w:rPr>
+                <w:rFonts w:ascii="Aptos" w:hAnsi="Aptos"/>
+                <w:b w:val="0"/>
+                <w:sz w:val="22"/>
+              </w:rPr>
+              <w:t>• wykład z prezentacją multimedialną</w:t>
+            </w:r>
+          </w:p>
+          <w:p>
+            <w:pPr>
+              <w:spacing w:before="20" w:after="20"/>
+            </w:pPr>
+            <w:r>
+              <w:rPr>
+                <w:rFonts w:ascii="Aptos" w:hAnsi="Aptos"/>
+                <w:b w:val="0"/>
+                <w:sz w:val="22"/>
+              </w:rPr>
+              <w:t>• wykład konwersatoryjny (z elementami dyskusji)</w:t>
+            </w:r>
+          </w:p>
+          <w:p>
+            <w:pPr>
+              <w:spacing w:before="20" w:after="20"/>
+            </w:pPr>
+            <w:r>
+              <w:rPr>
+                <w:rFonts w:ascii="Aptos" w:hAnsi="Aptos"/>
+                <w:b/>
+                <w:sz w:val="22"/>
+              </w:rPr>
+              <w:t>Ćwiczenia / Laboratorium:</w:t>
+            </w:r>
+          </w:p>
+          <w:p>
+            <w:pPr>
+              <w:spacing w:before="20" w:after="20"/>
+            </w:pPr>
+            <w:r>
+              <w:rPr>
+                <w:rFonts w:ascii="Aptos" w:hAnsi="Aptos"/>
+                <w:b w:val="0"/>
+                <w:sz w:val="22"/>
+              </w:rPr>
+              <w:t>• metoda projektów (projekt praktyczny)</w:t>
+            </w:r>
+          </w:p>
+          <w:p>
+            <w:pPr>
+              <w:spacing w:before="20" w:after="20"/>
+            </w:pPr>
+            <w:r>
+              <w:rPr>
+                <w:rFonts w:ascii="Aptos" w:hAnsi="Aptos"/>
+                <w:b w:val="0"/>
+                <w:sz w:val="22"/>
+              </w:rPr>
+              <w:t>• praca w grupach</w:t>
+            </w:r>
+          </w:p>
+          <w:p>
+            <w:pPr>
+              <w:spacing w:before="20" w:after="20"/>
+            </w:pPr>
+            <w:r>
+              <w:rPr>
+                <w:rFonts w:ascii="Aptos" w:hAnsi="Aptos"/>
+                <w:b w:val="0"/>
+                <w:sz w:val="22"/>
+              </w:rPr>
+              <w:t>• burza mózgów</w:t>
+            </w:r>
+          </w:p>
         </w:tc>
       </w:tr>
     </w:tbl>
@@ -1499,189 +1605,10 @@
             <w:r>
               <w:rPr>
                 <w:rFonts w:ascii="Aptos" w:hAnsi="Aptos"/>
+                <w:b w:val="0"/>
+                <w:i w:val="0"/>
                 <w:sz w:val="22"/>
               </w:rPr>
-              <w:t>1. wykład z elementami dyskusji z prezentacją multimedialną, wykład zaproszony</w:t>
-            </w:r>
-          </w:p>
-          <w:p>
-            <w:pPr>
-              <w:spacing w:before="20" w:after="20"/>
-            </w:pPr>
-            <w:r>
-              <w:rPr>
-                <w:rFonts w:ascii="Aptos" w:hAnsi="Aptos"/>
-                <w:sz w:val="22"/>
-              </w:rPr>
-              <w:t>2. burza mózgów</w:t>
-            </w:r>
-          </w:p>
-          <w:p>
-            <w:pPr>
-              <w:spacing w:before="20" w:after="20"/>
-            </w:pPr>
-            <w:r>
-              <w:rPr>
-                <w:rFonts w:ascii="Aptos" w:hAnsi="Aptos"/>
-                <w:sz w:val="22"/>
-              </w:rPr>
-              <w:t>3. rozwiązywanie zadań</w:t>
-            </w:r>
-          </w:p>
-          <w:p>
-            <w:pPr>
-              <w:spacing w:before="20" w:after="20"/>
-            </w:pPr>
-            <w:r>
-              <w:rPr>
-                <w:rFonts w:ascii="Aptos" w:hAnsi="Aptos"/>
-                <w:sz w:val="22"/>
-              </w:rPr>
-              <w:t>4. analiza przypadków</w:t>
-            </w:r>
-          </w:p>
-          <w:p>
-            <w:pPr>
-              <w:spacing w:before="20" w:after="20"/>
-            </w:pPr>
-            <w:r>
-              <w:rPr>
-                <w:rFonts w:ascii="Aptos" w:hAnsi="Aptos"/>
-                <w:sz w:val="22"/>
-              </w:rPr>
-              <w:t>5. prezentacje</w:t>
-            </w:r>
-          </w:p>
-          <w:p>
-            <w:pPr>
-              <w:spacing w:before="20" w:after="20"/>
-            </w:pPr>
-            <w:r>
-              <w:rPr>
-                <w:rFonts w:ascii="Aptos" w:hAnsi="Aptos"/>
-                <w:sz w:val="22"/>
-              </w:rPr>
-              <w:t>6. praca w Unreal Engine</w:t>
-            </w:r>
-          </w:p>
-          <w:p>
-            <w:pPr>
-              <w:spacing w:before="20" w:after="20"/>
-            </w:pPr>
-            <w:r>
-              <w:rPr>
-                <w:rFonts w:ascii="Aptos" w:hAnsi="Aptos"/>
-                <w:sz w:val="22"/>
-              </w:rPr>
-              <w:t>7. Kryteria oceny</w:t>
-            </w:r>
-          </w:p>
-          <w:p>
-            <w:pPr>
-              <w:spacing w:before="20" w:after="20"/>
-            </w:pPr>
-            <w:r>
-              <w:rPr>
-                <w:rFonts w:ascii="Aptos" w:hAnsi="Aptos"/>
-                <w:sz w:val="22"/>
-              </w:rPr>
-              <w:t>8. Studenci prezentują swoje projekty (gry) i są oceniani przez publiczność punktowo:</w:t>
-            </w:r>
-          </w:p>
-          <w:p>
-            <w:pPr>
-              <w:spacing w:before="20" w:after="20"/>
-            </w:pPr>
-            <w:r>
-              <w:rPr>
-                <w:rFonts w:ascii="Aptos" w:hAnsi="Aptos"/>
-                <w:sz w:val="22"/>
-              </w:rPr>
-              <w:t>9. Styl (1-10)</w:t>
-            </w:r>
-          </w:p>
-          <w:p>
-            <w:pPr>
-              <w:spacing w:before="20" w:after="20"/>
-            </w:pPr>
-            <w:r>
-              <w:rPr>
-                <w:rFonts w:ascii="Aptos" w:hAnsi="Aptos"/>
-                <w:sz w:val="22"/>
-              </w:rPr>
-              <w:t>10. Rozgrywka (1-10)</w:t>
-            </w:r>
-          </w:p>
-          <w:p>
-            <w:pPr>
-              <w:spacing w:before="20" w:after="20"/>
-            </w:pPr>
-            <w:r>
-              <w:rPr>
-                <w:rFonts w:ascii="Aptos" w:hAnsi="Aptos"/>
-                <w:sz w:val="22"/>
-              </w:rPr>
-              <w:t>11. Zabawa (1-10)</w:t>
-            </w:r>
-          </w:p>
-          <w:p>
-            <w:pPr>
-              <w:spacing w:before="20" w:after="20"/>
-            </w:pPr>
-            <w:r>
-              <w:rPr>
-                <w:rFonts w:ascii="Aptos" w:hAnsi="Aptos"/>
-                <w:sz w:val="22"/>
-              </w:rPr>
-              <w:t>12. Kreatywność (1-10)</w:t>
-            </w:r>
-          </w:p>
-          <w:p>
-            <w:pPr>
-              <w:spacing w:before="20" w:after="20"/>
-            </w:pPr>
-            <w:r>
-              <w:rPr>
-                <w:rFonts w:ascii="Aptos" w:hAnsi="Aptos"/>
-                <w:sz w:val="22"/>
-              </w:rPr>
-              <w:t>13. Ukończenie (1-10)</w:t>
-            </w:r>
-          </w:p>
-          <w:p>
-            <w:pPr>
-              <w:spacing w:before="20" w:after="20"/>
-            </w:pPr>
-            <w:r>
-              <w:rPr>
-                <w:rFonts w:ascii="Aptos" w:hAnsi="Aptos"/>
-                <w:sz w:val="22"/>
-              </w:rPr>
-              <w:t>14. Studenci opowiadają także o swoim wkładzie w projekt i przyznają sobie punkty za:</w:t>
-            </w:r>
-          </w:p>
-          <w:p>
-            <w:pPr>
-              <w:spacing w:before="20" w:after="20"/>
-            </w:pPr>
-            <w:r>
-              <w:rPr>
-                <w:rFonts w:ascii="Aptos" w:hAnsi="Aptos"/>
-                <w:sz w:val="22"/>
-              </w:rPr>
-              <w:t>15. Wysiłek (1-10).</w:t>
-            </w:r>
-          </w:p>
-          <w:p>
-            <w:pPr>
-              <w:spacing w:before="20" w:after="20"/>
-            </w:pPr>
-            <w:r>
-              <w:rPr>
-                <w:rFonts w:ascii="Aptos" w:hAnsi="Aptos"/>
-                <w:sz w:val="22"/>
-              </w:rPr>
-              <w:t>16. Następnie obliczana jest ocena grupowa. Każda osoba z grupy określa, czy jej ocena końcowa powinna być taka sama jak ocena grupowa, czy też powinna otrzymać ocenę wyższą lub niższą. Ocena ta staje się oceną końcową dla każdego ucznia.</w:t>
             </w:r>
           </w:p>
         </w:tc>
@@ -1698,7 +1625,7 @@
                 <w:rFonts w:ascii="Aptos" w:hAnsi="Aptos"/>
                 <w:sz w:val="22"/>
               </w:rPr>
-              <w:t>1. wykład z elementami dyskusji z prezentacją multimedialną, wykład zaproszony</w:t>
+              <w:t>1. prezentacja projektu i dokumentacji</w:t>
             </w:r>
           </w:p>
           <w:p>
@@ -1710,175 +1637,7 @@
                 <w:rFonts w:ascii="Aptos" w:hAnsi="Aptos"/>
                 <w:sz w:val="22"/>
               </w:rPr>
-              <w:t>2. burza mózgów</w:t>
-            </w:r>
-          </w:p>
-          <w:p>
-            <w:pPr>
-              <w:spacing w:before="20" w:after="20"/>
-            </w:pPr>
-            <w:r>
-              <w:rPr>
-                <w:rFonts w:ascii="Aptos" w:hAnsi="Aptos"/>
-                <w:sz w:val="22"/>
-              </w:rPr>
-              <w:t>3. rozwiązywanie zadań</w:t>
-            </w:r>
-          </w:p>
-          <w:p>
-            <w:pPr>
-              <w:spacing w:before="20" w:after="20"/>
-            </w:pPr>
-            <w:r>
-              <w:rPr>
-                <w:rFonts w:ascii="Aptos" w:hAnsi="Aptos"/>
-                <w:sz w:val="22"/>
-              </w:rPr>
-              <w:t>4. analiza przypadków</w:t>
-            </w:r>
-          </w:p>
-          <w:p>
-            <w:pPr>
-              <w:spacing w:before="20" w:after="20"/>
-            </w:pPr>
-            <w:r>
-              <w:rPr>
-                <w:rFonts w:ascii="Aptos" w:hAnsi="Aptos"/>
-                <w:sz w:val="22"/>
-              </w:rPr>
-              <w:t>5. prezentacje</w:t>
-            </w:r>
-          </w:p>
-          <w:p>
-            <w:pPr>
-              <w:spacing w:before="20" w:after="20"/>
-            </w:pPr>
-            <w:r>
-              <w:rPr>
-                <w:rFonts w:ascii="Aptos" w:hAnsi="Aptos"/>
-                <w:sz w:val="22"/>
-              </w:rPr>
-              <w:t>6. praca w Unreal Engine</w:t>
-            </w:r>
-          </w:p>
-          <w:p>
-            <w:pPr>
-              <w:spacing w:before="20" w:after="20"/>
-            </w:pPr>
-            <w:r>
-              <w:rPr>
-                <w:rFonts w:ascii="Aptos" w:hAnsi="Aptos"/>
-                <w:sz w:val="22"/>
-              </w:rPr>
-              <w:t>7. Kryteria oceny</w:t>
-            </w:r>
-          </w:p>
-          <w:p>
-            <w:pPr>
-              <w:spacing w:before="20" w:after="20"/>
-            </w:pPr>
-            <w:r>
-              <w:rPr>
-                <w:rFonts w:ascii="Aptos" w:hAnsi="Aptos"/>
-                <w:sz w:val="22"/>
-              </w:rPr>
-              <w:t>8. Studenci prezentują swoje projekty (gry) i są oceniani przez publiczność punktowo:</w:t>
-            </w:r>
-          </w:p>
-          <w:p>
-            <w:pPr>
-              <w:spacing w:before="20" w:after="20"/>
-            </w:pPr>
-            <w:r>
-              <w:rPr>
-                <w:rFonts w:ascii="Aptos" w:hAnsi="Aptos"/>
-                <w:sz w:val="22"/>
-              </w:rPr>
-              <w:t>9. Styl (1-10)</w:t>
-            </w:r>
-          </w:p>
-          <w:p>
-            <w:pPr>
-              <w:spacing w:before="20" w:after="20"/>
-            </w:pPr>
-            <w:r>
-              <w:rPr>
-                <w:rFonts w:ascii="Aptos" w:hAnsi="Aptos"/>
-                <w:sz w:val="22"/>
-              </w:rPr>
-              <w:t>10. Rozgrywka (1-10)</w:t>
-            </w:r>
-          </w:p>
-          <w:p>
-            <w:pPr>
-              <w:spacing w:before="20" w:after="20"/>
-            </w:pPr>
-            <w:r>
-              <w:rPr>
-                <w:rFonts w:ascii="Aptos" w:hAnsi="Aptos"/>
-                <w:sz w:val="22"/>
-              </w:rPr>
-              <w:t>11. Zabawa (1-10)</w:t>
-            </w:r>
-          </w:p>
-          <w:p>
-            <w:pPr>
-              <w:spacing w:before="20" w:after="20"/>
-            </w:pPr>
-            <w:r>
-              <w:rPr>
-                <w:rFonts w:ascii="Aptos" w:hAnsi="Aptos"/>
-                <w:sz w:val="22"/>
-              </w:rPr>
-              <w:t>12. Kreatywność (1-10)</w:t>
-            </w:r>
-          </w:p>
-          <w:p>
-            <w:pPr>
-              <w:spacing w:before="20" w:after="20"/>
-            </w:pPr>
-            <w:r>
-              <w:rPr>
-                <w:rFonts w:ascii="Aptos" w:hAnsi="Aptos"/>
-                <w:sz w:val="22"/>
-              </w:rPr>
-              <w:t>13. Ukończenie (1-10)</w:t>
-            </w:r>
-          </w:p>
-          <w:p>
-            <w:pPr>
-              <w:spacing w:before="20" w:after="20"/>
-            </w:pPr>
-            <w:r>
-              <w:rPr>
-                <w:rFonts w:ascii="Aptos" w:hAnsi="Aptos"/>
-                <w:sz w:val="22"/>
-              </w:rPr>
-              <w:t>14. Studenci opowiadają także o swoim wkładzie w projekt i przyznają sobie punkty za:</w:t>
-            </w:r>
-          </w:p>
-          <w:p>
-            <w:pPr>
-              <w:spacing w:before="20" w:after="20"/>
-            </w:pPr>
-            <w:r>
-              <w:rPr>
-                <w:rFonts w:ascii="Aptos" w:hAnsi="Aptos"/>
-                <w:sz w:val="22"/>
-              </w:rPr>
-              <w:t>15. Wysiłek (1-10).</w:t>
-            </w:r>
-          </w:p>
-          <w:p>
-            <w:pPr>
-              <w:spacing w:before="20" w:after="20"/>
-            </w:pPr>
-            <w:r>
-              <w:rPr>
-                <w:rFonts w:ascii="Aptos" w:hAnsi="Aptos"/>
-                <w:sz w:val="22"/>
-              </w:rPr>
-              <w:t>16. Następnie obliczana jest ocena grupowa. Każda osoba z grupy określa, czy jej ocena końcowa powinna być taka sama jak ocena grupowa, czy też powinna otrzymać ocenę wyższą lub niższą. Ocena ta staje się oceną końcową dla każdego ucznia.</w:t>
+              <w:t>2. ocena sporządzonego oprogramowania</w:t>
             </w:r>
           </w:p>
         </w:tc>
@@ -2101,6 +1860,3615 @@
                 <w:sz w:val="22"/>
               </w:rPr>
               <w:t>The aim of the course is to deepen students’ knowledge and skills in game development, focusing on advanced game design techniques, optimization, marketing, and market analysis. Students gain practical experience in creating games that run smoothly on different platforms and learn how to effectively promote their products on the gaming market.</w:t>
+            </w:r>
+          </w:p>
+        </w:tc>
+      </w:tr>
+    </w:tbl>
+    <w:tbl>
+      <w:tblPr>
+        <w:tblW w:type="auto" w:w="0"/>
+        <w:tblLook w:firstColumn="1" w:firstRow="1" w:lastColumn="0" w:lastRow="0" w:noHBand="0" w:noVBand="1" w:val="04A0"/>
+        <w:tblBorders>
+          <w:top w:val="single" w:sz="4" w:space="0" w:color="000000"/>
+          <w:left w:val="single" w:sz="4" w:space="0" w:color="000000"/>
+          <w:bottom w:val="single" w:sz="4" w:space="0" w:color="000000"/>
+          <w:right w:val="single" w:sz="4" w:space="0" w:color="000000"/>
+          <w:insideH w:val="single" w:sz="4" w:space="0" w:color="000000"/>
+          <w:insideV w:val="single" w:sz="4" w:space="0" w:color="000000"/>
+        </w:tblBorders>
+        <w:tblW w:w="5000" w:type="pct"/>
+      </w:tblPr>
+      <w:tblGrid>
+        <w:gridCol w:w="680"/>
+        <w:gridCol w:w="4536"/>
+        <w:gridCol w:w="4252"/>
+      </w:tblGrid>
+      <w:tr>
+        <w:tc>
+          <w:tcPr>
+            <w:tcW w:type="dxa" w:w="9468"/>
+            <w:gridSpan w:val="3"/>
+            <w:shd w:val="clear" w:color="auto" w:fill="D9D9D9"/>
+          </w:tcPr>
+          <w:p>
+            <w:pPr>
+              <w:spacing w:before="20" w:after="20"/>
+            </w:pPr>
+            <w:r>
+              <w:rPr>
+                <w:rFonts w:ascii="Aptos" w:hAnsi="Aptos"/>
+                <w:b/>
+                <w:i w:val="0"/>
+                <w:sz w:val="22"/>
+              </w:rPr>
+              <w:t>15.  Treści programowe poszczególnych zajęć:</w:t>
+            </w:r>
+          </w:p>
+        </w:tc>
+      </w:tr>
+      <w:tr>
+        <w:tc>
+          <w:tcPr>
+            <w:tcW w:type="dxa" w:w="680"/>
+            <w:shd w:val="clear" w:color="auto" w:fill="D9D9D9"/>
+          </w:tcPr>
+          <w:p>
+            <w:pPr>
+              <w:spacing w:before="20" w:after="20"/>
+            </w:pPr>
+            <w:r>
+              <w:rPr>
+                <w:rFonts w:ascii="Aptos" w:hAnsi="Aptos"/>
+                <w:b/>
+                <w:i w:val="0"/>
+                <w:sz w:val="16"/>
+              </w:rPr>
+              <w:t>Nr zajęć</w:t>
+            </w:r>
+          </w:p>
+        </w:tc>
+        <w:tc>
+          <w:tcPr>
+            <w:tcW w:type="dxa" w:w="4536"/>
+            <w:shd w:val="clear" w:color="auto" w:fill="D9D9D9"/>
+          </w:tcPr>
+          <w:p>
+            <w:pPr>
+              <w:spacing w:before="20" w:after="20"/>
+            </w:pPr>
+            <w:r>
+              <w:rPr>
+                <w:rFonts w:ascii="Aptos" w:hAnsi="Aptos"/>
+                <w:b/>
+                <w:i w:val="0"/>
+                <w:sz w:val="16"/>
+              </w:rPr>
+              <w:t>Wykład</w:t>
+            </w:r>
+          </w:p>
+        </w:tc>
+        <w:tc>
+          <w:tcPr>
+            <w:tcW w:type="dxa" w:w="4252"/>
+            <w:shd w:val="clear" w:color="auto" w:fill="D9D9D9"/>
+          </w:tcPr>
+          <w:p>
+            <w:pPr>
+              <w:spacing w:before="20" w:after="20"/>
+            </w:pPr>
+            <w:r>
+              <w:rPr>
+                <w:rFonts w:ascii="Aptos" w:hAnsi="Aptos"/>
+                <w:b/>
+                <w:i w:val="0"/>
+                <w:sz w:val="16"/>
+              </w:rPr>
+              <w:t>Ćwiczenia / Laboratorium / Pracownia</w:t>
+            </w:r>
+          </w:p>
+        </w:tc>
+      </w:tr>
+      <w:tr>
+        <w:tc>
+          <w:tcPr>
+            <w:tcW w:type="dxa" w:w="680"/>
+          </w:tcPr>
+          <w:p>
+            <w:pPr>
+              <w:spacing w:before="20" w:after="20"/>
+            </w:pPr>
+            <w:r>
+              <w:rPr>
+                <w:rFonts w:ascii="Aptos" w:hAnsi="Aptos"/>
+                <w:b w:val="0"/>
+                <w:i w:val="0"/>
+                <w:sz w:val="22"/>
+              </w:rPr>
+              <w:t>1.</w:t>
+            </w:r>
+          </w:p>
+        </w:tc>
+        <w:tc>
+          <w:tcPr>
+            <w:tcW w:type="dxa" w:w="4536"/>
+          </w:tcPr>
+          <w:p>
+            <w:pPr>
+              <w:spacing w:before="20" w:after="20"/>
+            </w:pPr>
+            <w:r>
+              <w:rPr>
+                <w:rFonts w:ascii="Aptos" w:hAnsi="Aptos"/>
+                <w:b w:val="0"/>
+                <w:i w:val="0"/>
+                <w:sz w:val="22"/>
+              </w:rPr>
+              <w:t>Wprowadzenie i powtórka z WG1</w:t>
+            </w:r>
+          </w:p>
+        </w:tc>
+        <w:tc>
+          <w:tcPr>
+            <w:tcW w:type="dxa" w:w="4252"/>
+          </w:tcPr>
+          <w:p>
+            <w:pPr>
+              <w:spacing w:before="20" w:after="20"/>
+            </w:pPr>
+            <w:r>
+              <w:rPr>
+                <w:rFonts w:ascii="Aptos" w:hAnsi="Aptos"/>
+                <w:b w:val="0"/>
+                <w:i w:val="0"/>
+                <w:sz w:val="22"/>
+              </w:rPr>
+            </w:r>
+          </w:p>
+        </w:tc>
+      </w:tr>
+      <w:tr>
+        <w:tc>
+          <w:tcPr>
+            <w:tcW w:type="dxa" w:w="680"/>
+          </w:tcPr>
+          <w:p>
+            <w:pPr>
+              <w:spacing w:before="20" w:after="20"/>
+            </w:pPr>
+            <w:r>
+              <w:rPr>
+                <w:rFonts w:ascii="Aptos" w:hAnsi="Aptos"/>
+                <w:b w:val="0"/>
+                <w:i w:val="0"/>
+                <w:sz w:val="22"/>
+              </w:rPr>
+              <w:t>2.</w:t>
+            </w:r>
+          </w:p>
+        </w:tc>
+        <w:tc>
+          <w:tcPr>
+            <w:tcW w:type="dxa" w:w="4536"/>
+          </w:tcPr>
+          <w:p>
+            <w:pPr>
+              <w:spacing w:before="20" w:after="20"/>
+            </w:pPr>
+            <w:r>
+              <w:rPr>
+                <w:rFonts w:ascii="Aptos" w:hAnsi="Aptos"/>
+                <w:b w:val="0"/>
+                <w:i w:val="0"/>
+                <w:sz w:val="22"/>
+              </w:rPr>
+              <w:t>Przypomnienie najważniejszych zagadnień z Wytwarzania gier 1.</w:t>
+            </w:r>
+          </w:p>
+        </w:tc>
+        <w:tc>
+          <w:tcPr>
+            <w:tcW w:type="dxa" w:w="4252"/>
+          </w:tcPr>
+          <w:p>
+            <w:pPr>
+              <w:spacing w:before="20" w:after="20"/>
+            </w:pPr>
+            <w:r>
+              <w:rPr>
+                <w:rFonts w:ascii="Aptos" w:hAnsi="Aptos"/>
+                <w:b w:val="0"/>
+                <w:i w:val="0"/>
+                <w:sz w:val="22"/>
+              </w:rPr>
+            </w:r>
+          </w:p>
+        </w:tc>
+      </w:tr>
+      <w:tr>
+        <w:tc>
+          <w:tcPr>
+            <w:tcW w:type="dxa" w:w="680"/>
+          </w:tcPr>
+          <w:p>
+            <w:pPr>
+              <w:spacing w:before="20" w:after="20"/>
+            </w:pPr>
+            <w:r>
+              <w:rPr>
+                <w:rFonts w:ascii="Aptos" w:hAnsi="Aptos"/>
+                <w:b w:val="0"/>
+                <w:i w:val="0"/>
+                <w:sz w:val="22"/>
+              </w:rPr>
+              <w:t>3.</w:t>
+            </w:r>
+          </w:p>
+        </w:tc>
+        <w:tc>
+          <w:tcPr>
+            <w:tcW w:type="dxa" w:w="4536"/>
+          </w:tcPr>
+          <w:p>
+            <w:pPr>
+              <w:spacing w:before="20" w:after="20"/>
+            </w:pPr>
+            <w:r>
+              <w:rPr>
+                <w:rFonts w:ascii="Aptos" w:hAnsi="Aptos"/>
+                <w:b w:val="0"/>
+                <w:i w:val="0"/>
+                <w:sz w:val="22"/>
+              </w:rPr>
+              <w:t>Omówienie przykładowych projektów z poprzedniego semestru, analiza mocnych i słabych stron.</w:t>
+            </w:r>
+          </w:p>
+        </w:tc>
+        <w:tc>
+          <w:tcPr>
+            <w:tcW w:type="dxa" w:w="4252"/>
+          </w:tcPr>
+          <w:p>
+            <w:pPr>
+              <w:spacing w:before="20" w:after="20"/>
+            </w:pPr>
+            <w:r>
+              <w:rPr>
+                <w:rFonts w:ascii="Aptos" w:hAnsi="Aptos"/>
+                <w:b w:val="0"/>
+                <w:i w:val="0"/>
+                <w:sz w:val="22"/>
+              </w:rPr>
+            </w:r>
+          </w:p>
+        </w:tc>
+      </w:tr>
+      <w:tr>
+        <w:tc>
+          <w:tcPr>
+            <w:tcW w:type="dxa" w:w="680"/>
+          </w:tcPr>
+          <w:p>
+            <w:pPr>
+              <w:spacing w:before="20" w:after="20"/>
+            </w:pPr>
+            <w:r>
+              <w:rPr>
+                <w:rFonts w:ascii="Aptos" w:hAnsi="Aptos"/>
+                <w:b w:val="0"/>
+                <w:i w:val="0"/>
+                <w:sz w:val="22"/>
+              </w:rPr>
+              <w:t>4.</w:t>
+            </w:r>
+          </w:p>
+        </w:tc>
+        <w:tc>
+          <w:tcPr>
+            <w:tcW w:type="dxa" w:w="4536"/>
+          </w:tcPr>
+          <w:p>
+            <w:pPr>
+              <w:spacing w:before="20" w:after="20"/>
+            </w:pPr>
+            <w:r>
+              <w:rPr>
+                <w:rFonts w:ascii="Aptos" w:hAnsi="Aptos"/>
+                <w:b w:val="0"/>
+                <w:i w:val="0"/>
+                <w:sz w:val="22"/>
+              </w:rPr>
+              <w:t>Trendy na rynku gier, nowości technologiczne.</w:t>
+            </w:r>
+          </w:p>
+        </w:tc>
+        <w:tc>
+          <w:tcPr>
+            <w:tcW w:type="dxa" w:w="4252"/>
+          </w:tcPr>
+          <w:p>
+            <w:pPr>
+              <w:spacing w:before="20" w:after="20"/>
+            </w:pPr>
+            <w:r>
+              <w:rPr>
+                <w:rFonts w:ascii="Aptos" w:hAnsi="Aptos"/>
+                <w:b w:val="0"/>
+                <w:i w:val="0"/>
+                <w:sz w:val="22"/>
+              </w:rPr>
+            </w:r>
+          </w:p>
+        </w:tc>
+      </w:tr>
+      <w:tr>
+        <w:tc>
+          <w:tcPr>
+            <w:tcW w:type="dxa" w:w="680"/>
+          </w:tcPr>
+          <w:p>
+            <w:pPr>
+              <w:spacing w:before="20" w:after="20"/>
+            </w:pPr>
+            <w:r>
+              <w:rPr>
+                <w:rFonts w:ascii="Aptos" w:hAnsi="Aptos"/>
+                <w:b w:val="0"/>
+                <w:i w:val="0"/>
+                <w:sz w:val="22"/>
+              </w:rPr>
+              <w:t>5.</w:t>
+            </w:r>
+          </w:p>
+        </w:tc>
+        <w:tc>
+          <w:tcPr>
+            <w:tcW w:type="dxa" w:w="4536"/>
+          </w:tcPr>
+          <w:p>
+            <w:pPr>
+              <w:spacing w:before="20" w:after="20"/>
+            </w:pPr>
+            <w:r>
+              <w:rPr>
+                <w:rFonts w:ascii="Aptos" w:hAnsi="Aptos"/>
+                <w:b w:val="0"/>
+                <w:i w:val="0"/>
+                <w:sz w:val="22"/>
+              </w:rPr>
+              <w:t>Analityka gier</w:t>
+            </w:r>
+          </w:p>
+        </w:tc>
+        <w:tc>
+          <w:tcPr>
+            <w:tcW w:type="dxa" w:w="4252"/>
+          </w:tcPr>
+          <w:p>
+            <w:pPr>
+              <w:spacing w:before="20" w:after="20"/>
+            </w:pPr>
+            <w:r>
+              <w:rPr>
+                <w:rFonts w:ascii="Aptos" w:hAnsi="Aptos"/>
+                <w:b w:val="0"/>
+                <w:i w:val="0"/>
+                <w:sz w:val="22"/>
+              </w:rPr>
+            </w:r>
+          </w:p>
+        </w:tc>
+      </w:tr>
+      <w:tr>
+        <w:tc>
+          <w:tcPr>
+            <w:tcW w:type="dxa" w:w="680"/>
+          </w:tcPr>
+          <w:p>
+            <w:pPr>
+              <w:spacing w:before="20" w:after="20"/>
+            </w:pPr>
+            <w:r>
+              <w:rPr>
+                <w:rFonts w:ascii="Aptos" w:hAnsi="Aptos"/>
+                <w:b w:val="0"/>
+                <w:i w:val="0"/>
+                <w:sz w:val="22"/>
+              </w:rPr>
+              <w:t>6.</w:t>
+            </w:r>
+          </w:p>
+        </w:tc>
+        <w:tc>
+          <w:tcPr>
+            <w:tcW w:type="dxa" w:w="4536"/>
+          </w:tcPr>
+          <w:p>
+            <w:pPr>
+              <w:spacing w:before="20" w:after="20"/>
+            </w:pPr>
+            <w:r>
+              <w:rPr>
+                <w:rFonts w:ascii="Aptos" w:hAnsi="Aptos"/>
+                <w:b w:val="0"/>
+                <w:i w:val="0"/>
+                <w:sz w:val="22"/>
+              </w:rPr>
+              <w:t>Rodzaje danych zbieranych w grach i ich znaczenie.</w:t>
+            </w:r>
+          </w:p>
+        </w:tc>
+        <w:tc>
+          <w:tcPr>
+            <w:tcW w:type="dxa" w:w="4252"/>
+          </w:tcPr>
+          <w:p>
+            <w:pPr>
+              <w:spacing w:before="20" w:after="20"/>
+            </w:pPr>
+            <w:r>
+              <w:rPr>
+                <w:rFonts w:ascii="Aptos" w:hAnsi="Aptos"/>
+                <w:b w:val="0"/>
+                <w:i w:val="0"/>
+                <w:sz w:val="22"/>
+              </w:rPr>
+            </w:r>
+          </w:p>
+        </w:tc>
+      </w:tr>
+      <w:tr>
+        <w:tc>
+          <w:tcPr>
+            <w:tcW w:type="dxa" w:w="680"/>
+          </w:tcPr>
+          <w:p>
+            <w:pPr>
+              <w:spacing w:before="20" w:after="20"/>
+            </w:pPr>
+            <w:r>
+              <w:rPr>
+                <w:rFonts w:ascii="Aptos" w:hAnsi="Aptos"/>
+                <w:b w:val="0"/>
+                <w:i w:val="0"/>
+                <w:sz w:val="22"/>
+              </w:rPr>
+              <w:t>7.</w:t>
+            </w:r>
+          </w:p>
+        </w:tc>
+        <w:tc>
+          <w:tcPr>
+            <w:tcW w:type="dxa" w:w="4536"/>
+          </w:tcPr>
+          <w:p>
+            <w:pPr>
+              <w:spacing w:before="20" w:after="20"/>
+            </w:pPr>
+            <w:r>
+              <w:rPr>
+                <w:rFonts w:ascii="Aptos" w:hAnsi="Aptos"/>
+                <w:b w:val="0"/>
+                <w:i w:val="0"/>
+                <w:sz w:val="22"/>
+              </w:rPr>
+              <w:t>Narzędzia analityczne i ich zastosowanie w optymalizacji gier.</w:t>
+            </w:r>
+          </w:p>
+        </w:tc>
+        <w:tc>
+          <w:tcPr>
+            <w:tcW w:type="dxa" w:w="4252"/>
+          </w:tcPr>
+          <w:p>
+            <w:pPr>
+              <w:spacing w:before="20" w:after="20"/>
+            </w:pPr>
+            <w:r>
+              <w:rPr>
+                <w:rFonts w:ascii="Aptos" w:hAnsi="Aptos"/>
+                <w:b w:val="0"/>
+                <w:i w:val="0"/>
+                <w:sz w:val="22"/>
+              </w:rPr>
+            </w:r>
+          </w:p>
+        </w:tc>
+      </w:tr>
+      <w:tr>
+        <w:tc>
+          <w:tcPr>
+            <w:tcW w:type="dxa" w:w="680"/>
+          </w:tcPr>
+          <w:p>
+            <w:pPr>
+              <w:spacing w:before="20" w:after="20"/>
+            </w:pPr>
+            <w:r>
+              <w:rPr>
+                <w:rFonts w:ascii="Aptos" w:hAnsi="Aptos"/>
+                <w:b w:val="0"/>
+                <w:i w:val="0"/>
+                <w:sz w:val="22"/>
+              </w:rPr>
+              <w:t>8.</w:t>
+            </w:r>
+          </w:p>
+        </w:tc>
+        <w:tc>
+          <w:tcPr>
+            <w:tcW w:type="dxa" w:w="4536"/>
+          </w:tcPr>
+          <w:p>
+            <w:pPr>
+              <w:spacing w:before="20" w:after="20"/>
+            </w:pPr>
+            <w:r>
+              <w:rPr>
+                <w:rFonts w:ascii="Aptos" w:hAnsi="Aptos"/>
+                <w:b w:val="0"/>
+                <w:i w:val="0"/>
+                <w:sz w:val="22"/>
+              </w:rPr>
+              <w:t>Interpretacja danych, wyciąganie wniosków i podejmowanie decyzji na podstawie analizy.</w:t>
+            </w:r>
+          </w:p>
+        </w:tc>
+        <w:tc>
+          <w:tcPr>
+            <w:tcW w:type="dxa" w:w="4252"/>
+          </w:tcPr>
+          <w:p>
+            <w:pPr>
+              <w:spacing w:before="20" w:after="20"/>
+            </w:pPr>
+            <w:r>
+              <w:rPr>
+                <w:rFonts w:ascii="Aptos" w:hAnsi="Aptos"/>
+                <w:b w:val="0"/>
+                <w:i w:val="0"/>
+                <w:sz w:val="22"/>
+              </w:rPr>
+            </w:r>
+          </w:p>
+        </w:tc>
+      </w:tr>
+      <w:tr>
+        <w:tc>
+          <w:tcPr>
+            <w:tcW w:type="dxa" w:w="680"/>
+          </w:tcPr>
+          <w:p>
+            <w:pPr>
+              <w:spacing w:before="20" w:after="20"/>
+            </w:pPr>
+            <w:r>
+              <w:rPr>
+                <w:rFonts w:ascii="Aptos" w:hAnsi="Aptos"/>
+                <w:b w:val="0"/>
+                <w:i w:val="0"/>
+                <w:sz w:val="22"/>
+              </w:rPr>
+              <w:t>9.</w:t>
+            </w:r>
+          </w:p>
+        </w:tc>
+        <w:tc>
+          <w:tcPr>
+            <w:tcW w:type="dxa" w:w="4536"/>
+          </w:tcPr>
+          <w:p>
+            <w:pPr>
+              <w:spacing w:before="20" w:after="20"/>
+            </w:pPr>
+            <w:r>
+              <w:rPr>
+                <w:rFonts w:ascii="Aptos" w:hAnsi="Aptos"/>
+                <w:b w:val="0"/>
+                <w:i w:val="0"/>
+                <w:sz w:val="22"/>
+              </w:rPr>
+              <w:t>Marketing gier</w:t>
+            </w:r>
+          </w:p>
+        </w:tc>
+        <w:tc>
+          <w:tcPr>
+            <w:tcW w:type="dxa" w:w="4252"/>
+          </w:tcPr>
+          <w:p>
+            <w:pPr>
+              <w:spacing w:before="20" w:after="20"/>
+            </w:pPr>
+            <w:r>
+              <w:rPr>
+                <w:rFonts w:ascii="Aptos" w:hAnsi="Aptos"/>
+                <w:b w:val="0"/>
+                <w:i w:val="0"/>
+                <w:sz w:val="22"/>
+              </w:rPr>
+            </w:r>
+          </w:p>
+        </w:tc>
+      </w:tr>
+      <w:tr>
+        <w:tc>
+          <w:tcPr>
+            <w:tcW w:type="dxa" w:w="680"/>
+          </w:tcPr>
+          <w:p>
+            <w:pPr>
+              <w:spacing w:before="20" w:after="20"/>
+            </w:pPr>
+            <w:r>
+              <w:rPr>
+                <w:rFonts w:ascii="Aptos" w:hAnsi="Aptos"/>
+                <w:b w:val="0"/>
+                <w:i w:val="0"/>
+                <w:sz w:val="22"/>
+              </w:rPr>
+              <w:t>10.</w:t>
+            </w:r>
+          </w:p>
+        </w:tc>
+        <w:tc>
+          <w:tcPr>
+            <w:tcW w:type="dxa" w:w="4536"/>
+          </w:tcPr>
+          <w:p>
+            <w:pPr>
+              <w:spacing w:before="20" w:after="20"/>
+            </w:pPr>
+            <w:r>
+              <w:rPr>
+                <w:rFonts w:ascii="Aptos" w:hAnsi="Aptos"/>
+                <w:b w:val="0"/>
+                <w:i w:val="0"/>
+                <w:sz w:val="22"/>
+              </w:rPr>
+              <w:t>Wprowadzenie do marketingu w grach.</w:t>
+            </w:r>
+          </w:p>
+        </w:tc>
+        <w:tc>
+          <w:tcPr>
+            <w:tcW w:type="dxa" w:w="4252"/>
+          </w:tcPr>
+          <w:p>
+            <w:pPr>
+              <w:spacing w:before="20" w:after="20"/>
+            </w:pPr>
+            <w:r>
+              <w:rPr>
+                <w:rFonts w:ascii="Aptos" w:hAnsi="Aptos"/>
+                <w:b w:val="0"/>
+                <w:i w:val="0"/>
+                <w:sz w:val="22"/>
+              </w:rPr>
+            </w:r>
+          </w:p>
+        </w:tc>
+      </w:tr>
+      <w:tr>
+        <w:tc>
+          <w:tcPr>
+            <w:tcW w:type="dxa" w:w="680"/>
+          </w:tcPr>
+          <w:p>
+            <w:pPr>
+              <w:spacing w:before="20" w:after="20"/>
+            </w:pPr>
+            <w:r>
+              <w:rPr>
+                <w:rFonts w:ascii="Aptos" w:hAnsi="Aptos"/>
+                <w:b w:val="0"/>
+                <w:i w:val="0"/>
+                <w:sz w:val="22"/>
+              </w:rPr>
+              <w:t>11.</w:t>
+            </w:r>
+          </w:p>
+        </w:tc>
+        <w:tc>
+          <w:tcPr>
+            <w:tcW w:type="dxa" w:w="4536"/>
+          </w:tcPr>
+          <w:p>
+            <w:pPr>
+              <w:spacing w:before="20" w:after="20"/>
+            </w:pPr>
+            <w:r>
+              <w:rPr>
+                <w:rFonts w:ascii="Aptos" w:hAnsi="Aptos"/>
+                <w:b w:val="0"/>
+                <w:i w:val="0"/>
+                <w:sz w:val="22"/>
+              </w:rPr>
+              <w:t>Definiowanie grupy docelowej, tworzenie persony gracza.</w:t>
+            </w:r>
+          </w:p>
+        </w:tc>
+        <w:tc>
+          <w:tcPr>
+            <w:tcW w:type="dxa" w:w="4252"/>
+          </w:tcPr>
+          <w:p>
+            <w:pPr>
+              <w:spacing w:before="20" w:after="20"/>
+            </w:pPr>
+            <w:r>
+              <w:rPr>
+                <w:rFonts w:ascii="Aptos" w:hAnsi="Aptos"/>
+                <w:b w:val="0"/>
+                <w:i w:val="0"/>
+                <w:sz w:val="22"/>
+              </w:rPr>
+            </w:r>
+          </w:p>
+        </w:tc>
+      </w:tr>
+      <w:tr>
+        <w:tc>
+          <w:tcPr>
+            <w:tcW w:type="dxa" w:w="680"/>
+          </w:tcPr>
+          <w:p>
+            <w:pPr>
+              <w:spacing w:before="20" w:after="20"/>
+            </w:pPr>
+            <w:r>
+              <w:rPr>
+                <w:rFonts w:ascii="Aptos" w:hAnsi="Aptos"/>
+                <w:b w:val="0"/>
+                <w:i w:val="0"/>
+                <w:sz w:val="22"/>
+              </w:rPr>
+              <w:t>12.</w:t>
+            </w:r>
+          </w:p>
+        </w:tc>
+        <w:tc>
+          <w:tcPr>
+            <w:tcW w:type="dxa" w:w="4536"/>
+          </w:tcPr>
+          <w:p>
+            <w:pPr>
+              <w:spacing w:before="20" w:after="20"/>
+            </w:pPr>
+            <w:r>
+              <w:rPr>
+                <w:rFonts w:ascii="Aptos" w:hAnsi="Aptos"/>
+                <w:b w:val="0"/>
+                <w:i w:val="0"/>
+                <w:sz w:val="22"/>
+              </w:rPr>
+              <w:t>Kanały marketingowe dla gier, strategie promocji.</w:t>
+            </w:r>
+          </w:p>
+        </w:tc>
+        <w:tc>
+          <w:tcPr>
+            <w:tcW w:type="dxa" w:w="4252"/>
+          </w:tcPr>
+          <w:p>
+            <w:pPr>
+              <w:spacing w:before="20" w:after="20"/>
+            </w:pPr>
+            <w:r>
+              <w:rPr>
+                <w:rFonts w:ascii="Aptos" w:hAnsi="Aptos"/>
+                <w:b w:val="0"/>
+                <w:i w:val="0"/>
+                <w:sz w:val="22"/>
+              </w:rPr>
+            </w:r>
+          </w:p>
+        </w:tc>
+      </w:tr>
+      <w:tr>
+        <w:tc>
+          <w:tcPr>
+            <w:tcW w:type="dxa" w:w="680"/>
+          </w:tcPr>
+          <w:p>
+            <w:pPr>
+              <w:spacing w:before="20" w:after="20"/>
+            </w:pPr>
+            <w:r>
+              <w:rPr>
+                <w:rFonts w:ascii="Aptos" w:hAnsi="Aptos"/>
+                <w:b w:val="0"/>
+                <w:i w:val="0"/>
+                <w:sz w:val="22"/>
+              </w:rPr>
+              <w:t>13.</w:t>
+            </w:r>
+          </w:p>
+        </w:tc>
+        <w:tc>
+          <w:tcPr>
+            <w:tcW w:type="dxa" w:w="4536"/>
+          </w:tcPr>
+          <w:p>
+            <w:pPr>
+              <w:spacing w:before="20" w:after="20"/>
+            </w:pPr>
+            <w:r>
+              <w:rPr>
+                <w:rFonts w:ascii="Aptos" w:hAnsi="Aptos"/>
+                <w:b w:val="0"/>
+                <w:i w:val="0"/>
+                <w:sz w:val="22"/>
+              </w:rPr>
+              <w:t>Rynek gier: VR, PC, Konsole</w:t>
+            </w:r>
+          </w:p>
+        </w:tc>
+        <w:tc>
+          <w:tcPr>
+            <w:tcW w:type="dxa" w:w="4252"/>
+          </w:tcPr>
+          <w:p>
+            <w:pPr>
+              <w:spacing w:before="20" w:after="20"/>
+            </w:pPr>
+            <w:r>
+              <w:rPr>
+                <w:rFonts w:ascii="Aptos" w:hAnsi="Aptos"/>
+                <w:b w:val="0"/>
+                <w:i w:val="0"/>
+                <w:sz w:val="22"/>
+              </w:rPr>
+            </w:r>
+          </w:p>
+        </w:tc>
+      </w:tr>
+      <w:tr>
+        <w:tc>
+          <w:tcPr>
+            <w:tcW w:type="dxa" w:w="680"/>
+          </w:tcPr>
+          <w:p>
+            <w:pPr>
+              <w:spacing w:before="20" w:after="20"/>
+            </w:pPr>
+            <w:r>
+              <w:rPr>
+                <w:rFonts w:ascii="Aptos" w:hAnsi="Aptos"/>
+                <w:b w:val="0"/>
+                <w:i w:val="0"/>
+                <w:sz w:val="22"/>
+              </w:rPr>
+              <w:t>14.</w:t>
+            </w:r>
+          </w:p>
+        </w:tc>
+        <w:tc>
+          <w:tcPr>
+            <w:tcW w:type="dxa" w:w="4536"/>
+          </w:tcPr>
+          <w:p>
+            <w:pPr>
+              <w:spacing w:before="20" w:after="20"/>
+            </w:pPr>
+            <w:r>
+              <w:rPr>
+                <w:rFonts w:ascii="Aptos" w:hAnsi="Aptos"/>
+                <w:b w:val="0"/>
+                <w:i w:val="0"/>
+                <w:sz w:val="22"/>
+              </w:rPr>
+              <w:t>Omówienie specyfiki, zalet i wad tworzenia gier na różne platformy.</w:t>
+            </w:r>
+          </w:p>
+        </w:tc>
+        <w:tc>
+          <w:tcPr>
+            <w:tcW w:type="dxa" w:w="4252"/>
+          </w:tcPr>
+          <w:p>
+            <w:pPr>
+              <w:spacing w:before="20" w:after="20"/>
+            </w:pPr>
+            <w:r>
+              <w:rPr>
+                <w:rFonts w:ascii="Aptos" w:hAnsi="Aptos"/>
+                <w:b w:val="0"/>
+                <w:i w:val="0"/>
+                <w:sz w:val="22"/>
+              </w:rPr>
+            </w:r>
+          </w:p>
+        </w:tc>
+      </w:tr>
+      <w:tr>
+        <w:tc>
+          <w:tcPr>
+            <w:tcW w:type="dxa" w:w="680"/>
+          </w:tcPr>
+          <w:p>
+            <w:pPr>
+              <w:spacing w:before="20" w:after="20"/>
+            </w:pPr>
+            <w:r>
+              <w:rPr>
+                <w:rFonts w:ascii="Aptos" w:hAnsi="Aptos"/>
+                <w:b w:val="0"/>
+                <w:i w:val="0"/>
+                <w:sz w:val="22"/>
+              </w:rPr>
+              <w:t>15.</w:t>
+            </w:r>
+          </w:p>
+        </w:tc>
+        <w:tc>
+          <w:tcPr>
+            <w:tcW w:type="dxa" w:w="4536"/>
+          </w:tcPr>
+          <w:p>
+            <w:pPr>
+              <w:spacing w:before="20" w:after="20"/>
+            </w:pPr>
+            <w:r>
+              <w:rPr>
+                <w:rFonts w:ascii="Aptos" w:hAnsi="Aptos"/>
+                <w:b w:val="0"/>
+                <w:i w:val="0"/>
+                <w:sz w:val="22"/>
+              </w:rPr>
+              <w:t>Trendy na poszczególnych rynkach, analiza konkurencji.</w:t>
+            </w:r>
+          </w:p>
+        </w:tc>
+        <w:tc>
+          <w:tcPr>
+            <w:tcW w:type="dxa" w:w="4252"/>
+          </w:tcPr>
+          <w:p>
+            <w:pPr>
+              <w:spacing w:before="20" w:after="20"/>
+            </w:pPr>
+            <w:r>
+              <w:rPr>
+                <w:rFonts w:ascii="Aptos" w:hAnsi="Aptos"/>
+                <w:b w:val="0"/>
+                <w:i w:val="0"/>
+                <w:sz w:val="22"/>
+              </w:rPr>
+            </w:r>
+          </w:p>
+        </w:tc>
+      </w:tr>
+      <w:tr>
+        <w:tc>
+          <w:tcPr>
+            <w:tcW w:type="dxa" w:w="680"/>
+          </w:tcPr>
+          <w:p>
+            <w:pPr>
+              <w:spacing w:before="20" w:after="20"/>
+            </w:pPr>
+            <w:r>
+              <w:rPr>
+                <w:rFonts w:ascii="Aptos" w:hAnsi="Aptos"/>
+                <w:b w:val="0"/>
+                <w:i w:val="0"/>
+                <w:sz w:val="22"/>
+              </w:rPr>
+              <w:t>16.</w:t>
+            </w:r>
+          </w:p>
+        </w:tc>
+        <w:tc>
+          <w:tcPr>
+            <w:tcW w:type="dxa" w:w="4536"/>
+          </w:tcPr>
+          <w:p>
+            <w:pPr>
+              <w:spacing w:before="20" w:after="20"/>
+            </w:pPr>
+            <w:r>
+              <w:rPr>
+                <w:rFonts w:ascii="Aptos" w:hAnsi="Aptos"/>
+                <w:b w:val="0"/>
+                <w:i w:val="0"/>
+                <w:sz w:val="22"/>
+              </w:rPr>
+              <w:t>Wybór platformy docelowej dla gry, dostosowanie projektu do specyfiki rynku.</w:t>
+            </w:r>
+          </w:p>
+        </w:tc>
+        <w:tc>
+          <w:tcPr>
+            <w:tcW w:type="dxa" w:w="4252"/>
+          </w:tcPr>
+          <w:p>
+            <w:pPr>
+              <w:spacing w:before="20" w:after="20"/>
+            </w:pPr>
+            <w:r>
+              <w:rPr>
+                <w:rFonts w:ascii="Aptos" w:hAnsi="Aptos"/>
+                <w:b w:val="0"/>
+                <w:i w:val="0"/>
+                <w:sz w:val="22"/>
+              </w:rPr>
+            </w:r>
+          </w:p>
+        </w:tc>
+      </w:tr>
+      <w:tr>
+        <w:tc>
+          <w:tcPr>
+            <w:tcW w:type="dxa" w:w="680"/>
+          </w:tcPr>
+          <w:p>
+            <w:pPr>
+              <w:spacing w:before="20" w:after="20"/>
+            </w:pPr>
+            <w:r>
+              <w:rPr>
+                <w:rFonts w:ascii="Aptos" w:hAnsi="Aptos"/>
+                <w:b w:val="0"/>
+                <w:i w:val="0"/>
+                <w:sz w:val="22"/>
+              </w:rPr>
+              <w:t>17.</w:t>
+            </w:r>
+          </w:p>
+        </w:tc>
+        <w:tc>
+          <w:tcPr>
+            <w:tcW w:type="dxa" w:w="4536"/>
+          </w:tcPr>
+          <w:p>
+            <w:pPr>
+              <w:spacing w:before="20" w:after="20"/>
+            </w:pPr>
+            <w:r>
+              <w:rPr>
+                <w:rFonts w:ascii="Aptos" w:hAnsi="Aptos"/>
+                <w:b w:val="0"/>
+                <w:i w:val="0"/>
+                <w:sz w:val="22"/>
+              </w:rPr>
+              <w:t>Zaawansowane techniki projektowania gier</w:t>
+            </w:r>
+          </w:p>
+        </w:tc>
+        <w:tc>
+          <w:tcPr>
+            <w:tcW w:type="dxa" w:w="4252"/>
+          </w:tcPr>
+          <w:p>
+            <w:pPr>
+              <w:spacing w:before="20" w:after="20"/>
+            </w:pPr>
+            <w:r>
+              <w:rPr>
+                <w:rFonts w:ascii="Aptos" w:hAnsi="Aptos"/>
+                <w:b w:val="0"/>
+                <w:i w:val="0"/>
+                <w:sz w:val="22"/>
+              </w:rPr>
+            </w:r>
+          </w:p>
+        </w:tc>
+      </w:tr>
+      <w:tr>
+        <w:tc>
+          <w:tcPr>
+            <w:tcW w:type="dxa" w:w="680"/>
+          </w:tcPr>
+          <w:p>
+            <w:pPr>
+              <w:spacing w:before="20" w:after="20"/>
+            </w:pPr>
+            <w:r>
+              <w:rPr>
+                <w:rFonts w:ascii="Aptos" w:hAnsi="Aptos"/>
+                <w:b w:val="0"/>
+                <w:i w:val="0"/>
+                <w:sz w:val="22"/>
+              </w:rPr>
+              <w:t>18.</w:t>
+            </w:r>
+          </w:p>
+        </w:tc>
+        <w:tc>
+          <w:tcPr>
+            <w:tcW w:type="dxa" w:w="4536"/>
+          </w:tcPr>
+          <w:p>
+            <w:pPr>
+              <w:spacing w:before="20" w:after="20"/>
+            </w:pPr>
+            <w:r>
+              <w:rPr>
+                <w:rFonts w:ascii="Aptos" w:hAnsi="Aptos"/>
+                <w:b w:val="0"/>
+                <w:i w:val="0"/>
+                <w:sz w:val="22"/>
+              </w:rPr>
+              <w:t>Projektowanie narracji w grach, budowanie świata gry.</w:t>
+            </w:r>
+          </w:p>
+        </w:tc>
+        <w:tc>
+          <w:tcPr>
+            <w:tcW w:type="dxa" w:w="4252"/>
+          </w:tcPr>
+          <w:p>
+            <w:pPr>
+              <w:spacing w:before="20" w:after="20"/>
+            </w:pPr>
+            <w:r>
+              <w:rPr>
+                <w:rFonts w:ascii="Aptos" w:hAnsi="Aptos"/>
+                <w:b w:val="0"/>
+                <w:i w:val="0"/>
+                <w:sz w:val="22"/>
+              </w:rPr>
+            </w:r>
+          </w:p>
+        </w:tc>
+      </w:tr>
+      <w:tr>
+        <w:tc>
+          <w:tcPr>
+            <w:tcW w:type="dxa" w:w="680"/>
+          </w:tcPr>
+          <w:p>
+            <w:pPr>
+              <w:spacing w:before="20" w:after="20"/>
+            </w:pPr>
+            <w:r>
+              <w:rPr>
+                <w:rFonts w:ascii="Aptos" w:hAnsi="Aptos"/>
+                <w:b w:val="0"/>
+                <w:i w:val="0"/>
+                <w:sz w:val="22"/>
+              </w:rPr>
+              <w:t>19.</w:t>
+            </w:r>
+          </w:p>
+        </w:tc>
+        <w:tc>
+          <w:tcPr>
+            <w:tcW w:type="dxa" w:w="4536"/>
+          </w:tcPr>
+          <w:p>
+            <w:pPr>
+              <w:spacing w:before="20" w:after="20"/>
+            </w:pPr>
+            <w:r>
+              <w:rPr>
+                <w:rFonts w:ascii="Aptos" w:hAnsi="Aptos"/>
+                <w:b w:val="0"/>
+                <w:i w:val="0"/>
+                <w:sz w:val="22"/>
+              </w:rPr>
+              <w:t>Tworzenie angażującej rozgrywki, projektowanie wyzwań i nagród.</w:t>
+            </w:r>
+          </w:p>
+        </w:tc>
+        <w:tc>
+          <w:tcPr>
+            <w:tcW w:type="dxa" w:w="4252"/>
+          </w:tcPr>
+          <w:p>
+            <w:pPr>
+              <w:spacing w:before="20" w:after="20"/>
+            </w:pPr>
+            <w:r>
+              <w:rPr>
+                <w:rFonts w:ascii="Aptos" w:hAnsi="Aptos"/>
+                <w:b w:val="0"/>
+                <w:i w:val="0"/>
+                <w:sz w:val="22"/>
+              </w:rPr>
+            </w:r>
+          </w:p>
+        </w:tc>
+      </w:tr>
+      <w:tr>
+        <w:tc>
+          <w:tcPr>
+            <w:tcW w:type="dxa" w:w="680"/>
+          </w:tcPr>
+          <w:p>
+            <w:pPr>
+              <w:spacing w:before="20" w:after="20"/>
+            </w:pPr>
+            <w:r>
+              <w:rPr>
+                <w:rFonts w:ascii="Aptos" w:hAnsi="Aptos"/>
+                <w:b w:val="0"/>
+                <w:i w:val="0"/>
+                <w:sz w:val="22"/>
+              </w:rPr>
+              <w:t>20.</w:t>
+            </w:r>
+          </w:p>
+        </w:tc>
+        <w:tc>
+          <w:tcPr>
+            <w:tcW w:type="dxa" w:w="4536"/>
+          </w:tcPr>
+          <w:p>
+            <w:pPr>
+              <w:spacing w:before="20" w:after="20"/>
+            </w:pPr>
+            <w:r>
+              <w:rPr>
+                <w:rFonts w:ascii="Aptos" w:hAnsi="Aptos"/>
+                <w:b w:val="0"/>
+                <w:i w:val="0"/>
+                <w:sz w:val="22"/>
+              </w:rPr>
+              <w:t>Balansowanie gry, zapewnienie odpowiedniego poziomu trudności.</w:t>
+            </w:r>
+          </w:p>
+        </w:tc>
+        <w:tc>
+          <w:tcPr>
+            <w:tcW w:type="dxa" w:w="4252"/>
+          </w:tcPr>
+          <w:p>
+            <w:pPr>
+              <w:spacing w:before="20" w:after="20"/>
+            </w:pPr>
+            <w:r>
+              <w:rPr>
+                <w:rFonts w:ascii="Aptos" w:hAnsi="Aptos"/>
+                <w:b w:val="0"/>
+                <w:i w:val="0"/>
+                <w:sz w:val="22"/>
+              </w:rPr>
+            </w:r>
+          </w:p>
+        </w:tc>
+      </w:tr>
+      <w:tr>
+        <w:tc>
+          <w:tcPr>
+            <w:tcW w:type="dxa" w:w="680"/>
+          </w:tcPr>
+          <w:p>
+            <w:pPr>
+              <w:spacing w:before="20" w:after="20"/>
+            </w:pPr>
+            <w:r>
+              <w:rPr>
+                <w:rFonts w:ascii="Aptos" w:hAnsi="Aptos"/>
+                <w:b w:val="0"/>
+                <w:i w:val="0"/>
+                <w:sz w:val="22"/>
+              </w:rPr>
+              <w:t>21.</w:t>
+            </w:r>
+          </w:p>
+        </w:tc>
+        <w:tc>
+          <w:tcPr>
+            <w:tcW w:type="dxa" w:w="4536"/>
+          </w:tcPr>
+          <w:p>
+            <w:pPr>
+              <w:spacing w:before="20" w:after="20"/>
+            </w:pPr>
+            <w:r>
+              <w:rPr>
+                <w:rFonts w:ascii="Aptos" w:hAnsi="Aptos"/>
+                <w:b w:val="0"/>
+                <w:i w:val="0"/>
+                <w:sz w:val="22"/>
+              </w:rPr>
+              <w:t>Optymalizacja gier</w:t>
+            </w:r>
+          </w:p>
+        </w:tc>
+        <w:tc>
+          <w:tcPr>
+            <w:tcW w:type="dxa" w:w="4252"/>
+          </w:tcPr>
+          <w:p>
+            <w:pPr>
+              <w:spacing w:before="20" w:after="20"/>
+            </w:pPr>
+            <w:r>
+              <w:rPr>
+                <w:rFonts w:ascii="Aptos" w:hAnsi="Aptos"/>
+                <w:b w:val="0"/>
+                <w:i w:val="0"/>
+                <w:sz w:val="22"/>
+              </w:rPr>
+            </w:r>
+          </w:p>
+        </w:tc>
+      </w:tr>
+      <w:tr>
+        <w:tc>
+          <w:tcPr>
+            <w:tcW w:type="dxa" w:w="680"/>
+          </w:tcPr>
+          <w:p>
+            <w:pPr>
+              <w:spacing w:before="20" w:after="20"/>
+            </w:pPr>
+            <w:r>
+              <w:rPr>
+                <w:rFonts w:ascii="Aptos" w:hAnsi="Aptos"/>
+                <w:b w:val="0"/>
+                <w:i w:val="0"/>
+                <w:sz w:val="22"/>
+              </w:rPr>
+              <w:t>22.</w:t>
+            </w:r>
+          </w:p>
+        </w:tc>
+        <w:tc>
+          <w:tcPr>
+            <w:tcW w:type="dxa" w:w="4536"/>
+          </w:tcPr>
+          <w:p>
+            <w:pPr>
+              <w:spacing w:before="20" w:after="20"/>
+            </w:pPr>
+            <w:r>
+              <w:rPr>
+                <w:rFonts w:ascii="Aptos" w:hAnsi="Aptos"/>
+                <w:b w:val="0"/>
+                <w:i w:val="0"/>
+                <w:sz w:val="22"/>
+              </w:rPr>
+              <w:t>Zaawansowana optymalizacja gier na platformy PC i konsolowe.</w:t>
+            </w:r>
+          </w:p>
+        </w:tc>
+        <w:tc>
+          <w:tcPr>
+            <w:tcW w:type="dxa" w:w="4252"/>
+          </w:tcPr>
+          <w:p>
+            <w:pPr>
+              <w:spacing w:before="20" w:after="20"/>
+            </w:pPr>
+            <w:r>
+              <w:rPr>
+                <w:rFonts w:ascii="Aptos" w:hAnsi="Aptos"/>
+                <w:b w:val="0"/>
+                <w:i w:val="0"/>
+                <w:sz w:val="22"/>
+              </w:rPr>
+            </w:r>
+          </w:p>
+        </w:tc>
+      </w:tr>
+      <w:tr>
+        <w:tc>
+          <w:tcPr>
+            <w:tcW w:type="dxa" w:w="680"/>
+          </w:tcPr>
+          <w:p>
+            <w:pPr>
+              <w:spacing w:before="20" w:after="20"/>
+            </w:pPr>
+            <w:r>
+              <w:rPr>
+                <w:rFonts w:ascii="Aptos" w:hAnsi="Aptos"/>
+                <w:b w:val="0"/>
+                <w:i w:val="0"/>
+                <w:sz w:val="22"/>
+              </w:rPr>
+              <w:t>23.</w:t>
+            </w:r>
+          </w:p>
+        </w:tc>
+        <w:tc>
+          <w:tcPr>
+            <w:tcW w:type="dxa" w:w="4536"/>
+          </w:tcPr>
+          <w:p>
+            <w:pPr>
+              <w:spacing w:before="20" w:after="20"/>
+            </w:pPr>
+            <w:r>
+              <w:rPr>
+                <w:rFonts w:ascii="Aptos" w:hAnsi="Aptos"/>
+                <w:b w:val="0"/>
+                <w:i w:val="0"/>
+                <w:sz w:val="22"/>
+              </w:rPr>
+              <w:t>Optymalizacja grafiki, dźwięku i kodu gry.</w:t>
+            </w:r>
+          </w:p>
+        </w:tc>
+        <w:tc>
+          <w:tcPr>
+            <w:tcW w:type="dxa" w:w="4252"/>
+          </w:tcPr>
+          <w:p>
+            <w:pPr>
+              <w:spacing w:before="20" w:after="20"/>
+            </w:pPr>
+            <w:r>
+              <w:rPr>
+                <w:rFonts w:ascii="Aptos" w:hAnsi="Aptos"/>
+                <w:b w:val="0"/>
+                <w:i w:val="0"/>
+                <w:sz w:val="22"/>
+              </w:rPr>
+            </w:r>
+          </w:p>
+        </w:tc>
+      </w:tr>
+      <w:tr>
+        <w:tc>
+          <w:tcPr>
+            <w:tcW w:type="dxa" w:w="680"/>
+          </w:tcPr>
+          <w:p>
+            <w:pPr>
+              <w:spacing w:before="20" w:after="20"/>
+            </w:pPr>
+            <w:r>
+              <w:rPr>
+                <w:rFonts w:ascii="Aptos" w:hAnsi="Aptos"/>
+                <w:b w:val="0"/>
+                <w:i w:val="0"/>
+                <w:sz w:val="22"/>
+              </w:rPr>
+              <w:t>24.</w:t>
+            </w:r>
+          </w:p>
+        </w:tc>
+        <w:tc>
+          <w:tcPr>
+            <w:tcW w:type="dxa" w:w="4536"/>
+          </w:tcPr>
+          <w:p>
+            <w:pPr>
+              <w:spacing w:before="20" w:after="20"/>
+            </w:pPr>
+            <w:r>
+              <w:rPr>
+                <w:rFonts w:ascii="Aptos" w:hAnsi="Aptos"/>
+                <w:b w:val="0"/>
+                <w:i w:val="0"/>
+                <w:sz w:val="22"/>
+              </w:rPr>
+              <w:t>Narzędzia do profilowania i optymalizacji, dobre praktyki.</w:t>
+            </w:r>
+          </w:p>
+        </w:tc>
+        <w:tc>
+          <w:tcPr>
+            <w:tcW w:type="dxa" w:w="4252"/>
+          </w:tcPr>
+          <w:p>
+            <w:pPr>
+              <w:spacing w:before="20" w:after="20"/>
+            </w:pPr>
+            <w:r>
+              <w:rPr>
+                <w:rFonts w:ascii="Aptos" w:hAnsi="Aptos"/>
+                <w:b w:val="0"/>
+                <w:i w:val="0"/>
+                <w:sz w:val="22"/>
+              </w:rPr>
+            </w:r>
+          </w:p>
+        </w:tc>
+      </w:tr>
+      <w:tr>
+        <w:tc>
+          <w:tcPr>
+            <w:tcW w:type="dxa" w:w="680"/>
+          </w:tcPr>
+          <w:p>
+            <w:pPr>
+              <w:spacing w:before="20" w:after="20"/>
+            </w:pPr>
+            <w:r>
+              <w:rPr>
+                <w:rFonts w:ascii="Aptos" w:hAnsi="Aptos"/>
+                <w:b w:val="0"/>
+                <w:i w:val="0"/>
+                <w:sz w:val="22"/>
+              </w:rPr>
+              <w:t>25.</w:t>
+            </w:r>
+          </w:p>
+        </w:tc>
+        <w:tc>
+          <w:tcPr>
+            <w:tcW w:type="dxa" w:w="4536"/>
+          </w:tcPr>
+          <w:p>
+            <w:pPr>
+              <w:spacing w:before="20" w:after="20"/>
+            </w:pPr>
+            <w:r>
+              <w:rPr>
+                <w:rFonts w:ascii="Aptos" w:hAnsi="Aptos"/>
+                <w:b w:val="0"/>
+                <w:i w:val="0"/>
+                <w:sz w:val="22"/>
+              </w:rPr>
+              <w:t>Zwiastuny gier i kampanie społecznościowe</w:t>
+            </w:r>
+          </w:p>
+        </w:tc>
+        <w:tc>
+          <w:tcPr>
+            <w:tcW w:type="dxa" w:w="4252"/>
+          </w:tcPr>
+          <w:p>
+            <w:pPr>
+              <w:spacing w:before="20" w:after="20"/>
+            </w:pPr>
+            <w:r>
+              <w:rPr>
+                <w:rFonts w:ascii="Aptos" w:hAnsi="Aptos"/>
+                <w:b w:val="0"/>
+                <w:i w:val="0"/>
+                <w:sz w:val="22"/>
+              </w:rPr>
+            </w:r>
+          </w:p>
+        </w:tc>
+      </w:tr>
+      <w:tr>
+        <w:tc>
+          <w:tcPr>
+            <w:tcW w:type="dxa" w:w="680"/>
+          </w:tcPr>
+          <w:p>
+            <w:pPr>
+              <w:spacing w:before="20" w:after="20"/>
+            </w:pPr>
+            <w:r>
+              <w:rPr>
+                <w:rFonts w:ascii="Aptos" w:hAnsi="Aptos"/>
+                <w:b w:val="0"/>
+                <w:i w:val="0"/>
+                <w:sz w:val="22"/>
+              </w:rPr>
+              <w:t>26.</w:t>
+            </w:r>
+          </w:p>
+        </w:tc>
+        <w:tc>
+          <w:tcPr>
+            <w:tcW w:type="dxa" w:w="4536"/>
+          </w:tcPr>
+          <w:p>
+            <w:pPr>
+              <w:spacing w:before="20" w:after="20"/>
+            </w:pPr>
+            <w:r>
+              <w:rPr>
+                <w:rFonts w:ascii="Aptos" w:hAnsi="Aptos"/>
+                <w:b w:val="0"/>
+                <w:i w:val="0"/>
+                <w:sz w:val="22"/>
+              </w:rPr>
+              <w:t>Tworzenie zwiastunów gier przyciągających uwagę graczy.</w:t>
+            </w:r>
+          </w:p>
+        </w:tc>
+        <w:tc>
+          <w:tcPr>
+            <w:tcW w:type="dxa" w:w="4252"/>
+          </w:tcPr>
+          <w:p>
+            <w:pPr>
+              <w:spacing w:before="20" w:after="20"/>
+            </w:pPr>
+            <w:r>
+              <w:rPr>
+                <w:rFonts w:ascii="Aptos" w:hAnsi="Aptos"/>
+                <w:b w:val="0"/>
+                <w:i w:val="0"/>
+                <w:sz w:val="22"/>
+              </w:rPr>
+            </w:r>
+          </w:p>
+        </w:tc>
+      </w:tr>
+      <w:tr>
+        <w:tc>
+          <w:tcPr>
+            <w:tcW w:type="dxa" w:w="680"/>
+          </w:tcPr>
+          <w:p>
+            <w:pPr>
+              <w:spacing w:before="20" w:after="20"/>
+            </w:pPr>
+            <w:r>
+              <w:rPr>
+                <w:rFonts w:ascii="Aptos" w:hAnsi="Aptos"/>
+                <w:b w:val="0"/>
+                <w:i w:val="0"/>
+                <w:sz w:val="22"/>
+              </w:rPr>
+              <w:t>27.</w:t>
+            </w:r>
+          </w:p>
+        </w:tc>
+        <w:tc>
+          <w:tcPr>
+            <w:tcW w:type="dxa" w:w="4536"/>
+          </w:tcPr>
+          <w:p>
+            <w:pPr>
+              <w:spacing w:before="20" w:after="20"/>
+            </w:pPr>
+            <w:r>
+              <w:rPr>
+                <w:rFonts w:ascii="Aptos" w:hAnsi="Aptos"/>
+                <w:b w:val="0"/>
+                <w:i w:val="0"/>
+                <w:sz w:val="22"/>
+              </w:rPr>
+              <w:t>Prowadzenie kampanii w mediach społecznościowych, budowanie zaangażowania.</w:t>
+            </w:r>
+          </w:p>
+        </w:tc>
+        <w:tc>
+          <w:tcPr>
+            <w:tcW w:type="dxa" w:w="4252"/>
+          </w:tcPr>
+          <w:p>
+            <w:pPr>
+              <w:spacing w:before="20" w:after="20"/>
+            </w:pPr>
+            <w:r>
+              <w:rPr>
+                <w:rFonts w:ascii="Aptos" w:hAnsi="Aptos"/>
+                <w:b w:val="0"/>
+                <w:i w:val="0"/>
+                <w:sz w:val="22"/>
+              </w:rPr>
+            </w:r>
+          </w:p>
+        </w:tc>
+      </w:tr>
+      <w:tr>
+        <w:tc>
+          <w:tcPr>
+            <w:tcW w:type="dxa" w:w="680"/>
+          </w:tcPr>
+          <w:p>
+            <w:pPr>
+              <w:spacing w:before="20" w:after="20"/>
+            </w:pPr>
+            <w:r>
+              <w:rPr>
+                <w:rFonts w:ascii="Aptos" w:hAnsi="Aptos"/>
+                <w:b w:val="0"/>
+                <w:i w:val="0"/>
+                <w:sz w:val="22"/>
+              </w:rPr>
+              <w:t>28.</w:t>
+            </w:r>
+          </w:p>
+        </w:tc>
+        <w:tc>
+          <w:tcPr>
+            <w:tcW w:type="dxa" w:w="4536"/>
+          </w:tcPr>
+          <w:p>
+            <w:pPr>
+              <w:spacing w:before="20" w:after="20"/>
+            </w:pPr>
+            <w:r>
+              <w:rPr>
+                <w:rFonts w:ascii="Aptos" w:hAnsi="Aptos"/>
+                <w:b w:val="0"/>
+                <w:i w:val="0"/>
+                <w:sz w:val="22"/>
+              </w:rPr>
+              <w:t>Współpraca z influencerami, marketing szeptany.</w:t>
+            </w:r>
+          </w:p>
+        </w:tc>
+        <w:tc>
+          <w:tcPr>
+            <w:tcW w:type="dxa" w:w="4252"/>
+          </w:tcPr>
+          <w:p>
+            <w:pPr>
+              <w:spacing w:before="20" w:after="20"/>
+            </w:pPr>
+            <w:r>
+              <w:rPr>
+                <w:rFonts w:ascii="Aptos" w:hAnsi="Aptos"/>
+                <w:b w:val="0"/>
+                <w:i w:val="0"/>
+                <w:sz w:val="22"/>
+              </w:rPr>
+            </w:r>
+          </w:p>
+        </w:tc>
+      </w:tr>
+      <w:tr>
+        <w:tc>
+          <w:tcPr>
+            <w:tcW w:type="dxa" w:w="680"/>
+          </w:tcPr>
+          <w:p>
+            <w:pPr>
+              <w:spacing w:before="20" w:after="20"/>
+            </w:pPr>
+            <w:r>
+              <w:rPr>
+                <w:rFonts w:ascii="Aptos" w:hAnsi="Aptos"/>
+                <w:b w:val="0"/>
+                <w:i w:val="0"/>
+                <w:sz w:val="22"/>
+              </w:rPr>
+              <w:t>29.</w:t>
+            </w:r>
+          </w:p>
+        </w:tc>
+        <w:tc>
+          <w:tcPr>
+            <w:tcW w:type="dxa" w:w="4536"/>
+          </w:tcPr>
+          <w:p>
+            <w:pPr>
+              <w:spacing w:before="20" w:after="20"/>
+            </w:pPr>
+            <w:r>
+              <w:rPr>
+                <w:rFonts w:ascii="Aptos" w:hAnsi="Aptos"/>
+                <w:b w:val="0"/>
+                <w:i w:val="0"/>
+                <w:sz w:val="22"/>
+              </w:rPr>
+              <w:t>Psychologia gier: kierowanie uwagą gracza</w:t>
+            </w:r>
+          </w:p>
+        </w:tc>
+        <w:tc>
+          <w:tcPr>
+            <w:tcW w:type="dxa" w:w="4252"/>
+          </w:tcPr>
+          <w:p>
+            <w:pPr>
+              <w:spacing w:before="20" w:after="20"/>
+            </w:pPr>
+            <w:r>
+              <w:rPr>
+                <w:rFonts w:ascii="Aptos" w:hAnsi="Aptos"/>
+                <w:b w:val="0"/>
+                <w:i w:val="0"/>
+                <w:sz w:val="22"/>
+              </w:rPr>
+            </w:r>
+          </w:p>
+        </w:tc>
+      </w:tr>
+      <w:tr>
+        <w:tc>
+          <w:tcPr>
+            <w:tcW w:type="dxa" w:w="680"/>
+          </w:tcPr>
+          <w:p>
+            <w:pPr>
+              <w:spacing w:before="20" w:after="20"/>
+            </w:pPr>
+            <w:r>
+              <w:rPr>
+                <w:rFonts w:ascii="Aptos" w:hAnsi="Aptos"/>
+                <w:b w:val="0"/>
+                <w:i w:val="0"/>
+                <w:sz w:val="22"/>
+              </w:rPr>
+              <w:t>30.</w:t>
+            </w:r>
+          </w:p>
+        </w:tc>
+        <w:tc>
+          <w:tcPr>
+            <w:tcW w:type="dxa" w:w="4536"/>
+          </w:tcPr>
+          <w:p>
+            <w:pPr>
+              <w:spacing w:before="20" w:after="20"/>
+            </w:pPr>
+            <w:r>
+              <w:rPr>
+                <w:rFonts w:ascii="Aptos" w:hAnsi="Aptos"/>
+                <w:b w:val="0"/>
+                <w:i w:val="0"/>
+                <w:sz w:val="22"/>
+              </w:rPr>
+              <w:t>Techniki narracji wizualnej w grach, budowanie napięcia i emocji.</w:t>
+            </w:r>
+          </w:p>
+        </w:tc>
+        <w:tc>
+          <w:tcPr>
+            <w:tcW w:type="dxa" w:w="4252"/>
+          </w:tcPr>
+          <w:p>
+            <w:pPr>
+              <w:spacing w:before="20" w:after="20"/>
+            </w:pPr>
+            <w:r>
+              <w:rPr>
+                <w:rFonts w:ascii="Aptos" w:hAnsi="Aptos"/>
+                <w:b w:val="0"/>
+                <w:i w:val="0"/>
+                <w:sz w:val="22"/>
+              </w:rPr>
+            </w:r>
+          </w:p>
+        </w:tc>
+      </w:tr>
+      <w:tr>
+        <w:tc>
+          <w:tcPr>
+            <w:tcW w:type="dxa" w:w="680"/>
+          </w:tcPr>
+          <w:p>
+            <w:pPr>
+              <w:spacing w:before="20" w:after="20"/>
+            </w:pPr>
+            <w:r>
+              <w:rPr>
+                <w:rFonts w:ascii="Aptos" w:hAnsi="Aptos"/>
+                <w:b w:val="0"/>
+                <w:i w:val="0"/>
+                <w:sz w:val="22"/>
+              </w:rPr>
+              <w:t>31.</w:t>
+            </w:r>
+          </w:p>
+        </w:tc>
+        <w:tc>
+          <w:tcPr>
+            <w:tcW w:type="dxa" w:w="4536"/>
+          </w:tcPr>
+          <w:p>
+            <w:pPr>
+              <w:spacing w:before="20" w:after="20"/>
+            </w:pPr>
+            <w:r>
+              <w:rPr>
+                <w:rFonts w:ascii="Aptos" w:hAnsi="Aptos"/>
+                <w:b w:val="0"/>
+                <w:i w:val="0"/>
+                <w:sz w:val="22"/>
+              </w:rPr>
+              <w:t>Prowadzenie gracza przez świat gry, projektowanie intuicyjnego interfejsu.</w:t>
+            </w:r>
+          </w:p>
+        </w:tc>
+        <w:tc>
+          <w:tcPr>
+            <w:tcW w:type="dxa" w:w="4252"/>
+          </w:tcPr>
+          <w:p>
+            <w:pPr>
+              <w:spacing w:before="20" w:after="20"/>
+            </w:pPr>
+            <w:r>
+              <w:rPr>
+                <w:rFonts w:ascii="Aptos" w:hAnsi="Aptos"/>
+                <w:b w:val="0"/>
+                <w:i w:val="0"/>
+                <w:sz w:val="22"/>
+              </w:rPr>
+            </w:r>
+          </w:p>
+        </w:tc>
+      </w:tr>
+      <w:tr>
+        <w:tc>
+          <w:tcPr>
+            <w:tcW w:type="dxa" w:w="680"/>
+          </w:tcPr>
+          <w:p>
+            <w:pPr>
+              <w:spacing w:before="20" w:after="20"/>
+            </w:pPr>
+            <w:r>
+              <w:rPr>
+                <w:rFonts w:ascii="Aptos" w:hAnsi="Aptos"/>
+                <w:b w:val="0"/>
+                <w:i w:val="0"/>
+                <w:sz w:val="22"/>
+              </w:rPr>
+              <w:t>32.</w:t>
+            </w:r>
+          </w:p>
+        </w:tc>
+        <w:tc>
+          <w:tcPr>
+            <w:tcW w:type="dxa" w:w="4536"/>
+          </w:tcPr>
+          <w:p>
+            <w:pPr>
+              <w:spacing w:before="20" w:after="20"/>
+            </w:pPr>
+            <w:r>
+              <w:rPr>
+                <w:rFonts w:ascii="Aptos" w:hAnsi="Aptos"/>
+                <w:b w:val="0"/>
+                <w:i w:val="0"/>
+                <w:sz w:val="22"/>
+              </w:rPr>
+              <w:t>Wykorzystanie dźwięku i muzyki do budowania atmosfery.</w:t>
+            </w:r>
+          </w:p>
+        </w:tc>
+        <w:tc>
+          <w:tcPr>
+            <w:tcW w:type="dxa" w:w="4252"/>
+          </w:tcPr>
+          <w:p>
+            <w:pPr>
+              <w:spacing w:before="20" w:after="20"/>
+            </w:pPr>
+            <w:r>
+              <w:rPr>
+                <w:rFonts w:ascii="Aptos" w:hAnsi="Aptos"/>
+                <w:b w:val="0"/>
+                <w:i w:val="0"/>
+                <w:sz w:val="22"/>
+              </w:rPr>
+            </w:r>
+          </w:p>
+        </w:tc>
+      </w:tr>
+      <w:tr>
+        <w:tc>
+          <w:tcPr>
+            <w:tcW w:type="dxa" w:w="680"/>
+          </w:tcPr>
+          <w:p>
+            <w:pPr>
+              <w:spacing w:before="20" w:after="20"/>
+            </w:pPr>
+            <w:r>
+              <w:rPr>
+                <w:rFonts w:ascii="Aptos" w:hAnsi="Aptos"/>
+                <w:b w:val="0"/>
+                <w:i w:val="0"/>
+                <w:sz w:val="22"/>
+              </w:rPr>
+              <w:t>33.</w:t>
+            </w:r>
+          </w:p>
+        </w:tc>
+        <w:tc>
+          <w:tcPr>
+            <w:tcW w:type="dxa" w:w="4536"/>
+          </w:tcPr>
+          <w:p>
+            <w:pPr>
+              <w:spacing w:before="20" w:after="20"/>
+            </w:pPr>
+            <w:r>
+              <w:rPr>
+                <w:rFonts w:ascii="Aptos" w:hAnsi="Aptos"/>
+                <w:b w:val="0"/>
+                <w:i w:val="0"/>
+                <w:sz w:val="22"/>
+              </w:rPr>
+              <w:t>Sztuka w grach: kadrowanie i kompozycja</w:t>
+            </w:r>
+          </w:p>
+        </w:tc>
+        <w:tc>
+          <w:tcPr>
+            <w:tcW w:type="dxa" w:w="4252"/>
+          </w:tcPr>
+          <w:p>
+            <w:pPr>
+              <w:spacing w:before="20" w:after="20"/>
+            </w:pPr>
+            <w:r>
+              <w:rPr>
+                <w:rFonts w:ascii="Aptos" w:hAnsi="Aptos"/>
+                <w:b w:val="0"/>
+                <w:i w:val="0"/>
+                <w:sz w:val="22"/>
+              </w:rPr>
+            </w:r>
+          </w:p>
+        </w:tc>
+      </w:tr>
+      <w:tr>
+        <w:tc>
+          <w:tcPr>
+            <w:tcW w:type="dxa" w:w="680"/>
+          </w:tcPr>
+          <w:p>
+            <w:pPr>
+              <w:spacing w:before="20" w:after="20"/>
+            </w:pPr>
+            <w:r>
+              <w:rPr>
+                <w:rFonts w:ascii="Aptos" w:hAnsi="Aptos"/>
+                <w:b w:val="0"/>
+                <w:i w:val="0"/>
+                <w:sz w:val="22"/>
+              </w:rPr>
+              <w:t>34.</w:t>
+            </w:r>
+          </w:p>
+        </w:tc>
+        <w:tc>
+          <w:tcPr>
+            <w:tcW w:type="dxa" w:w="4536"/>
+          </w:tcPr>
+          <w:p>
+            <w:pPr>
+              <w:spacing w:before="20" w:after="20"/>
+            </w:pPr>
+            <w:r>
+              <w:rPr>
+                <w:rFonts w:ascii="Aptos" w:hAnsi="Aptos"/>
+                <w:b w:val="0"/>
+                <w:i w:val="0"/>
+                <w:sz w:val="22"/>
+              </w:rPr>
+              <w:t>Podstawy kompozycji obrazu, stosowanie zasad kadrowania w grach.</w:t>
+            </w:r>
+          </w:p>
+        </w:tc>
+        <w:tc>
+          <w:tcPr>
+            <w:tcW w:type="dxa" w:w="4252"/>
+          </w:tcPr>
+          <w:p>
+            <w:pPr>
+              <w:spacing w:before="20" w:after="20"/>
+            </w:pPr>
+            <w:r>
+              <w:rPr>
+                <w:rFonts w:ascii="Aptos" w:hAnsi="Aptos"/>
+                <w:b w:val="0"/>
+                <w:i w:val="0"/>
+                <w:sz w:val="22"/>
+              </w:rPr>
+            </w:r>
+          </w:p>
+        </w:tc>
+      </w:tr>
+      <w:tr>
+        <w:tc>
+          <w:tcPr>
+            <w:tcW w:type="dxa" w:w="680"/>
+          </w:tcPr>
+          <w:p>
+            <w:pPr>
+              <w:spacing w:before="20" w:after="20"/>
+            </w:pPr>
+            <w:r>
+              <w:rPr>
+                <w:rFonts w:ascii="Aptos" w:hAnsi="Aptos"/>
+                <w:b w:val="0"/>
+                <w:i w:val="0"/>
+                <w:sz w:val="22"/>
+              </w:rPr>
+              <w:t>35.</w:t>
+            </w:r>
+          </w:p>
+        </w:tc>
+        <w:tc>
+          <w:tcPr>
+            <w:tcW w:type="dxa" w:w="4536"/>
+          </w:tcPr>
+          <w:p>
+            <w:pPr>
+              <w:spacing w:before="20" w:after="20"/>
+            </w:pPr>
+            <w:r>
+              <w:rPr>
+                <w:rFonts w:ascii="Aptos" w:hAnsi="Aptos"/>
+                <w:b w:val="0"/>
+                <w:i w:val="0"/>
+                <w:sz w:val="22"/>
+              </w:rPr>
+              <w:t>Język filmu: ujęcia, montaż, ruch kamery.</w:t>
+            </w:r>
+          </w:p>
+        </w:tc>
+        <w:tc>
+          <w:tcPr>
+            <w:tcW w:type="dxa" w:w="4252"/>
+          </w:tcPr>
+          <w:p>
+            <w:pPr>
+              <w:spacing w:before="20" w:after="20"/>
+            </w:pPr>
+            <w:r>
+              <w:rPr>
+                <w:rFonts w:ascii="Aptos" w:hAnsi="Aptos"/>
+                <w:b w:val="0"/>
+                <w:i w:val="0"/>
+                <w:sz w:val="22"/>
+              </w:rPr>
+            </w:r>
+          </w:p>
+        </w:tc>
+      </w:tr>
+      <w:tr>
+        <w:tc>
+          <w:tcPr>
+            <w:tcW w:type="dxa" w:w="680"/>
+          </w:tcPr>
+          <w:p>
+            <w:pPr>
+              <w:spacing w:before="20" w:after="20"/>
+            </w:pPr>
+            <w:r>
+              <w:rPr>
+                <w:rFonts w:ascii="Aptos" w:hAnsi="Aptos"/>
+                <w:b w:val="0"/>
+                <w:i w:val="0"/>
+                <w:sz w:val="22"/>
+              </w:rPr>
+              <w:t>36.</w:t>
+            </w:r>
+          </w:p>
+        </w:tc>
+        <w:tc>
+          <w:tcPr>
+            <w:tcW w:type="dxa" w:w="4536"/>
+          </w:tcPr>
+          <w:p>
+            <w:pPr>
+              <w:spacing w:before="20" w:after="20"/>
+            </w:pPr>
+            <w:r>
+              <w:rPr>
+                <w:rFonts w:ascii="Aptos" w:hAnsi="Aptos"/>
+                <w:b w:val="0"/>
+                <w:i w:val="0"/>
+                <w:sz w:val="22"/>
+              </w:rPr>
+              <w:t>Analiza udanych przykładów, inspiracje z innych mediów.</w:t>
+            </w:r>
+          </w:p>
+        </w:tc>
+        <w:tc>
+          <w:tcPr>
+            <w:tcW w:type="dxa" w:w="4252"/>
+          </w:tcPr>
+          <w:p>
+            <w:pPr>
+              <w:spacing w:before="20" w:after="20"/>
+            </w:pPr>
+            <w:r>
+              <w:rPr>
+                <w:rFonts w:ascii="Aptos" w:hAnsi="Aptos"/>
+                <w:b w:val="0"/>
+                <w:i w:val="0"/>
+                <w:sz w:val="22"/>
+              </w:rPr>
+            </w:r>
+          </w:p>
+        </w:tc>
+      </w:tr>
+      <w:tr>
+        <w:tc>
+          <w:tcPr>
+            <w:tcW w:type="dxa" w:w="680"/>
+          </w:tcPr>
+          <w:p>
+            <w:pPr>
+              <w:spacing w:before="20" w:after="20"/>
+            </w:pPr>
+            <w:r>
+              <w:rPr>
+                <w:rFonts w:ascii="Aptos" w:hAnsi="Aptos"/>
+                <w:b w:val="0"/>
+                <w:i w:val="0"/>
+                <w:sz w:val="22"/>
+              </w:rPr>
+              <w:t>37.</w:t>
+            </w:r>
+          </w:p>
+        </w:tc>
+        <w:tc>
+          <w:tcPr>
+            <w:tcW w:type="dxa" w:w="4536"/>
+          </w:tcPr>
+          <w:p>
+            <w:pPr>
+              <w:spacing w:before="20" w:after="20"/>
+            </w:pPr>
+            <w:r>
+              <w:rPr>
+                <w:rFonts w:ascii="Aptos" w:hAnsi="Aptos"/>
+                <w:b w:val="0"/>
+                <w:i w:val="0"/>
+                <w:sz w:val="22"/>
+              </w:rPr>
+              <w:t>Tworzenie gier jako biznes</w:t>
+            </w:r>
+          </w:p>
+        </w:tc>
+        <w:tc>
+          <w:tcPr>
+            <w:tcW w:type="dxa" w:w="4252"/>
+          </w:tcPr>
+          <w:p>
+            <w:pPr>
+              <w:spacing w:before="20" w:after="20"/>
+            </w:pPr>
+            <w:r>
+              <w:rPr>
+                <w:rFonts w:ascii="Aptos" w:hAnsi="Aptos"/>
+                <w:b w:val="0"/>
+                <w:i w:val="0"/>
+                <w:sz w:val="22"/>
+              </w:rPr>
+            </w:r>
+          </w:p>
+        </w:tc>
+      </w:tr>
+      <w:tr>
+        <w:tc>
+          <w:tcPr>
+            <w:tcW w:type="dxa" w:w="680"/>
+          </w:tcPr>
+          <w:p>
+            <w:pPr>
+              <w:spacing w:before="20" w:after="20"/>
+            </w:pPr>
+            <w:r>
+              <w:rPr>
+                <w:rFonts w:ascii="Aptos" w:hAnsi="Aptos"/>
+                <w:b w:val="0"/>
+                <w:i w:val="0"/>
+                <w:sz w:val="22"/>
+              </w:rPr>
+              <w:t>38.</w:t>
+            </w:r>
+          </w:p>
+        </w:tc>
+        <w:tc>
+          <w:tcPr>
+            <w:tcW w:type="dxa" w:w="4536"/>
+          </w:tcPr>
+          <w:p>
+            <w:pPr>
+              <w:spacing w:before="20" w:after="20"/>
+            </w:pPr>
+            <w:r>
+              <w:rPr>
+                <w:rFonts w:ascii="Aptos" w:hAnsi="Aptos"/>
+                <w:b w:val="0"/>
+                <w:i w:val="0"/>
+                <w:sz w:val="22"/>
+              </w:rPr>
+              <w:t>Modele biznesowe w grach: free-to-play, premium, subskrypcje.</w:t>
+            </w:r>
+          </w:p>
+        </w:tc>
+        <w:tc>
+          <w:tcPr>
+            <w:tcW w:type="dxa" w:w="4252"/>
+          </w:tcPr>
+          <w:p>
+            <w:pPr>
+              <w:spacing w:before="20" w:after="20"/>
+            </w:pPr>
+            <w:r>
+              <w:rPr>
+                <w:rFonts w:ascii="Aptos" w:hAnsi="Aptos"/>
+                <w:b w:val="0"/>
+                <w:i w:val="0"/>
+                <w:sz w:val="22"/>
+              </w:rPr>
+            </w:r>
+          </w:p>
+        </w:tc>
+      </w:tr>
+      <w:tr>
+        <w:tc>
+          <w:tcPr>
+            <w:tcW w:type="dxa" w:w="680"/>
+          </w:tcPr>
+          <w:p>
+            <w:pPr>
+              <w:spacing w:before="20" w:after="20"/>
+            </w:pPr>
+            <w:r>
+              <w:rPr>
+                <w:rFonts w:ascii="Aptos" w:hAnsi="Aptos"/>
+                <w:b w:val="0"/>
+                <w:i w:val="0"/>
+                <w:sz w:val="22"/>
+              </w:rPr>
+              <w:t>39.</w:t>
+            </w:r>
+          </w:p>
+        </w:tc>
+        <w:tc>
+          <w:tcPr>
+            <w:tcW w:type="dxa" w:w="4536"/>
+          </w:tcPr>
+          <w:p>
+            <w:pPr>
+              <w:spacing w:before="20" w:after="20"/>
+            </w:pPr>
+            <w:r>
+              <w:rPr>
+                <w:rFonts w:ascii="Aptos" w:hAnsi="Aptos"/>
+                <w:b w:val="0"/>
+                <w:i w:val="0"/>
+                <w:sz w:val="22"/>
+              </w:rPr>
+              <w:t>Monetyzacja gier, projektowanie systemu mikropłatności.</w:t>
+            </w:r>
+          </w:p>
+        </w:tc>
+        <w:tc>
+          <w:tcPr>
+            <w:tcW w:type="dxa" w:w="4252"/>
+          </w:tcPr>
+          <w:p>
+            <w:pPr>
+              <w:spacing w:before="20" w:after="20"/>
+            </w:pPr>
+            <w:r>
+              <w:rPr>
+                <w:rFonts w:ascii="Aptos" w:hAnsi="Aptos"/>
+                <w:b w:val="0"/>
+                <w:i w:val="0"/>
+                <w:sz w:val="22"/>
+              </w:rPr>
+            </w:r>
+          </w:p>
+        </w:tc>
+      </w:tr>
+      <w:tr>
+        <w:tc>
+          <w:tcPr>
+            <w:tcW w:type="dxa" w:w="680"/>
+          </w:tcPr>
+          <w:p>
+            <w:pPr>
+              <w:spacing w:before="20" w:after="20"/>
+            </w:pPr>
+            <w:r>
+              <w:rPr>
+                <w:rFonts w:ascii="Aptos" w:hAnsi="Aptos"/>
+                <w:b w:val="0"/>
+                <w:i w:val="0"/>
+                <w:sz w:val="22"/>
+              </w:rPr>
+              <w:t>40.</w:t>
+            </w:r>
+          </w:p>
+        </w:tc>
+        <w:tc>
+          <w:tcPr>
+            <w:tcW w:type="dxa" w:w="4536"/>
+          </w:tcPr>
+          <w:p>
+            <w:pPr>
+              <w:spacing w:before="20" w:after="20"/>
+            </w:pPr>
+            <w:r>
+              <w:rPr>
+                <w:rFonts w:ascii="Aptos" w:hAnsi="Aptos"/>
+                <w:b w:val="0"/>
+                <w:i w:val="0"/>
+                <w:sz w:val="22"/>
+              </w:rPr>
+              <w:t>Aspekty prawne tworzenia gier, prawa autorskie.</w:t>
+            </w:r>
+          </w:p>
+        </w:tc>
+        <w:tc>
+          <w:tcPr>
+            <w:tcW w:type="dxa" w:w="4252"/>
+          </w:tcPr>
+          <w:p>
+            <w:pPr>
+              <w:spacing w:before="20" w:after="20"/>
+            </w:pPr>
+            <w:r>
+              <w:rPr>
+                <w:rFonts w:ascii="Aptos" w:hAnsi="Aptos"/>
+                <w:b w:val="0"/>
+                <w:i w:val="0"/>
+                <w:sz w:val="22"/>
+              </w:rPr>
+            </w:r>
+          </w:p>
+        </w:tc>
+      </w:tr>
+      <w:tr>
+        <w:tc>
+          <w:tcPr>
+            <w:tcW w:type="dxa" w:w="680"/>
+          </w:tcPr>
+          <w:p>
+            <w:pPr>
+              <w:spacing w:before="20" w:after="20"/>
+            </w:pPr>
+            <w:r>
+              <w:rPr>
+                <w:rFonts w:ascii="Aptos" w:hAnsi="Aptos"/>
+                <w:b w:val="0"/>
+                <w:i w:val="0"/>
+                <w:sz w:val="22"/>
+              </w:rPr>
+              <w:t>41.</w:t>
+            </w:r>
+          </w:p>
+        </w:tc>
+        <w:tc>
+          <w:tcPr>
+            <w:tcW w:type="dxa" w:w="4536"/>
+          </w:tcPr>
+          <w:p>
+            <w:pPr>
+              <w:spacing w:before="20" w:after="20"/>
+            </w:pPr>
+            <w:r>
+              <w:rPr>
+                <w:rFonts w:ascii="Aptos" w:hAnsi="Aptos"/>
+                <w:b w:val="0"/>
+                <w:i w:val="0"/>
+                <w:sz w:val="22"/>
+              </w:rPr>
+              <w:t>Budowanie relacji z partnerami</w:t>
+            </w:r>
+          </w:p>
+        </w:tc>
+        <w:tc>
+          <w:tcPr>
+            <w:tcW w:type="dxa" w:w="4252"/>
+          </w:tcPr>
+          <w:p>
+            <w:pPr>
+              <w:spacing w:before="20" w:after="20"/>
+            </w:pPr>
+            <w:r>
+              <w:rPr>
+                <w:rFonts w:ascii="Aptos" w:hAnsi="Aptos"/>
+                <w:b w:val="0"/>
+                <w:i w:val="0"/>
+                <w:sz w:val="22"/>
+              </w:rPr>
+            </w:r>
+          </w:p>
+        </w:tc>
+      </w:tr>
+      <w:tr>
+        <w:tc>
+          <w:tcPr>
+            <w:tcW w:type="dxa" w:w="680"/>
+          </w:tcPr>
+          <w:p>
+            <w:pPr>
+              <w:spacing w:before="20" w:after="20"/>
+            </w:pPr>
+            <w:r>
+              <w:rPr>
+                <w:rFonts w:ascii="Aptos" w:hAnsi="Aptos"/>
+                <w:b w:val="0"/>
+                <w:i w:val="0"/>
+                <w:sz w:val="22"/>
+              </w:rPr>
+              <w:t>42.</w:t>
+            </w:r>
+          </w:p>
+        </w:tc>
+        <w:tc>
+          <w:tcPr>
+            <w:tcW w:type="dxa" w:w="4536"/>
+          </w:tcPr>
+          <w:p>
+            <w:pPr>
+              <w:spacing w:before="20" w:after="20"/>
+            </w:pPr>
+            <w:r>
+              <w:rPr>
+                <w:rFonts w:ascii="Aptos" w:hAnsi="Aptos"/>
+                <w:b w:val="0"/>
+                <w:i w:val="0"/>
+                <w:sz w:val="22"/>
+              </w:rPr>
+              <w:t>Nawiązywanie kontaktów z wydawcami, platformami dystrybucji cyfrowej.</w:t>
+            </w:r>
+          </w:p>
+        </w:tc>
+        <w:tc>
+          <w:tcPr>
+            <w:tcW w:type="dxa" w:w="4252"/>
+          </w:tcPr>
+          <w:p>
+            <w:pPr>
+              <w:spacing w:before="20" w:after="20"/>
+            </w:pPr>
+            <w:r>
+              <w:rPr>
+                <w:rFonts w:ascii="Aptos" w:hAnsi="Aptos"/>
+                <w:b w:val="0"/>
+                <w:i w:val="0"/>
+                <w:sz w:val="22"/>
+              </w:rPr>
+            </w:r>
+          </w:p>
+        </w:tc>
+      </w:tr>
+      <w:tr>
+        <w:tc>
+          <w:tcPr>
+            <w:tcW w:type="dxa" w:w="680"/>
+          </w:tcPr>
+          <w:p>
+            <w:pPr>
+              <w:spacing w:before="20" w:after="20"/>
+            </w:pPr>
+            <w:r>
+              <w:rPr>
+                <w:rFonts w:ascii="Aptos" w:hAnsi="Aptos"/>
+                <w:b w:val="0"/>
+                <w:i w:val="0"/>
+                <w:sz w:val="22"/>
+              </w:rPr>
+              <w:t>43.</w:t>
+            </w:r>
+          </w:p>
+        </w:tc>
+        <w:tc>
+          <w:tcPr>
+            <w:tcW w:type="dxa" w:w="4536"/>
+          </w:tcPr>
+          <w:p>
+            <w:pPr>
+              <w:spacing w:before="20" w:after="20"/>
+            </w:pPr>
+            <w:r>
+              <w:rPr>
+                <w:rFonts w:ascii="Aptos" w:hAnsi="Aptos"/>
+                <w:b w:val="0"/>
+                <w:i w:val="0"/>
+                <w:sz w:val="22"/>
+              </w:rPr>
+              <w:t>Sposoby pozyskiwania funduszy na tworzenie gier, crowdfunding.</w:t>
+            </w:r>
+          </w:p>
+        </w:tc>
+        <w:tc>
+          <w:tcPr>
+            <w:tcW w:type="dxa" w:w="4252"/>
+          </w:tcPr>
+          <w:p>
+            <w:pPr>
+              <w:spacing w:before="20" w:after="20"/>
+            </w:pPr>
+            <w:r>
+              <w:rPr>
+                <w:rFonts w:ascii="Aptos" w:hAnsi="Aptos"/>
+                <w:b w:val="0"/>
+                <w:i w:val="0"/>
+                <w:sz w:val="22"/>
+              </w:rPr>
+            </w:r>
+          </w:p>
+        </w:tc>
+      </w:tr>
+      <w:tr>
+        <w:tc>
+          <w:tcPr>
+            <w:tcW w:type="dxa" w:w="680"/>
+          </w:tcPr>
+          <w:p>
+            <w:pPr>
+              <w:spacing w:before="20" w:after="20"/>
+            </w:pPr>
+            <w:r>
+              <w:rPr>
+                <w:rFonts w:ascii="Aptos" w:hAnsi="Aptos"/>
+                <w:b w:val="0"/>
+                <w:i w:val="0"/>
+                <w:sz w:val="22"/>
+              </w:rPr>
+              <w:t>44.</w:t>
+            </w:r>
+          </w:p>
+        </w:tc>
+        <w:tc>
+          <w:tcPr>
+            <w:tcW w:type="dxa" w:w="4536"/>
+          </w:tcPr>
+          <w:p>
+            <w:pPr>
+              <w:spacing w:before="20" w:after="20"/>
+            </w:pPr>
+            <w:r>
+              <w:rPr>
+                <w:rFonts w:ascii="Aptos" w:hAnsi="Aptos"/>
+                <w:b w:val="0"/>
+                <w:i w:val="0"/>
+                <w:sz w:val="22"/>
+              </w:rPr>
+              <w:t>Prezentacja projektu gry, przygotowanie materiałów prasowych.</w:t>
+            </w:r>
+          </w:p>
+        </w:tc>
+        <w:tc>
+          <w:tcPr>
+            <w:tcW w:type="dxa" w:w="4252"/>
+          </w:tcPr>
+          <w:p>
+            <w:pPr>
+              <w:spacing w:before="20" w:after="20"/>
+            </w:pPr>
+            <w:r>
+              <w:rPr>
+                <w:rFonts w:ascii="Aptos" w:hAnsi="Aptos"/>
+                <w:b w:val="0"/>
+                <w:i w:val="0"/>
+                <w:sz w:val="22"/>
+              </w:rPr>
+            </w:r>
+          </w:p>
+        </w:tc>
+      </w:tr>
+      <w:tr>
+        <w:tc>
+          <w:tcPr>
+            <w:tcW w:type="dxa" w:w="680"/>
+          </w:tcPr>
+          <w:p>
+            <w:pPr>
+              <w:spacing w:before="20" w:after="20"/>
+            </w:pPr>
+            <w:r>
+              <w:rPr>
+                <w:rFonts w:ascii="Aptos" w:hAnsi="Aptos"/>
+                <w:b w:val="0"/>
+                <w:i w:val="0"/>
+                <w:sz w:val="22"/>
+              </w:rPr>
+              <w:t>45.</w:t>
+            </w:r>
+          </w:p>
+        </w:tc>
+        <w:tc>
+          <w:tcPr>
+            <w:tcW w:type="dxa" w:w="4536"/>
+          </w:tcPr>
+          <w:p>
+            <w:pPr>
+              <w:spacing w:before="20" w:after="20"/>
+            </w:pPr>
+            <w:r>
+              <w:rPr>
+                <w:rFonts w:ascii="Aptos" w:hAnsi="Aptos"/>
+                <w:b w:val="0"/>
+                <w:i w:val="0"/>
+                <w:sz w:val="22"/>
+              </w:rPr>
+              <w:t>Budowanie i utrzymywanie społeczności</w:t>
+            </w:r>
+          </w:p>
+        </w:tc>
+        <w:tc>
+          <w:tcPr>
+            <w:tcW w:type="dxa" w:w="4252"/>
+          </w:tcPr>
+          <w:p>
+            <w:pPr>
+              <w:spacing w:before="20" w:after="20"/>
+            </w:pPr>
+            <w:r>
+              <w:rPr>
+                <w:rFonts w:ascii="Aptos" w:hAnsi="Aptos"/>
+                <w:b w:val="0"/>
+                <w:i w:val="0"/>
+                <w:sz w:val="22"/>
+              </w:rPr>
+            </w:r>
+          </w:p>
+        </w:tc>
+      </w:tr>
+      <w:tr>
+        <w:tc>
+          <w:tcPr>
+            <w:tcW w:type="dxa" w:w="680"/>
+          </w:tcPr>
+          <w:p>
+            <w:pPr>
+              <w:spacing w:before="20" w:after="20"/>
+            </w:pPr>
+            <w:r>
+              <w:rPr>
+                <w:rFonts w:ascii="Aptos" w:hAnsi="Aptos"/>
+                <w:b w:val="0"/>
+                <w:i w:val="0"/>
+                <w:sz w:val="22"/>
+              </w:rPr>
+              <w:t>46.</w:t>
+            </w:r>
+          </w:p>
+        </w:tc>
+        <w:tc>
+          <w:tcPr>
+            <w:tcW w:type="dxa" w:w="4536"/>
+          </w:tcPr>
+          <w:p>
+            <w:pPr>
+              <w:spacing w:before="20" w:after="20"/>
+            </w:pPr>
+            <w:r>
+              <w:rPr>
+                <w:rFonts w:ascii="Aptos" w:hAnsi="Aptos"/>
+                <w:b w:val="0"/>
+                <w:i w:val="0"/>
+                <w:sz w:val="22"/>
+              </w:rPr>
+              <w:t>Sposoby budowania zaangażowanej społeczności wokół gry.</w:t>
+            </w:r>
+          </w:p>
+        </w:tc>
+        <w:tc>
+          <w:tcPr>
+            <w:tcW w:type="dxa" w:w="4252"/>
+          </w:tcPr>
+          <w:p>
+            <w:pPr>
+              <w:spacing w:before="20" w:after="20"/>
+            </w:pPr>
+            <w:r>
+              <w:rPr>
+                <w:rFonts w:ascii="Aptos" w:hAnsi="Aptos"/>
+                <w:b w:val="0"/>
+                <w:i w:val="0"/>
+                <w:sz w:val="22"/>
+              </w:rPr>
+            </w:r>
+          </w:p>
+        </w:tc>
+      </w:tr>
+      <w:tr>
+        <w:tc>
+          <w:tcPr>
+            <w:tcW w:type="dxa" w:w="680"/>
+          </w:tcPr>
+          <w:p>
+            <w:pPr>
+              <w:spacing w:before="20" w:after="20"/>
+            </w:pPr>
+            <w:r>
+              <w:rPr>
+                <w:rFonts w:ascii="Aptos" w:hAnsi="Aptos"/>
+                <w:b w:val="0"/>
+                <w:i w:val="0"/>
+                <w:sz w:val="22"/>
+              </w:rPr>
+              <w:t>47.</w:t>
+            </w:r>
+          </w:p>
+        </w:tc>
+        <w:tc>
+          <w:tcPr>
+            <w:tcW w:type="dxa" w:w="4536"/>
+          </w:tcPr>
+          <w:p>
+            <w:pPr>
+              <w:spacing w:before="20" w:after="20"/>
+            </w:pPr>
+            <w:r>
+              <w:rPr>
+                <w:rFonts w:ascii="Aptos" w:hAnsi="Aptos"/>
+                <w:b w:val="0"/>
+                <w:i w:val="0"/>
+                <w:sz w:val="22"/>
+              </w:rPr>
+              <w:t>Komunikacja z graczami, moderacja forów i grup dyskusyjnych.</w:t>
+            </w:r>
+          </w:p>
+        </w:tc>
+        <w:tc>
+          <w:tcPr>
+            <w:tcW w:type="dxa" w:w="4252"/>
+          </w:tcPr>
+          <w:p>
+            <w:pPr>
+              <w:spacing w:before="20" w:after="20"/>
+            </w:pPr>
+            <w:r>
+              <w:rPr>
+                <w:rFonts w:ascii="Aptos" w:hAnsi="Aptos"/>
+                <w:b w:val="0"/>
+                <w:i w:val="0"/>
+                <w:sz w:val="22"/>
+              </w:rPr>
+            </w:r>
+          </w:p>
+        </w:tc>
+      </w:tr>
+      <w:tr>
+        <w:tc>
+          <w:tcPr>
+            <w:tcW w:type="dxa" w:w="680"/>
+          </w:tcPr>
+          <w:p>
+            <w:pPr>
+              <w:spacing w:before="20" w:after="20"/>
+            </w:pPr>
+            <w:r>
+              <w:rPr>
+                <w:rFonts w:ascii="Aptos" w:hAnsi="Aptos"/>
+                <w:b w:val="0"/>
+                <w:i w:val="0"/>
+                <w:sz w:val="22"/>
+              </w:rPr>
+              <w:t>48.</w:t>
+            </w:r>
+          </w:p>
+        </w:tc>
+        <w:tc>
+          <w:tcPr>
+            <w:tcW w:type="dxa" w:w="4536"/>
+          </w:tcPr>
+          <w:p>
+            <w:pPr>
+              <w:spacing w:before="20" w:after="20"/>
+            </w:pPr>
+            <w:r>
+              <w:rPr>
+                <w:rFonts w:ascii="Aptos" w:hAnsi="Aptos"/>
+                <w:b w:val="0"/>
+                <w:i w:val="0"/>
+                <w:sz w:val="22"/>
+              </w:rPr>
+              <w:t>Organizowanie konkursów i eventów, zarządzanie feedbackiem.</w:t>
+            </w:r>
+          </w:p>
+        </w:tc>
+        <w:tc>
+          <w:tcPr>
+            <w:tcW w:type="dxa" w:w="4252"/>
+          </w:tcPr>
+          <w:p>
+            <w:pPr>
+              <w:spacing w:before="20" w:after="20"/>
+            </w:pPr>
+            <w:r>
+              <w:rPr>
+                <w:rFonts w:ascii="Aptos" w:hAnsi="Aptos"/>
+                <w:b w:val="0"/>
+                <w:i w:val="0"/>
+                <w:sz w:val="22"/>
+              </w:rPr>
+            </w:r>
+          </w:p>
+        </w:tc>
+      </w:tr>
+      <w:tr>
+        <w:tc>
+          <w:tcPr>
+            <w:tcW w:type="dxa" w:w="680"/>
+          </w:tcPr>
+          <w:p>
+            <w:pPr>
+              <w:spacing w:before="20" w:after="20"/>
+            </w:pPr>
+            <w:r>
+              <w:rPr>
+                <w:rFonts w:ascii="Aptos" w:hAnsi="Aptos"/>
+                <w:b w:val="0"/>
+                <w:i w:val="0"/>
+                <w:sz w:val="22"/>
+              </w:rPr>
+              <w:t>49.</w:t>
+            </w:r>
+          </w:p>
+        </w:tc>
+        <w:tc>
+          <w:tcPr>
+            <w:tcW w:type="dxa" w:w="4536"/>
+          </w:tcPr>
+          <w:p>
+            <w:pPr>
+              <w:spacing w:before="20" w:after="20"/>
+            </w:pPr>
+            <w:r>
+              <w:rPr>
+                <w:rFonts w:ascii="Aptos" w:hAnsi="Aptos"/>
+                <w:b w:val="0"/>
+                <w:i w:val="0"/>
+                <w:sz w:val="22"/>
+              </w:rPr>
+              <w:t>Prezentacja projektów</w:t>
+            </w:r>
+          </w:p>
+        </w:tc>
+        <w:tc>
+          <w:tcPr>
+            <w:tcW w:type="dxa" w:w="4252"/>
+          </w:tcPr>
+          <w:p>
+            <w:pPr>
+              <w:spacing w:before="20" w:after="20"/>
+            </w:pPr>
+            <w:r>
+              <w:rPr>
+                <w:rFonts w:ascii="Aptos" w:hAnsi="Aptos"/>
+                <w:b w:val="0"/>
+                <w:i w:val="0"/>
+                <w:sz w:val="22"/>
+              </w:rPr>
+            </w:r>
+          </w:p>
+        </w:tc>
+      </w:tr>
+      <w:tr>
+        <w:tc>
+          <w:tcPr>
+            <w:tcW w:type="dxa" w:w="680"/>
+          </w:tcPr>
+          <w:p>
+            <w:pPr>
+              <w:spacing w:before="20" w:after="20"/>
+            </w:pPr>
+            <w:r>
+              <w:rPr>
+                <w:rFonts w:ascii="Aptos" w:hAnsi="Aptos"/>
+                <w:b w:val="0"/>
+                <w:i w:val="0"/>
+                <w:sz w:val="22"/>
+              </w:rPr>
+              <w:t>50.</w:t>
+            </w:r>
+          </w:p>
+        </w:tc>
+        <w:tc>
+          <w:tcPr>
+            <w:tcW w:type="dxa" w:w="4536"/>
+          </w:tcPr>
+          <w:p>
+            <w:pPr>
+              <w:spacing w:before="20" w:after="20"/>
+            </w:pPr>
+            <w:r>
+              <w:rPr>
+                <w:rFonts w:ascii="Aptos" w:hAnsi="Aptos"/>
+                <w:b w:val="0"/>
+                <w:i w:val="0"/>
+                <w:sz w:val="22"/>
+              </w:rPr>
+              <w:t>Prezentacja postępów prac nad projektami gier.</w:t>
+            </w:r>
+          </w:p>
+        </w:tc>
+        <w:tc>
+          <w:tcPr>
+            <w:tcW w:type="dxa" w:w="4252"/>
+          </w:tcPr>
+          <w:p>
+            <w:pPr>
+              <w:spacing w:before="20" w:after="20"/>
+            </w:pPr>
+            <w:r>
+              <w:rPr>
+                <w:rFonts w:ascii="Aptos" w:hAnsi="Aptos"/>
+                <w:b w:val="0"/>
+                <w:i w:val="0"/>
+                <w:sz w:val="22"/>
+              </w:rPr>
+            </w:r>
+          </w:p>
+        </w:tc>
+      </w:tr>
+      <w:tr>
+        <w:tc>
+          <w:tcPr>
+            <w:tcW w:type="dxa" w:w="680"/>
+          </w:tcPr>
+          <w:p>
+            <w:pPr>
+              <w:spacing w:before="20" w:after="20"/>
+            </w:pPr>
+            <w:r>
+              <w:rPr>
+                <w:rFonts w:ascii="Aptos" w:hAnsi="Aptos"/>
+                <w:b w:val="0"/>
+                <w:i w:val="0"/>
+                <w:sz w:val="22"/>
+              </w:rPr>
+              <w:t>51.</w:t>
+            </w:r>
+          </w:p>
+        </w:tc>
+        <w:tc>
+          <w:tcPr>
+            <w:tcW w:type="dxa" w:w="4536"/>
+          </w:tcPr>
+          <w:p>
+            <w:pPr>
+              <w:spacing w:before="20" w:after="20"/>
+            </w:pPr>
+            <w:r>
+              <w:rPr>
+                <w:rFonts w:ascii="Aptos" w:hAnsi="Aptos"/>
+                <w:b w:val="0"/>
+                <w:i w:val="0"/>
+                <w:sz w:val="22"/>
+              </w:rPr>
+              <w:t>Omówienie wyzwań i rozwiązań, analiza i feedback od prowadzącego i grupy.</w:t>
+            </w:r>
+          </w:p>
+        </w:tc>
+        <w:tc>
+          <w:tcPr>
+            <w:tcW w:type="dxa" w:w="4252"/>
+          </w:tcPr>
+          <w:p>
+            <w:pPr>
+              <w:spacing w:before="20" w:after="20"/>
+            </w:pPr>
+            <w:r>
+              <w:rPr>
+                <w:rFonts w:ascii="Aptos" w:hAnsi="Aptos"/>
+                <w:b w:val="0"/>
+                <w:i w:val="0"/>
+                <w:sz w:val="22"/>
+              </w:rPr>
+            </w:r>
+          </w:p>
+        </w:tc>
+      </w:tr>
+      <w:tr>
+        <w:tc>
+          <w:tcPr>
+            <w:tcW w:type="dxa" w:w="680"/>
+          </w:tcPr>
+          <w:p>
+            <w:pPr>
+              <w:spacing w:before="20" w:after="20"/>
+            </w:pPr>
+            <w:r>
+              <w:rPr>
+                <w:rFonts w:ascii="Aptos" w:hAnsi="Aptos"/>
+                <w:b w:val="0"/>
+                <w:i w:val="0"/>
+                <w:sz w:val="22"/>
+              </w:rPr>
+              <w:t>52.</w:t>
+            </w:r>
+          </w:p>
+        </w:tc>
+        <w:tc>
+          <w:tcPr>
+            <w:tcW w:type="dxa" w:w="4536"/>
+          </w:tcPr>
+          <w:p>
+            <w:pPr>
+              <w:spacing w:before="20" w:after="20"/>
+            </w:pPr>
+            <w:r>
+              <w:rPr>
+                <w:rFonts w:ascii="Aptos" w:hAnsi="Aptos"/>
+                <w:b w:val="0"/>
+                <w:i w:val="0"/>
+                <w:sz w:val="22"/>
+              </w:rPr>
+              <w:t>Dzień gier</w:t>
+            </w:r>
+          </w:p>
+        </w:tc>
+        <w:tc>
+          <w:tcPr>
+            <w:tcW w:type="dxa" w:w="4252"/>
+          </w:tcPr>
+          <w:p>
+            <w:pPr>
+              <w:spacing w:before="20" w:after="20"/>
+            </w:pPr>
+            <w:r>
+              <w:rPr>
+                <w:rFonts w:ascii="Aptos" w:hAnsi="Aptos"/>
+                <w:b w:val="0"/>
+                <w:i w:val="0"/>
+                <w:sz w:val="22"/>
+              </w:rPr>
+            </w:r>
+          </w:p>
+        </w:tc>
+      </w:tr>
+      <w:tr>
+        <w:tc>
+          <w:tcPr>
+            <w:tcW w:type="dxa" w:w="680"/>
+          </w:tcPr>
+          <w:p>
+            <w:pPr>
+              <w:spacing w:before="20" w:after="20"/>
+            </w:pPr>
+            <w:r>
+              <w:rPr>
+                <w:rFonts w:ascii="Aptos" w:hAnsi="Aptos"/>
+                <w:b w:val="0"/>
+                <w:i w:val="0"/>
+                <w:sz w:val="22"/>
+              </w:rPr>
+              <w:t>53.</w:t>
+            </w:r>
+          </w:p>
+        </w:tc>
+        <w:tc>
+          <w:tcPr>
+            <w:tcW w:type="dxa" w:w="4536"/>
+          </w:tcPr>
+          <w:p>
+            <w:pPr>
+              <w:spacing w:before="20" w:after="20"/>
+            </w:pPr>
+            <w:r>
+              <w:rPr>
+                <w:rFonts w:ascii="Aptos" w:hAnsi="Aptos"/>
+                <w:b w:val="0"/>
+                <w:i w:val="0"/>
+                <w:sz w:val="22"/>
+              </w:rPr>
+              <w:t>Prezentacja finalnych wersji gier.</w:t>
+            </w:r>
+          </w:p>
+        </w:tc>
+        <w:tc>
+          <w:tcPr>
+            <w:tcW w:type="dxa" w:w="4252"/>
+          </w:tcPr>
+          <w:p>
+            <w:pPr>
+              <w:spacing w:before="20" w:after="20"/>
+            </w:pPr>
+            <w:r>
+              <w:rPr>
+                <w:rFonts w:ascii="Aptos" w:hAnsi="Aptos"/>
+                <w:b w:val="0"/>
+                <w:i w:val="0"/>
+                <w:sz w:val="22"/>
+              </w:rPr>
+            </w:r>
+          </w:p>
+        </w:tc>
+      </w:tr>
+      <w:tr>
+        <w:tc>
+          <w:tcPr>
+            <w:tcW w:type="dxa" w:w="680"/>
+          </w:tcPr>
+          <w:p>
+            <w:pPr>
+              <w:spacing w:before="20" w:after="20"/>
+            </w:pPr>
+            <w:r>
+              <w:rPr>
+                <w:rFonts w:ascii="Aptos" w:hAnsi="Aptos"/>
+                <w:b w:val="0"/>
+                <w:i w:val="0"/>
+                <w:sz w:val="22"/>
+              </w:rPr>
+              <w:t>54.</w:t>
+            </w:r>
+          </w:p>
+        </w:tc>
+        <w:tc>
+          <w:tcPr>
+            <w:tcW w:type="dxa" w:w="4536"/>
+          </w:tcPr>
+          <w:p>
+            <w:pPr>
+              <w:spacing w:before="20" w:after="20"/>
+            </w:pPr>
+            <w:r>
+              <w:rPr>
+                <w:rFonts w:ascii="Aptos" w:hAnsi="Aptos"/>
+                <w:b w:val="0"/>
+                <w:i w:val="0"/>
+                <w:sz w:val="22"/>
+              </w:rPr>
+              <w:t>Testowanie gier przez studentów i zaproszonych gości.</w:t>
+            </w:r>
+          </w:p>
+        </w:tc>
+        <w:tc>
+          <w:tcPr>
+            <w:tcW w:type="dxa" w:w="4252"/>
+          </w:tcPr>
+          <w:p>
+            <w:pPr>
+              <w:spacing w:before="20" w:after="20"/>
+            </w:pPr>
+            <w:r>
+              <w:rPr>
+                <w:rFonts w:ascii="Aptos" w:hAnsi="Aptos"/>
+                <w:b w:val="0"/>
+                <w:i w:val="0"/>
+                <w:sz w:val="22"/>
+              </w:rPr>
+            </w:r>
+          </w:p>
+        </w:tc>
+      </w:tr>
+      <w:tr>
+        <w:tc>
+          <w:tcPr>
+            <w:tcW w:type="dxa" w:w="680"/>
+          </w:tcPr>
+          <w:p>
+            <w:pPr>
+              <w:spacing w:before="20" w:after="20"/>
+            </w:pPr>
+            <w:r>
+              <w:rPr>
+                <w:rFonts w:ascii="Aptos" w:hAnsi="Aptos"/>
+                <w:b w:val="0"/>
+                <w:i w:val="0"/>
+                <w:sz w:val="22"/>
+              </w:rPr>
+              <w:t>55.</w:t>
+            </w:r>
+          </w:p>
+        </w:tc>
+        <w:tc>
+          <w:tcPr>
+            <w:tcW w:type="dxa" w:w="4536"/>
+          </w:tcPr>
+          <w:p>
+            <w:pPr>
+              <w:spacing w:before="20" w:after="20"/>
+            </w:pPr>
+            <w:r>
+              <w:rPr>
+                <w:rFonts w:ascii="Aptos" w:hAnsi="Aptos"/>
+                <w:b w:val="0"/>
+                <w:i w:val="0"/>
+                <w:sz w:val="22"/>
+              </w:rPr>
+              <w:t>Wręczenie nagród, podsumowanie semestru.</w:t>
+            </w:r>
+          </w:p>
+        </w:tc>
+        <w:tc>
+          <w:tcPr>
+            <w:tcW w:type="dxa" w:w="4252"/>
+          </w:tcPr>
+          <w:p>
+            <w:pPr>
+              <w:spacing w:before="20" w:after="20"/>
+            </w:pPr>
+            <w:r>
+              <w:rPr>
+                <w:rFonts w:ascii="Aptos" w:hAnsi="Aptos"/>
+                <w:b w:val="0"/>
+                <w:i w:val="0"/>
+                <w:sz w:val="22"/>
+              </w:rPr>
+            </w:r>
+          </w:p>
+        </w:tc>
+      </w:tr>
+    </w:tbl>
+    <w:tbl>
+      <w:tblPr>
+        <w:tblW w:type="auto" w:w="0"/>
+        <w:tblLook w:firstColumn="1" w:firstRow="1" w:lastColumn="0" w:lastRow="0" w:noHBand="0" w:noVBand="1" w:val="04A0"/>
+        <w:tblBorders>
+          <w:top w:val="single" w:sz="4" w:space="0" w:color="000000"/>
+          <w:left w:val="single" w:sz="4" w:space="0" w:color="000000"/>
+          <w:bottom w:val="single" w:sz="4" w:space="0" w:color="000000"/>
+          <w:right w:val="single" w:sz="4" w:space="0" w:color="000000"/>
+          <w:insideH w:val="single" w:sz="4" w:space="0" w:color="000000"/>
+          <w:insideV w:val="single" w:sz="4" w:space="0" w:color="000000"/>
+        </w:tblBorders>
+        <w:tblW w:w="5000" w:type="pct"/>
+      </w:tblPr>
+      <w:tblGrid>
+        <w:gridCol w:w="9972"/>
+      </w:tblGrid>
+      <w:tr>
+        <w:tc>
+          <w:tcPr>
+            <w:tcW w:type="dxa" w:w="9972"/>
+            <w:shd w:val="clear" w:color="auto" w:fill="D9D9D9"/>
+          </w:tcPr>
+          <w:p>
+            <w:pPr>
+              <w:spacing w:before="20" w:after="20"/>
+            </w:pPr>
+            <w:r>
+              <w:rPr>
+                <w:rFonts w:ascii="Aptos" w:hAnsi="Aptos"/>
+                <w:b/>
+                <w:i w:val="0"/>
+                <w:sz w:val="22"/>
+              </w:rPr>
+              <w:t>16.  Elektroniczne materiały dydaktyczne</w:t>
+            </w:r>
+          </w:p>
+        </w:tc>
+      </w:tr>
+      <w:tr>
+        <w:tc>
+          <w:tcPr>
+            <w:tcW w:type="dxa" w:w="9972"/>
+          </w:tcPr>
+          <w:p>
+            <w:pPr>
+              <w:spacing w:before="20" w:after="20"/>
+            </w:pPr>
+            <w:r>
+              <w:rPr>
+                <w:rFonts w:ascii="Aptos" w:hAnsi="Aptos"/>
+                <w:b w:val="0"/>
+                <w:i w:val="0"/>
+                <w:sz w:val="22"/>
+              </w:rPr>
+            </w:r>
+          </w:p>
+        </w:tc>
+      </w:tr>
+    </w:tbl>
+    <w:tbl>
+      <w:tblPr>
+        <w:tblW w:type="auto" w:w="0"/>
+        <w:tblLook w:firstColumn="1" w:firstRow="1" w:lastColumn="0" w:lastRow="0" w:noHBand="0" w:noVBand="1" w:val="04A0"/>
+        <w:tblBorders>
+          <w:top w:val="single" w:sz="4" w:space="0" w:color="000000"/>
+          <w:left w:val="single" w:sz="4" w:space="0" w:color="000000"/>
+          <w:bottom w:val="single" w:sz="4" w:space="0" w:color="000000"/>
+          <w:right w:val="single" w:sz="4" w:space="0" w:color="000000"/>
+          <w:insideH w:val="single" w:sz="4" w:space="0" w:color="000000"/>
+          <w:insideV w:val="single" w:sz="4" w:space="0" w:color="000000"/>
+        </w:tblBorders>
+        <w:tblW w:w="5000" w:type="pct"/>
+      </w:tblPr>
+      <w:tblGrid>
+        <w:gridCol w:w="9972"/>
+      </w:tblGrid>
+      <w:tr>
+        <w:tc>
+          <w:tcPr>
+            <w:tcW w:type="dxa" w:w="9972"/>
+            <w:shd w:val="clear" w:color="auto" w:fill="D9D9D9"/>
+          </w:tcPr>
+          <w:p>
+            <w:pPr>
+              <w:spacing w:before="20" w:after="20"/>
+            </w:pPr>
+            <w:r>
+              <w:rPr>
+                <w:rFonts w:ascii="Aptos" w:hAnsi="Aptos"/>
+                <w:b/>
+                <w:i w:val="0"/>
+                <w:sz w:val="22"/>
+              </w:rPr>
+              <w:t>17.  Wykaz literatury</w:t>
+            </w:r>
+          </w:p>
+        </w:tc>
+      </w:tr>
+      <w:tr>
+        <w:tc>
+          <w:tcPr>
+            <w:tcW w:type="dxa" w:w="9972"/>
+            <w:shd w:val="clear" w:color="auto" w:fill="D9D9D9"/>
+          </w:tcPr>
+          <w:p>
+            <w:pPr>
+              <w:spacing w:before="20" w:after="20"/>
+            </w:pPr>
+            <w:r>
+              <w:rPr>
+                <w:rFonts w:ascii="Aptos" w:hAnsi="Aptos"/>
+                <w:b w:val="0"/>
+                <w:i w:val="0"/>
+                <w:sz w:val="16"/>
+              </w:rPr>
+              <w:t>Literatura wymagana do ostatecznego zaliczenia zajęć, wykorzystywana podczas zajęć oraz studiowana samodzielnie przez studenta:</w:t>
+            </w:r>
+          </w:p>
+        </w:tc>
+      </w:tr>
+      <w:tr>
+        <w:tc>
+          <w:tcPr>
+            <w:tcW w:type="dxa" w:w="9972"/>
+          </w:tcPr>
+          <w:p>
+            <w:pPr>
+              <w:spacing w:before="20" w:after="20"/>
+            </w:pPr>
+            <w:r>
+              <w:rPr>
+                <w:rFonts w:ascii="Aptos" w:hAnsi="Aptos"/>
+                <w:sz w:val="22"/>
+              </w:rPr>
+              <w:t>1. "Game Analytics: Maximizing the Value of Player Data" by Magy Seif El-Nasr, Anders Drachen, Alessandro Canossa (2016)</w:t>
+            </w:r>
+          </w:p>
+          <w:p>
+            <w:pPr>
+              <w:spacing w:before="20" w:after="20"/>
+            </w:pPr>
+            <w:r>
+              <w:rPr>
+                <w:rFonts w:ascii="Aptos" w:hAnsi="Aptos"/>
+                <w:sz w:val="22"/>
+              </w:rPr>
+              <w:t>2. “Video Game Marketing: A student textbook” by Zackariasson Peter (2016)</w:t>
+            </w:r>
+          </w:p>
+          <w:p>
+            <w:pPr>
+              <w:spacing w:before="20" w:after="20"/>
+            </w:pPr>
+            <w:r>
+              <w:rPr>
+                <w:rFonts w:ascii="Aptos" w:hAnsi="Aptos"/>
+                <w:sz w:val="22"/>
+              </w:rPr>
+              <w:t>3. "Augmented Reality: Where We Will All Live" by Dr. Jon Peddie (2023)</w:t>
+            </w:r>
+          </w:p>
+          <w:p>
+            <w:pPr>
+              <w:spacing w:before="20" w:after="20"/>
+            </w:pPr>
+            <w:r>
+              <w:rPr>
+                <w:rFonts w:ascii="Aptos" w:hAnsi="Aptos"/>
+                <w:sz w:val="22"/>
+              </w:rPr>
+              <w:t>4. "The Game Console: A Photographic History from Atari to Xbox" by Evan Amos (2018)</w:t>
+            </w:r>
+          </w:p>
+          <w:p>
+            <w:pPr>
+              <w:spacing w:before="20" w:after="20"/>
+            </w:pPr>
+            <w:r>
+              <w:rPr>
+                <w:rFonts w:ascii="Aptos" w:hAnsi="Aptos"/>
+                <w:sz w:val="22"/>
+              </w:rPr>
+              <w:t>5. "Game Engine Architecture" by Jason Gregory (2017)</w:t>
+            </w:r>
+          </w:p>
+          <w:p>
+            <w:pPr>
+              <w:spacing w:before="20" w:after="20"/>
+            </w:pPr>
+            <w:r>
+              <w:rPr>
+                <w:rFonts w:ascii="Aptos" w:hAnsi="Aptos"/>
+                <w:sz w:val="22"/>
+              </w:rPr>
+              <w:t>6. "Unreal Engine VR Cookbook: Developing Virtual Reality with UE4" by Mitch McCaffrey (2017)</w:t>
+            </w:r>
+          </w:p>
+          <w:p>
+            <w:pPr>
+              <w:spacing w:before="20" w:after="20"/>
+            </w:pPr>
+            <w:r>
+              <w:rPr>
+                <w:rFonts w:ascii="Aptos" w:hAnsi="Aptos"/>
+                <w:sz w:val="22"/>
+              </w:rPr>
+              <w:t>7. “Unreal Engine 5 Game Development with C++ Scripting: Become a professional game developer and create fully functional, high-quality games” by Zhenyu George Li (2023)</w:t>
+            </w:r>
+          </w:p>
+        </w:tc>
+      </w:tr>
+      <w:tr>
+        <w:tc>
+          <w:tcPr>
+            <w:tcW w:type="dxa" w:w="9972"/>
+            <w:shd w:val="clear" w:color="auto" w:fill="D9D9D9"/>
+          </w:tcPr>
+          <w:p>
+            <w:pPr>
+              <w:spacing w:before="20" w:after="20"/>
+            </w:pPr>
+            <w:r>
+              <w:rPr>
+                <w:rFonts w:ascii="Aptos" w:hAnsi="Aptos"/>
+                <w:b w:val="0"/>
+                <w:i w:val="0"/>
+                <w:sz w:val="16"/>
+              </w:rPr>
+              <w:t>Literatura uzupełniająca:</w:t>
+            </w:r>
+          </w:p>
+        </w:tc>
+      </w:tr>
+      <w:tr>
+        <w:tc>
+          <w:tcPr>
+            <w:tcW w:type="dxa" w:w="9972"/>
+          </w:tcPr>
+          <w:p>
+            <w:pPr>
+              <w:spacing w:before="20" w:after="20"/>
+            </w:pPr>
+            <w:r>
+              <w:rPr>
+                <w:rFonts w:ascii="Aptos" w:hAnsi="Aptos"/>
+                <w:sz w:val="22"/>
+              </w:rPr>
+              <w:t>1. "Behavioral Science in the Wild" by Mazar Nina (2022)</w:t>
+            </w:r>
+          </w:p>
+          <w:p>
+            <w:pPr>
+              <w:spacing w:before="20" w:after="20"/>
+            </w:pPr>
+            <w:r>
+              <w:rPr>
+                <w:rFonts w:ascii="Aptos" w:hAnsi="Aptos"/>
+                <w:sz w:val="22"/>
+              </w:rPr>
+              <w:t>2. "The Psychology of Video Games" by Jamie Madigan (Podcast)</w:t>
+            </w:r>
+          </w:p>
+          <w:p>
+            <w:pPr>
+              <w:spacing w:before="20" w:after="20"/>
+            </w:pPr>
+            <w:r>
+              <w:rPr>
+                <w:rFonts w:ascii="Aptos" w:hAnsi="Aptos"/>
+                <w:sz w:val="22"/>
+              </w:rPr>
+              <w:t>3. "100 Principles of Game Design" by Despain, Wendy (2012)</w:t>
+            </w:r>
+          </w:p>
+          <w:p>
+            <w:pPr>
+              <w:spacing w:before="20" w:after="20"/>
+            </w:pPr>
+            <w:r>
+              <w:rPr>
+                <w:rFonts w:ascii="Aptos" w:hAnsi="Aptos"/>
+                <w:sz w:val="22"/>
+              </w:rPr>
+              <w:t>4. "Game Design Workshop: A Playcentric Approach to Creating Innovative Games" by Tracy Fullerton (2018)</w:t>
+            </w:r>
+          </w:p>
+          <w:p>
+            <w:pPr>
+              <w:spacing w:before="20" w:after="20"/>
+            </w:pPr>
+            <w:r>
+              <w:rPr>
+                <w:rFonts w:ascii="Aptos" w:hAnsi="Aptos"/>
+                <w:sz w:val="22"/>
+              </w:rPr>
+              <w:t>5. "The Indie Game Developer Handbook" by Richard Hill-Whittall (2015)</w:t>
+            </w:r>
+          </w:p>
+          <w:p>
+            <w:pPr>
+              <w:spacing w:before="20" w:after="20"/>
+            </w:pPr>
+            <w:r>
+              <w:rPr>
+                <w:rFonts w:ascii="Aptos" w:hAnsi="Aptos"/>
+                <w:sz w:val="22"/>
+              </w:rPr>
+              <w:t>6. "Blood, Sweat, and Pixels: The Triumphant, Turbulent Stories Behind How Video Games Are Made" by Jason Schreier (2017)</w:t>
             </w:r>
           </w:p>
         </w:tc>
@@ -2143,7 +5511,7 @@
                 <w:i w:val="0"/>
                 <w:sz w:val="22"/>
               </w:rPr>
-              <w:t>15.  Treści programowe poszczególnych zajęć:</w:t>
+              <w:t>18.  Wiedza nabywana / dostarczana uczestnikom w trakcie realizacji przedmiotu</w:t>
             </w:r>
           </w:p>
         </w:tc>
@@ -2163,9 +5531,9 @@
                 <w:rFonts w:ascii="Aptos" w:hAnsi="Aptos"/>
                 <w:b/>
                 <w:i w:val="0"/>
-                <w:sz w:val="16"/>
-              </w:rPr>
-              <w:t>Nr zajęć</w:t>
+                <w:sz w:val="18"/>
+              </w:rPr>
+              <w:t>Kierunkowe efekty uczenia się (kody)</w:t>
             </w:r>
           </w:p>
         </w:tc>
@@ -2183,9 +5551,9 @@
                 <w:rFonts w:ascii="Aptos" w:hAnsi="Aptos"/>
                 <w:b/>
                 <w:i w:val="0"/>
-                <w:sz w:val="16"/>
-              </w:rPr>
-              <w:t>Wykład</w:t>
+                <w:sz w:val="18"/>
+              </w:rPr>
+              <w:t>Przedmiotowy efekt uczenia się</w:t>
             </w:r>
           </w:p>
         </w:tc>
@@ -2203,9 +5571,9 @@
                 <w:rFonts w:ascii="Aptos" w:hAnsi="Aptos"/>
                 <w:b/>
                 <w:i w:val="0"/>
-                <w:sz w:val="16"/>
-              </w:rPr>
-              <w:t>Ćwiczenia / Laboratorium / Pracownia</w:t>
+                <w:sz w:val="18"/>
+              </w:rPr>
+              <w:t>Metody weryfikacji osiągnięcia efektu uczenia się</w:t>
             </w:r>
           </w:p>
         </w:tc>
@@ -2226,7 +5594,6 @@
                 <w:i w:val="0"/>
                 <w:sz w:val="22"/>
               </w:rPr>
-              <w:t>1.</w:t>
             </w:r>
           </w:p>
         </w:tc>
@@ -2245,7 +5612,7 @@
                 <w:i w:val="0"/>
                 <w:sz w:val="22"/>
               </w:rPr>
-              <w:t>Wprowadzenie i powtórka z WG1</w:t>
+              <w:t>Jest w stanie zastosować teorie i zasady projektowania graficznego oraz interfejsów użytkownika do tworzenia intuicyjnych i angażujących elementów gry.</w:t>
             </w:r>
           </w:p>
         </w:tc>
@@ -2264,6 +5631,7 @@
                 <w:i w:val="0"/>
                 <w:sz w:val="22"/>
               </w:rPr>
+              <w:t>prezentacja projektu i dokumentacji; ocena sporządzonego oprogramowania</w:t>
             </w:r>
           </w:p>
         </w:tc>
@@ -2284,7 +5652,6 @@
                 <w:i w:val="0"/>
                 <w:sz w:val="22"/>
               </w:rPr>
-              <w:t>2.</w:t>
             </w:r>
           </w:p>
         </w:tc>
@@ -2303,7 +5670,7 @@
                 <w:i w:val="0"/>
                 <w:sz w:val="22"/>
               </w:rPr>
-              <w:t>Przypomnienie najważniejszych zagadnień z Wytwarzania gier 1.</w:t>
+              <w:t>Potrafi przeprowadzić kompleksowe testy gry, identyfikując i dokumentując błędy, co przyczynia się do wydania produktu o wysokiej jakości.</w:t>
             </w:r>
           </w:p>
         </w:tc>
@@ -2322,3394 +5689,7 @@
                 <w:i w:val="0"/>
                 <w:sz w:val="22"/>
               </w:rPr>
-            </w:r>
-          </w:p>
-        </w:tc>
-      </w:tr>
-      <w:tr>
-        <w:tc>
-          <w:tcPr>
-            <w:tcW w:type="dxa" w:w="3324"/>
-          </w:tcPr>
-          <w:p>
-            <w:pPr>
-              <w:spacing w:before="20" w:after="20"/>
-            </w:pPr>
-            <w:r>
-              <w:rPr>
-                <w:rFonts w:ascii="Aptos" w:hAnsi="Aptos"/>
-                <w:b w:val="0"/>
-                <w:i w:val="0"/>
-                <w:sz w:val="22"/>
-              </w:rPr>
-              <w:t>3.</w:t>
-            </w:r>
-          </w:p>
-        </w:tc>
-        <w:tc>
-          <w:tcPr>
-            <w:tcW w:type="dxa" w:w="3324"/>
-          </w:tcPr>
-          <w:p>
-            <w:pPr>
-              <w:spacing w:before="20" w:after="20"/>
-            </w:pPr>
-            <w:r>
-              <w:rPr>
-                <w:rFonts w:ascii="Aptos" w:hAnsi="Aptos"/>
-                <w:b w:val="0"/>
-                <w:i w:val="0"/>
-                <w:sz w:val="22"/>
-              </w:rPr>
-              <w:t>Omówienie przykładowych projektów z poprzedniego semestru, analiza mocnych i słabych stron.</w:t>
-            </w:r>
-          </w:p>
-        </w:tc>
-        <w:tc>
-          <w:tcPr>
-            <w:tcW w:type="dxa" w:w="3324"/>
-          </w:tcPr>
-          <w:p>
-            <w:pPr>
-              <w:spacing w:before="20" w:after="20"/>
-            </w:pPr>
-            <w:r>
-              <w:rPr>
-                <w:rFonts w:ascii="Aptos" w:hAnsi="Aptos"/>
-                <w:b w:val="0"/>
-                <w:i w:val="0"/>
-                <w:sz w:val="22"/>
-              </w:rPr>
-            </w:r>
-          </w:p>
-        </w:tc>
-      </w:tr>
-      <w:tr>
-        <w:tc>
-          <w:tcPr>
-            <w:tcW w:type="dxa" w:w="3324"/>
-          </w:tcPr>
-          <w:p>
-            <w:pPr>
-              <w:spacing w:before="20" w:after="20"/>
-            </w:pPr>
-            <w:r>
-              <w:rPr>
-                <w:rFonts w:ascii="Aptos" w:hAnsi="Aptos"/>
-                <w:b w:val="0"/>
-                <w:i w:val="0"/>
-                <w:sz w:val="22"/>
-              </w:rPr>
-              <w:t>4.</w:t>
-            </w:r>
-          </w:p>
-        </w:tc>
-        <w:tc>
-          <w:tcPr>
-            <w:tcW w:type="dxa" w:w="3324"/>
-          </w:tcPr>
-          <w:p>
-            <w:pPr>
-              <w:spacing w:before="20" w:after="20"/>
-            </w:pPr>
-            <w:r>
-              <w:rPr>
-                <w:rFonts w:ascii="Aptos" w:hAnsi="Aptos"/>
-                <w:b w:val="0"/>
-                <w:i w:val="0"/>
-                <w:sz w:val="22"/>
-              </w:rPr>
-              <w:t>Trendy na rynku gier, nowości technologiczne.</w:t>
-            </w:r>
-          </w:p>
-        </w:tc>
-        <w:tc>
-          <w:tcPr>
-            <w:tcW w:type="dxa" w:w="3324"/>
-          </w:tcPr>
-          <w:p>
-            <w:pPr>
-              <w:spacing w:before="20" w:after="20"/>
-            </w:pPr>
-            <w:r>
-              <w:rPr>
-                <w:rFonts w:ascii="Aptos" w:hAnsi="Aptos"/>
-                <w:b w:val="0"/>
-                <w:i w:val="0"/>
-                <w:sz w:val="22"/>
-              </w:rPr>
-            </w:r>
-          </w:p>
-        </w:tc>
-      </w:tr>
-      <w:tr>
-        <w:tc>
-          <w:tcPr>
-            <w:tcW w:type="dxa" w:w="3324"/>
-          </w:tcPr>
-          <w:p>
-            <w:pPr>
-              <w:spacing w:before="20" w:after="20"/>
-            </w:pPr>
-            <w:r>
-              <w:rPr>
-                <w:rFonts w:ascii="Aptos" w:hAnsi="Aptos"/>
-                <w:b w:val="0"/>
-                <w:i w:val="0"/>
-                <w:sz w:val="22"/>
-              </w:rPr>
-              <w:t>5.</w:t>
-            </w:r>
-          </w:p>
-        </w:tc>
-        <w:tc>
-          <w:tcPr>
-            <w:tcW w:type="dxa" w:w="3324"/>
-          </w:tcPr>
-          <w:p>
-            <w:pPr>
-              <w:spacing w:before="20" w:after="20"/>
-            </w:pPr>
-            <w:r>
-              <w:rPr>
-                <w:rFonts w:ascii="Aptos" w:hAnsi="Aptos"/>
-                <w:b w:val="0"/>
-                <w:i w:val="0"/>
-                <w:sz w:val="22"/>
-              </w:rPr>
-              <w:t>Analityka gier</w:t>
-            </w:r>
-          </w:p>
-        </w:tc>
-        <w:tc>
-          <w:tcPr>
-            <w:tcW w:type="dxa" w:w="3324"/>
-          </w:tcPr>
-          <w:p>
-            <w:pPr>
-              <w:spacing w:before="20" w:after="20"/>
-            </w:pPr>
-            <w:r>
-              <w:rPr>
-                <w:rFonts w:ascii="Aptos" w:hAnsi="Aptos"/>
-                <w:b w:val="0"/>
-                <w:i w:val="0"/>
-                <w:sz w:val="22"/>
-              </w:rPr>
-            </w:r>
-          </w:p>
-        </w:tc>
-      </w:tr>
-      <w:tr>
-        <w:tc>
-          <w:tcPr>
-            <w:tcW w:type="dxa" w:w="3324"/>
-          </w:tcPr>
-          <w:p>
-            <w:pPr>
-              <w:spacing w:before="20" w:after="20"/>
-            </w:pPr>
-            <w:r>
-              <w:rPr>
-                <w:rFonts w:ascii="Aptos" w:hAnsi="Aptos"/>
-                <w:b w:val="0"/>
-                <w:i w:val="0"/>
-                <w:sz w:val="22"/>
-              </w:rPr>
-              <w:t>6.</w:t>
-            </w:r>
-          </w:p>
-        </w:tc>
-        <w:tc>
-          <w:tcPr>
-            <w:tcW w:type="dxa" w:w="3324"/>
-          </w:tcPr>
-          <w:p>
-            <w:pPr>
-              <w:spacing w:before="20" w:after="20"/>
-            </w:pPr>
-            <w:r>
-              <w:rPr>
-                <w:rFonts w:ascii="Aptos" w:hAnsi="Aptos"/>
-                <w:b w:val="0"/>
-                <w:i w:val="0"/>
-                <w:sz w:val="22"/>
-              </w:rPr>
-              <w:t>Rodzaje danych zbieranych w grach i ich znaczenie.</w:t>
-            </w:r>
-          </w:p>
-        </w:tc>
-        <w:tc>
-          <w:tcPr>
-            <w:tcW w:type="dxa" w:w="3324"/>
-          </w:tcPr>
-          <w:p>
-            <w:pPr>
-              <w:spacing w:before="20" w:after="20"/>
-            </w:pPr>
-            <w:r>
-              <w:rPr>
-                <w:rFonts w:ascii="Aptos" w:hAnsi="Aptos"/>
-                <w:b w:val="0"/>
-                <w:i w:val="0"/>
-                <w:sz w:val="22"/>
-              </w:rPr>
-            </w:r>
-          </w:p>
-        </w:tc>
-      </w:tr>
-      <w:tr>
-        <w:tc>
-          <w:tcPr>
-            <w:tcW w:type="dxa" w:w="3324"/>
-          </w:tcPr>
-          <w:p>
-            <w:pPr>
-              <w:spacing w:before="20" w:after="20"/>
-            </w:pPr>
-            <w:r>
-              <w:rPr>
-                <w:rFonts w:ascii="Aptos" w:hAnsi="Aptos"/>
-                <w:b w:val="0"/>
-                <w:i w:val="0"/>
-                <w:sz w:val="22"/>
-              </w:rPr>
-              <w:t>7.</w:t>
-            </w:r>
-          </w:p>
-        </w:tc>
-        <w:tc>
-          <w:tcPr>
-            <w:tcW w:type="dxa" w:w="3324"/>
-          </w:tcPr>
-          <w:p>
-            <w:pPr>
-              <w:spacing w:before="20" w:after="20"/>
-            </w:pPr>
-            <w:r>
-              <w:rPr>
-                <w:rFonts w:ascii="Aptos" w:hAnsi="Aptos"/>
-                <w:b w:val="0"/>
-                <w:i w:val="0"/>
-                <w:sz w:val="22"/>
-              </w:rPr>
-              <w:t>Narzędzia analityczne i ich zastosowanie w optymalizacji gier.</w:t>
-            </w:r>
-          </w:p>
-        </w:tc>
-        <w:tc>
-          <w:tcPr>
-            <w:tcW w:type="dxa" w:w="3324"/>
-          </w:tcPr>
-          <w:p>
-            <w:pPr>
-              <w:spacing w:before="20" w:after="20"/>
-            </w:pPr>
-            <w:r>
-              <w:rPr>
-                <w:rFonts w:ascii="Aptos" w:hAnsi="Aptos"/>
-                <w:b w:val="0"/>
-                <w:i w:val="0"/>
-                <w:sz w:val="22"/>
-              </w:rPr>
-            </w:r>
-          </w:p>
-        </w:tc>
-      </w:tr>
-      <w:tr>
-        <w:tc>
-          <w:tcPr>
-            <w:tcW w:type="dxa" w:w="3324"/>
-          </w:tcPr>
-          <w:p>
-            <w:pPr>
-              <w:spacing w:before="20" w:after="20"/>
-            </w:pPr>
-            <w:r>
-              <w:rPr>
-                <w:rFonts w:ascii="Aptos" w:hAnsi="Aptos"/>
-                <w:b w:val="0"/>
-                <w:i w:val="0"/>
-                <w:sz w:val="22"/>
-              </w:rPr>
-              <w:t>8.</w:t>
-            </w:r>
-          </w:p>
-        </w:tc>
-        <w:tc>
-          <w:tcPr>
-            <w:tcW w:type="dxa" w:w="3324"/>
-          </w:tcPr>
-          <w:p>
-            <w:pPr>
-              <w:spacing w:before="20" w:after="20"/>
-            </w:pPr>
-            <w:r>
-              <w:rPr>
-                <w:rFonts w:ascii="Aptos" w:hAnsi="Aptos"/>
-                <w:b w:val="0"/>
-                <w:i w:val="0"/>
-                <w:sz w:val="22"/>
-              </w:rPr>
-              <w:t>Interpretacja danych, wyciąganie wniosków i podejmowanie decyzji na podstawie analizy.</w:t>
-            </w:r>
-          </w:p>
-        </w:tc>
-        <w:tc>
-          <w:tcPr>
-            <w:tcW w:type="dxa" w:w="3324"/>
-          </w:tcPr>
-          <w:p>
-            <w:pPr>
-              <w:spacing w:before="20" w:after="20"/>
-            </w:pPr>
-            <w:r>
-              <w:rPr>
-                <w:rFonts w:ascii="Aptos" w:hAnsi="Aptos"/>
-                <w:b w:val="0"/>
-                <w:i w:val="0"/>
-                <w:sz w:val="22"/>
-              </w:rPr>
-            </w:r>
-          </w:p>
-        </w:tc>
-      </w:tr>
-      <w:tr>
-        <w:tc>
-          <w:tcPr>
-            <w:tcW w:type="dxa" w:w="3324"/>
-          </w:tcPr>
-          <w:p>
-            <w:pPr>
-              <w:spacing w:before="20" w:after="20"/>
-            </w:pPr>
-            <w:r>
-              <w:rPr>
-                <w:rFonts w:ascii="Aptos" w:hAnsi="Aptos"/>
-                <w:b w:val="0"/>
-                <w:i w:val="0"/>
-                <w:sz w:val="22"/>
-              </w:rPr>
-              <w:t>9.</w:t>
-            </w:r>
-          </w:p>
-        </w:tc>
-        <w:tc>
-          <w:tcPr>
-            <w:tcW w:type="dxa" w:w="3324"/>
-          </w:tcPr>
-          <w:p>
-            <w:pPr>
-              <w:spacing w:before="20" w:after="20"/>
-            </w:pPr>
-            <w:r>
-              <w:rPr>
-                <w:rFonts w:ascii="Aptos" w:hAnsi="Aptos"/>
-                <w:b w:val="0"/>
-                <w:i w:val="0"/>
-                <w:sz w:val="22"/>
-              </w:rPr>
-              <w:t>Marketing gier</w:t>
-            </w:r>
-          </w:p>
-        </w:tc>
-        <w:tc>
-          <w:tcPr>
-            <w:tcW w:type="dxa" w:w="3324"/>
-          </w:tcPr>
-          <w:p>
-            <w:pPr>
-              <w:spacing w:before="20" w:after="20"/>
-            </w:pPr>
-            <w:r>
-              <w:rPr>
-                <w:rFonts w:ascii="Aptos" w:hAnsi="Aptos"/>
-                <w:b w:val="0"/>
-                <w:i w:val="0"/>
-                <w:sz w:val="22"/>
-              </w:rPr>
-            </w:r>
-          </w:p>
-        </w:tc>
-      </w:tr>
-      <w:tr>
-        <w:tc>
-          <w:tcPr>
-            <w:tcW w:type="dxa" w:w="3324"/>
-          </w:tcPr>
-          <w:p>
-            <w:pPr>
-              <w:spacing w:before="20" w:after="20"/>
-            </w:pPr>
-            <w:r>
-              <w:rPr>
-                <w:rFonts w:ascii="Aptos" w:hAnsi="Aptos"/>
-                <w:b w:val="0"/>
-                <w:i w:val="0"/>
-                <w:sz w:val="22"/>
-              </w:rPr>
-              <w:t>10.</w:t>
-            </w:r>
-          </w:p>
-        </w:tc>
-        <w:tc>
-          <w:tcPr>
-            <w:tcW w:type="dxa" w:w="3324"/>
-          </w:tcPr>
-          <w:p>
-            <w:pPr>
-              <w:spacing w:before="20" w:after="20"/>
-            </w:pPr>
-            <w:r>
-              <w:rPr>
-                <w:rFonts w:ascii="Aptos" w:hAnsi="Aptos"/>
-                <w:b w:val="0"/>
-                <w:i w:val="0"/>
-                <w:sz w:val="22"/>
-              </w:rPr>
-              <w:t>Wprowadzenie do marketingu w grach.</w:t>
-            </w:r>
-          </w:p>
-        </w:tc>
-        <w:tc>
-          <w:tcPr>
-            <w:tcW w:type="dxa" w:w="3324"/>
-          </w:tcPr>
-          <w:p>
-            <w:pPr>
-              <w:spacing w:before="20" w:after="20"/>
-            </w:pPr>
-            <w:r>
-              <w:rPr>
-                <w:rFonts w:ascii="Aptos" w:hAnsi="Aptos"/>
-                <w:b w:val="0"/>
-                <w:i w:val="0"/>
-                <w:sz w:val="22"/>
-              </w:rPr>
-            </w:r>
-          </w:p>
-        </w:tc>
-      </w:tr>
-      <w:tr>
-        <w:tc>
-          <w:tcPr>
-            <w:tcW w:type="dxa" w:w="3324"/>
-          </w:tcPr>
-          <w:p>
-            <w:pPr>
-              <w:spacing w:before="20" w:after="20"/>
-            </w:pPr>
-            <w:r>
-              <w:rPr>
-                <w:rFonts w:ascii="Aptos" w:hAnsi="Aptos"/>
-                <w:b w:val="0"/>
-                <w:i w:val="0"/>
-                <w:sz w:val="22"/>
-              </w:rPr>
-              <w:t>11.</w:t>
-            </w:r>
-          </w:p>
-        </w:tc>
-        <w:tc>
-          <w:tcPr>
-            <w:tcW w:type="dxa" w:w="3324"/>
-          </w:tcPr>
-          <w:p>
-            <w:pPr>
-              <w:spacing w:before="20" w:after="20"/>
-            </w:pPr>
-            <w:r>
-              <w:rPr>
-                <w:rFonts w:ascii="Aptos" w:hAnsi="Aptos"/>
-                <w:b w:val="0"/>
-                <w:i w:val="0"/>
-                <w:sz w:val="22"/>
-              </w:rPr>
-              <w:t>Definiowanie grupy docelowej, tworzenie persony gracza.</w:t>
-            </w:r>
-          </w:p>
-        </w:tc>
-        <w:tc>
-          <w:tcPr>
-            <w:tcW w:type="dxa" w:w="3324"/>
-          </w:tcPr>
-          <w:p>
-            <w:pPr>
-              <w:spacing w:before="20" w:after="20"/>
-            </w:pPr>
-            <w:r>
-              <w:rPr>
-                <w:rFonts w:ascii="Aptos" w:hAnsi="Aptos"/>
-                <w:b w:val="0"/>
-                <w:i w:val="0"/>
-                <w:sz w:val="22"/>
-              </w:rPr>
-            </w:r>
-          </w:p>
-        </w:tc>
-      </w:tr>
-      <w:tr>
-        <w:tc>
-          <w:tcPr>
-            <w:tcW w:type="dxa" w:w="3324"/>
-          </w:tcPr>
-          <w:p>
-            <w:pPr>
-              <w:spacing w:before="20" w:after="20"/>
-            </w:pPr>
-            <w:r>
-              <w:rPr>
-                <w:rFonts w:ascii="Aptos" w:hAnsi="Aptos"/>
-                <w:b w:val="0"/>
-                <w:i w:val="0"/>
-                <w:sz w:val="22"/>
-              </w:rPr>
-              <w:t>12.</w:t>
-            </w:r>
-          </w:p>
-        </w:tc>
-        <w:tc>
-          <w:tcPr>
-            <w:tcW w:type="dxa" w:w="3324"/>
-          </w:tcPr>
-          <w:p>
-            <w:pPr>
-              <w:spacing w:before="20" w:after="20"/>
-            </w:pPr>
-            <w:r>
-              <w:rPr>
-                <w:rFonts w:ascii="Aptos" w:hAnsi="Aptos"/>
-                <w:b w:val="0"/>
-                <w:i w:val="0"/>
-                <w:sz w:val="22"/>
-              </w:rPr>
-              <w:t>Kanały marketingowe dla gier, strategie promocji.</w:t>
-            </w:r>
-          </w:p>
-        </w:tc>
-        <w:tc>
-          <w:tcPr>
-            <w:tcW w:type="dxa" w:w="3324"/>
-          </w:tcPr>
-          <w:p>
-            <w:pPr>
-              <w:spacing w:before="20" w:after="20"/>
-            </w:pPr>
-            <w:r>
-              <w:rPr>
-                <w:rFonts w:ascii="Aptos" w:hAnsi="Aptos"/>
-                <w:b w:val="0"/>
-                <w:i w:val="0"/>
-                <w:sz w:val="22"/>
-              </w:rPr>
-            </w:r>
-          </w:p>
-        </w:tc>
-      </w:tr>
-      <w:tr>
-        <w:tc>
-          <w:tcPr>
-            <w:tcW w:type="dxa" w:w="3324"/>
-          </w:tcPr>
-          <w:p>
-            <w:pPr>
-              <w:spacing w:before="20" w:after="20"/>
-            </w:pPr>
-            <w:r>
-              <w:rPr>
-                <w:rFonts w:ascii="Aptos" w:hAnsi="Aptos"/>
-                <w:b w:val="0"/>
-                <w:i w:val="0"/>
-                <w:sz w:val="22"/>
-              </w:rPr>
-              <w:t>13.</w:t>
-            </w:r>
-          </w:p>
-        </w:tc>
-        <w:tc>
-          <w:tcPr>
-            <w:tcW w:type="dxa" w:w="3324"/>
-          </w:tcPr>
-          <w:p>
-            <w:pPr>
-              <w:spacing w:before="20" w:after="20"/>
-            </w:pPr>
-            <w:r>
-              <w:rPr>
-                <w:rFonts w:ascii="Aptos" w:hAnsi="Aptos"/>
-                <w:b w:val="0"/>
-                <w:i w:val="0"/>
-                <w:sz w:val="22"/>
-              </w:rPr>
-              <w:t>Rynek gier: VR, PC, Konsole</w:t>
-            </w:r>
-          </w:p>
-        </w:tc>
-        <w:tc>
-          <w:tcPr>
-            <w:tcW w:type="dxa" w:w="3324"/>
-          </w:tcPr>
-          <w:p>
-            <w:pPr>
-              <w:spacing w:before="20" w:after="20"/>
-            </w:pPr>
-            <w:r>
-              <w:rPr>
-                <w:rFonts w:ascii="Aptos" w:hAnsi="Aptos"/>
-                <w:b w:val="0"/>
-                <w:i w:val="0"/>
-                <w:sz w:val="22"/>
-              </w:rPr>
-            </w:r>
-          </w:p>
-        </w:tc>
-      </w:tr>
-      <w:tr>
-        <w:tc>
-          <w:tcPr>
-            <w:tcW w:type="dxa" w:w="3324"/>
-          </w:tcPr>
-          <w:p>
-            <w:pPr>
-              <w:spacing w:before="20" w:after="20"/>
-            </w:pPr>
-            <w:r>
-              <w:rPr>
-                <w:rFonts w:ascii="Aptos" w:hAnsi="Aptos"/>
-                <w:b w:val="0"/>
-                <w:i w:val="0"/>
-                <w:sz w:val="22"/>
-              </w:rPr>
-              <w:t>14.</w:t>
-            </w:r>
-          </w:p>
-        </w:tc>
-        <w:tc>
-          <w:tcPr>
-            <w:tcW w:type="dxa" w:w="3324"/>
-          </w:tcPr>
-          <w:p>
-            <w:pPr>
-              <w:spacing w:before="20" w:after="20"/>
-            </w:pPr>
-            <w:r>
-              <w:rPr>
-                <w:rFonts w:ascii="Aptos" w:hAnsi="Aptos"/>
-                <w:b w:val="0"/>
-                <w:i w:val="0"/>
-                <w:sz w:val="22"/>
-              </w:rPr>
-              <w:t>Omówienie specyfiki, zalet i wad tworzenia gier na różne platformy.</w:t>
-            </w:r>
-          </w:p>
-        </w:tc>
-        <w:tc>
-          <w:tcPr>
-            <w:tcW w:type="dxa" w:w="3324"/>
-          </w:tcPr>
-          <w:p>
-            <w:pPr>
-              <w:spacing w:before="20" w:after="20"/>
-            </w:pPr>
-            <w:r>
-              <w:rPr>
-                <w:rFonts w:ascii="Aptos" w:hAnsi="Aptos"/>
-                <w:b w:val="0"/>
-                <w:i w:val="0"/>
-                <w:sz w:val="22"/>
-              </w:rPr>
-            </w:r>
-          </w:p>
-        </w:tc>
-      </w:tr>
-      <w:tr>
-        <w:tc>
-          <w:tcPr>
-            <w:tcW w:type="dxa" w:w="3324"/>
-          </w:tcPr>
-          <w:p>
-            <w:pPr>
-              <w:spacing w:before="20" w:after="20"/>
-            </w:pPr>
-            <w:r>
-              <w:rPr>
-                <w:rFonts w:ascii="Aptos" w:hAnsi="Aptos"/>
-                <w:b w:val="0"/>
-                <w:i w:val="0"/>
-                <w:sz w:val="22"/>
-              </w:rPr>
-              <w:t>15.</w:t>
-            </w:r>
-          </w:p>
-        </w:tc>
-        <w:tc>
-          <w:tcPr>
-            <w:tcW w:type="dxa" w:w="3324"/>
-          </w:tcPr>
-          <w:p>
-            <w:pPr>
-              <w:spacing w:before="20" w:after="20"/>
-            </w:pPr>
-            <w:r>
-              <w:rPr>
-                <w:rFonts w:ascii="Aptos" w:hAnsi="Aptos"/>
-                <w:b w:val="0"/>
-                <w:i w:val="0"/>
-                <w:sz w:val="22"/>
-              </w:rPr>
-              <w:t>Trendy na poszczególnych rynkach, analiza konkurencji.</w:t>
-            </w:r>
-          </w:p>
-        </w:tc>
-        <w:tc>
-          <w:tcPr>
-            <w:tcW w:type="dxa" w:w="3324"/>
-          </w:tcPr>
-          <w:p>
-            <w:pPr>
-              <w:spacing w:before="20" w:after="20"/>
-            </w:pPr>
-            <w:r>
-              <w:rPr>
-                <w:rFonts w:ascii="Aptos" w:hAnsi="Aptos"/>
-                <w:b w:val="0"/>
-                <w:i w:val="0"/>
-                <w:sz w:val="22"/>
-              </w:rPr>
-            </w:r>
-          </w:p>
-        </w:tc>
-      </w:tr>
-      <w:tr>
-        <w:tc>
-          <w:tcPr>
-            <w:tcW w:type="dxa" w:w="3324"/>
-          </w:tcPr>
-          <w:p>
-            <w:pPr>
-              <w:spacing w:before="20" w:after="20"/>
-            </w:pPr>
-            <w:r>
-              <w:rPr>
-                <w:rFonts w:ascii="Aptos" w:hAnsi="Aptos"/>
-                <w:b w:val="0"/>
-                <w:i w:val="0"/>
-                <w:sz w:val="22"/>
-              </w:rPr>
-              <w:t>16.</w:t>
-            </w:r>
-          </w:p>
-        </w:tc>
-        <w:tc>
-          <w:tcPr>
-            <w:tcW w:type="dxa" w:w="3324"/>
-          </w:tcPr>
-          <w:p>
-            <w:pPr>
-              <w:spacing w:before="20" w:after="20"/>
-            </w:pPr>
-            <w:r>
-              <w:rPr>
-                <w:rFonts w:ascii="Aptos" w:hAnsi="Aptos"/>
-                <w:b w:val="0"/>
-                <w:i w:val="0"/>
-                <w:sz w:val="22"/>
-              </w:rPr>
-              <w:t>Wybór platformy docelowej dla gry, dostosowanie projektu do specyfiki rynku.</w:t>
-            </w:r>
-          </w:p>
-        </w:tc>
-        <w:tc>
-          <w:tcPr>
-            <w:tcW w:type="dxa" w:w="3324"/>
-          </w:tcPr>
-          <w:p>
-            <w:pPr>
-              <w:spacing w:before="20" w:after="20"/>
-            </w:pPr>
-            <w:r>
-              <w:rPr>
-                <w:rFonts w:ascii="Aptos" w:hAnsi="Aptos"/>
-                <w:b w:val="0"/>
-                <w:i w:val="0"/>
-                <w:sz w:val="22"/>
-              </w:rPr>
-            </w:r>
-          </w:p>
-        </w:tc>
-      </w:tr>
-      <w:tr>
-        <w:tc>
-          <w:tcPr>
-            <w:tcW w:type="dxa" w:w="3324"/>
-          </w:tcPr>
-          <w:p>
-            <w:pPr>
-              <w:spacing w:before="20" w:after="20"/>
-            </w:pPr>
-            <w:r>
-              <w:rPr>
-                <w:rFonts w:ascii="Aptos" w:hAnsi="Aptos"/>
-                <w:b w:val="0"/>
-                <w:i w:val="0"/>
-                <w:sz w:val="22"/>
-              </w:rPr>
-              <w:t>17.</w:t>
-            </w:r>
-          </w:p>
-        </w:tc>
-        <w:tc>
-          <w:tcPr>
-            <w:tcW w:type="dxa" w:w="3324"/>
-          </w:tcPr>
-          <w:p>
-            <w:pPr>
-              <w:spacing w:before="20" w:after="20"/>
-            </w:pPr>
-            <w:r>
-              <w:rPr>
-                <w:rFonts w:ascii="Aptos" w:hAnsi="Aptos"/>
-                <w:b w:val="0"/>
-                <w:i w:val="0"/>
-                <w:sz w:val="22"/>
-              </w:rPr>
-              <w:t>Zaawansowane techniki projektowania gier</w:t>
-            </w:r>
-          </w:p>
-        </w:tc>
-        <w:tc>
-          <w:tcPr>
-            <w:tcW w:type="dxa" w:w="3324"/>
-          </w:tcPr>
-          <w:p>
-            <w:pPr>
-              <w:spacing w:before="20" w:after="20"/>
-            </w:pPr>
-            <w:r>
-              <w:rPr>
-                <w:rFonts w:ascii="Aptos" w:hAnsi="Aptos"/>
-                <w:b w:val="0"/>
-                <w:i w:val="0"/>
-                <w:sz w:val="22"/>
-              </w:rPr>
-            </w:r>
-          </w:p>
-        </w:tc>
-      </w:tr>
-      <w:tr>
-        <w:tc>
-          <w:tcPr>
-            <w:tcW w:type="dxa" w:w="3324"/>
-          </w:tcPr>
-          <w:p>
-            <w:pPr>
-              <w:spacing w:before="20" w:after="20"/>
-            </w:pPr>
-            <w:r>
-              <w:rPr>
-                <w:rFonts w:ascii="Aptos" w:hAnsi="Aptos"/>
-                <w:b w:val="0"/>
-                <w:i w:val="0"/>
-                <w:sz w:val="22"/>
-              </w:rPr>
-              <w:t>18.</w:t>
-            </w:r>
-          </w:p>
-        </w:tc>
-        <w:tc>
-          <w:tcPr>
-            <w:tcW w:type="dxa" w:w="3324"/>
-          </w:tcPr>
-          <w:p>
-            <w:pPr>
-              <w:spacing w:before="20" w:after="20"/>
-            </w:pPr>
-            <w:r>
-              <w:rPr>
-                <w:rFonts w:ascii="Aptos" w:hAnsi="Aptos"/>
-                <w:b w:val="0"/>
-                <w:i w:val="0"/>
-                <w:sz w:val="22"/>
-              </w:rPr>
-              <w:t>Projektowanie narracji w grach, budowanie świata gry.</w:t>
-            </w:r>
-          </w:p>
-        </w:tc>
-        <w:tc>
-          <w:tcPr>
-            <w:tcW w:type="dxa" w:w="3324"/>
-          </w:tcPr>
-          <w:p>
-            <w:pPr>
-              <w:spacing w:before="20" w:after="20"/>
-            </w:pPr>
-            <w:r>
-              <w:rPr>
-                <w:rFonts w:ascii="Aptos" w:hAnsi="Aptos"/>
-                <w:b w:val="0"/>
-                <w:i w:val="0"/>
-                <w:sz w:val="22"/>
-              </w:rPr>
-            </w:r>
-          </w:p>
-        </w:tc>
-      </w:tr>
-      <w:tr>
-        <w:tc>
-          <w:tcPr>
-            <w:tcW w:type="dxa" w:w="3324"/>
-          </w:tcPr>
-          <w:p>
-            <w:pPr>
-              <w:spacing w:before="20" w:after="20"/>
-            </w:pPr>
-            <w:r>
-              <w:rPr>
-                <w:rFonts w:ascii="Aptos" w:hAnsi="Aptos"/>
-                <w:b w:val="0"/>
-                <w:i w:val="0"/>
-                <w:sz w:val="22"/>
-              </w:rPr>
-              <w:t>19.</w:t>
-            </w:r>
-          </w:p>
-        </w:tc>
-        <w:tc>
-          <w:tcPr>
-            <w:tcW w:type="dxa" w:w="3324"/>
-          </w:tcPr>
-          <w:p>
-            <w:pPr>
-              <w:spacing w:before="20" w:after="20"/>
-            </w:pPr>
-            <w:r>
-              <w:rPr>
-                <w:rFonts w:ascii="Aptos" w:hAnsi="Aptos"/>
-                <w:b w:val="0"/>
-                <w:i w:val="0"/>
-                <w:sz w:val="22"/>
-              </w:rPr>
-              <w:t>Tworzenie angażującej rozgrywki, projektowanie wyzwań i nagród.</w:t>
-            </w:r>
-          </w:p>
-        </w:tc>
-        <w:tc>
-          <w:tcPr>
-            <w:tcW w:type="dxa" w:w="3324"/>
-          </w:tcPr>
-          <w:p>
-            <w:pPr>
-              <w:spacing w:before="20" w:after="20"/>
-            </w:pPr>
-            <w:r>
-              <w:rPr>
-                <w:rFonts w:ascii="Aptos" w:hAnsi="Aptos"/>
-                <w:b w:val="0"/>
-                <w:i w:val="0"/>
-                <w:sz w:val="22"/>
-              </w:rPr>
-            </w:r>
-          </w:p>
-        </w:tc>
-      </w:tr>
-      <w:tr>
-        <w:tc>
-          <w:tcPr>
-            <w:tcW w:type="dxa" w:w="3324"/>
-          </w:tcPr>
-          <w:p>
-            <w:pPr>
-              <w:spacing w:before="20" w:after="20"/>
-            </w:pPr>
-            <w:r>
-              <w:rPr>
-                <w:rFonts w:ascii="Aptos" w:hAnsi="Aptos"/>
-                <w:b w:val="0"/>
-                <w:i w:val="0"/>
-                <w:sz w:val="22"/>
-              </w:rPr>
-              <w:t>20.</w:t>
-            </w:r>
-          </w:p>
-        </w:tc>
-        <w:tc>
-          <w:tcPr>
-            <w:tcW w:type="dxa" w:w="3324"/>
-          </w:tcPr>
-          <w:p>
-            <w:pPr>
-              <w:spacing w:before="20" w:after="20"/>
-            </w:pPr>
-            <w:r>
-              <w:rPr>
-                <w:rFonts w:ascii="Aptos" w:hAnsi="Aptos"/>
-                <w:b w:val="0"/>
-                <w:i w:val="0"/>
-                <w:sz w:val="22"/>
-              </w:rPr>
-              <w:t>Balansowanie gry, zapewnienie odpowiedniego poziomu trudności.</w:t>
-            </w:r>
-          </w:p>
-        </w:tc>
-        <w:tc>
-          <w:tcPr>
-            <w:tcW w:type="dxa" w:w="3324"/>
-          </w:tcPr>
-          <w:p>
-            <w:pPr>
-              <w:spacing w:before="20" w:after="20"/>
-            </w:pPr>
-            <w:r>
-              <w:rPr>
-                <w:rFonts w:ascii="Aptos" w:hAnsi="Aptos"/>
-                <w:b w:val="0"/>
-                <w:i w:val="0"/>
-                <w:sz w:val="22"/>
-              </w:rPr>
-            </w:r>
-          </w:p>
-        </w:tc>
-      </w:tr>
-      <w:tr>
-        <w:tc>
-          <w:tcPr>
-            <w:tcW w:type="dxa" w:w="3324"/>
-          </w:tcPr>
-          <w:p>
-            <w:pPr>
-              <w:spacing w:before="20" w:after="20"/>
-            </w:pPr>
-            <w:r>
-              <w:rPr>
-                <w:rFonts w:ascii="Aptos" w:hAnsi="Aptos"/>
-                <w:b w:val="0"/>
-                <w:i w:val="0"/>
-                <w:sz w:val="22"/>
-              </w:rPr>
-              <w:t>21.</w:t>
-            </w:r>
-          </w:p>
-        </w:tc>
-        <w:tc>
-          <w:tcPr>
-            <w:tcW w:type="dxa" w:w="3324"/>
-          </w:tcPr>
-          <w:p>
-            <w:pPr>
-              <w:spacing w:before="20" w:after="20"/>
-            </w:pPr>
-            <w:r>
-              <w:rPr>
-                <w:rFonts w:ascii="Aptos" w:hAnsi="Aptos"/>
-                <w:b w:val="0"/>
-                <w:i w:val="0"/>
-                <w:sz w:val="22"/>
-              </w:rPr>
-              <w:t>Optymalizacja gier</w:t>
-            </w:r>
-          </w:p>
-        </w:tc>
-        <w:tc>
-          <w:tcPr>
-            <w:tcW w:type="dxa" w:w="3324"/>
-          </w:tcPr>
-          <w:p>
-            <w:pPr>
-              <w:spacing w:before="20" w:after="20"/>
-            </w:pPr>
-            <w:r>
-              <w:rPr>
-                <w:rFonts w:ascii="Aptos" w:hAnsi="Aptos"/>
-                <w:b w:val="0"/>
-                <w:i w:val="0"/>
-                <w:sz w:val="22"/>
-              </w:rPr>
-            </w:r>
-          </w:p>
-        </w:tc>
-      </w:tr>
-      <w:tr>
-        <w:tc>
-          <w:tcPr>
-            <w:tcW w:type="dxa" w:w="3324"/>
-          </w:tcPr>
-          <w:p>
-            <w:pPr>
-              <w:spacing w:before="20" w:after="20"/>
-            </w:pPr>
-            <w:r>
-              <w:rPr>
-                <w:rFonts w:ascii="Aptos" w:hAnsi="Aptos"/>
-                <w:b w:val="0"/>
-                <w:i w:val="0"/>
-                <w:sz w:val="22"/>
-              </w:rPr>
-              <w:t>22.</w:t>
-            </w:r>
-          </w:p>
-        </w:tc>
-        <w:tc>
-          <w:tcPr>
-            <w:tcW w:type="dxa" w:w="3324"/>
-          </w:tcPr>
-          <w:p>
-            <w:pPr>
-              <w:spacing w:before="20" w:after="20"/>
-            </w:pPr>
-            <w:r>
-              <w:rPr>
-                <w:rFonts w:ascii="Aptos" w:hAnsi="Aptos"/>
-                <w:b w:val="0"/>
-                <w:i w:val="0"/>
-                <w:sz w:val="22"/>
-              </w:rPr>
-              <w:t>Zaawansowana optymalizacja gier na platformy PC i konsolowe.</w:t>
-            </w:r>
-          </w:p>
-        </w:tc>
-        <w:tc>
-          <w:tcPr>
-            <w:tcW w:type="dxa" w:w="3324"/>
-          </w:tcPr>
-          <w:p>
-            <w:pPr>
-              <w:spacing w:before="20" w:after="20"/>
-            </w:pPr>
-            <w:r>
-              <w:rPr>
-                <w:rFonts w:ascii="Aptos" w:hAnsi="Aptos"/>
-                <w:b w:val="0"/>
-                <w:i w:val="0"/>
-                <w:sz w:val="22"/>
-              </w:rPr>
-            </w:r>
-          </w:p>
-        </w:tc>
-      </w:tr>
-      <w:tr>
-        <w:tc>
-          <w:tcPr>
-            <w:tcW w:type="dxa" w:w="3324"/>
-          </w:tcPr>
-          <w:p>
-            <w:pPr>
-              <w:spacing w:before="20" w:after="20"/>
-            </w:pPr>
-            <w:r>
-              <w:rPr>
-                <w:rFonts w:ascii="Aptos" w:hAnsi="Aptos"/>
-                <w:b w:val="0"/>
-                <w:i w:val="0"/>
-                <w:sz w:val="22"/>
-              </w:rPr>
-              <w:t>23.</w:t>
-            </w:r>
-          </w:p>
-        </w:tc>
-        <w:tc>
-          <w:tcPr>
-            <w:tcW w:type="dxa" w:w="3324"/>
-          </w:tcPr>
-          <w:p>
-            <w:pPr>
-              <w:spacing w:before="20" w:after="20"/>
-            </w:pPr>
-            <w:r>
-              <w:rPr>
-                <w:rFonts w:ascii="Aptos" w:hAnsi="Aptos"/>
-                <w:b w:val="0"/>
-                <w:i w:val="0"/>
-                <w:sz w:val="22"/>
-              </w:rPr>
-              <w:t>Optymalizacja grafiki, dźwięku i kodu gry.</w:t>
-            </w:r>
-          </w:p>
-        </w:tc>
-        <w:tc>
-          <w:tcPr>
-            <w:tcW w:type="dxa" w:w="3324"/>
-          </w:tcPr>
-          <w:p>
-            <w:pPr>
-              <w:spacing w:before="20" w:after="20"/>
-            </w:pPr>
-            <w:r>
-              <w:rPr>
-                <w:rFonts w:ascii="Aptos" w:hAnsi="Aptos"/>
-                <w:b w:val="0"/>
-                <w:i w:val="0"/>
-                <w:sz w:val="22"/>
-              </w:rPr>
-            </w:r>
-          </w:p>
-        </w:tc>
-      </w:tr>
-      <w:tr>
-        <w:tc>
-          <w:tcPr>
-            <w:tcW w:type="dxa" w:w="3324"/>
-          </w:tcPr>
-          <w:p>
-            <w:pPr>
-              <w:spacing w:before="20" w:after="20"/>
-            </w:pPr>
-            <w:r>
-              <w:rPr>
-                <w:rFonts w:ascii="Aptos" w:hAnsi="Aptos"/>
-                <w:b w:val="0"/>
-                <w:i w:val="0"/>
-                <w:sz w:val="22"/>
-              </w:rPr>
-              <w:t>24.</w:t>
-            </w:r>
-          </w:p>
-        </w:tc>
-        <w:tc>
-          <w:tcPr>
-            <w:tcW w:type="dxa" w:w="3324"/>
-          </w:tcPr>
-          <w:p>
-            <w:pPr>
-              <w:spacing w:before="20" w:after="20"/>
-            </w:pPr>
-            <w:r>
-              <w:rPr>
-                <w:rFonts w:ascii="Aptos" w:hAnsi="Aptos"/>
-                <w:b w:val="0"/>
-                <w:i w:val="0"/>
-                <w:sz w:val="22"/>
-              </w:rPr>
-              <w:t>Narzędzia do profilowania i optymalizacji, dobre praktyki.</w:t>
-            </w:r>
-          </w:p>
-        </w:tc>
-        <w:tc>
-          <w:tcPr>
-            <w:tcW w:type="dxa" w:w="3324"/>
-          </w:tcPr>
-          <w:p>
-            <w:pPr>
-              <w:spacing w:before="20" w:after="20"/>
-            </w:pPr>
-            <w:r>
-              <w:rPr>
-                <w:rFonts w:ascii="Aptos" w:hAnsi="Aptos"/>
-                <w:b w:val="0"/>
-                <w:i w:val="0"/>
-                <w:sz w:val="22"/>
-              </w:rPr>
-            </w:r>
-          </w:p>
-        </w:tc>
-      </w:tr>
-      <w:tr>
-        <w:tc>
-          <w:tcPr>
-            <w:tcW w:type="dxa" w:w="3324"/>
-          </w:tcPr>
-          <w:p>
-            <w:pPr>
-              <w:spacing w:before="20" w:after="20"/>
-            </w:pPr>
-            <w:r>
-              <w:rPr>
-                <w:rFonts w:ascii="Aptos" w:hAnsi="Aptos"/>
-                <w:b w:val="0"/>
-                <w:i w:val="0"/>
-                <w:sz w:val="22"/>
-              </w:rPr>
-              <w:t>25.</w:t>
-            </w:r>
-          </w:p>
-        </w:tc>
-        <w:tc>
-          <w:tcPr>
-            <w:tcW w:type="dxa" w:w="3324"/>
-          </w:tcPr>
-          <w:p>
-            <w:pPr>
-              <w:spacing w:before="20" w:after="20"/>
-            </w:pPr>
-            <w:r>
-              <w:rPr>
-                <w:rFonts w:ascii="Aptos" w:hAnsi="Aptos"/>
-                <w:b w:val="0"/>
-                <w:i w:val="0"/>
-                <w:sz w:val="22"/>
-              </w:rPr>
-              <w:t>Zwiastuny gier i kampanie społecznościowe</w:t>
-            </w:r>
-          </w:p>
-        </w:tc>
-        <w:tc>
-          <w:tcPr>
-            <w:tcW w:type="dxa" w:w="3324"/>
-          </w:tcPr>
-          <w:p>
-            <w:pPr>
-              <w:spacing w:before="20" w:after="20"/>
-            </w:pPr>
-            <w:r>
-              <w:rPr>
-                <w:rFonts w:ascii="Aptos" w:hAnsi="Aptos"/>
-                <w:b w:val="0"/>
-                <w:i w:val="0"/>
-                <w:sz w:val="22"/>
-              </w:rPr>
-            </w:r>
-          </w:p>
-        </w:tc>
-      </w:tr>
-      <w:tr>
-        <w:tc>
-          <w:tcPr>
-            <w:tcW w:type="dxa" w:w="3324"/>
-          </w:tcPr>
-          <w:p>
-            <w:pPr>
-              <w:spacing w:before="20" w:after="20"/>
-            </w:pPr>
-            <w:r>
-              <w:rPr>
-                <w:rFonts w:ascii="Aptos" w:hAnsi="Aptos"/>
-                <w:b w:val="0"/>
-                <w:i w:val="0"/>
-                <w:sz w:val="22"/>
-              </w:rPr>
-              <w:t>26.</w:t>
-            </w:r>
-          </w:p>
-        </w:tc>
-        <w:tc>
-          <w:tcPr>
-            <w:tcW w:type="dxa" w:w="3324"/>
-          </w:tcPr>
-          <w:p>
-            <w:pPr>
-              <w:spacing w:before="20" w:after="20"/>
-            </w:pPr>
-            <w:r>
-              <w:rPr>
-                <w:rFonts w:ascii="Aptos" w:hAnsi="Aptos"/>
-                <w:b w:val="0"/>
-                <w:i w:val="0"/>
-                <w:sz w:val="22"/>
-              </w:rPr>
-              <w:t>Tworzenie zwiastunów gier przyciągających uwagę graczy.</w:t>
-            </w:r>
-          </w:p>
-        </w:tc>
-        <w:tc>
-          <w:tcPr>
-            <w:tcW w:type="dxa" w:w="3324"/>
-          </w:tcPr>
-          <w:p>
-            <w:pPr>
-              <w:spacing w:before="20" w:after="20"/>
-            </w:pPr>
-            <w:r>
-              <w:rPr>
-                <w:rFonts w:ascii="Aptos" w:hAnsi="Aptos"/>
-                <w:b w:val="0"/>
-                <w:i w:val="0"/>
-                <w:sz w:val="22"/>
-              </w:rPr>
-            </w:r>
-          </w:p>
-        </w:tc>
-      </w:tr>
-      <w:tr>
-        <w:tc>
-          <w:tcPr>
-            <w:tcW w:type="dxa" w:w="3324"/>
-          </w:tcPr>
-          <w:p>
-            <w:pPr>
-              <w:spacing w:before="20" w:after="20"/>
-            </w:pPr>
-            <w:r>
-              <w:rPr>
-                <w:rFonts w:ascii="Aptos" w:hAnsi="Aptos"/>
-                <w:b w:val="0"/>
-                <w:i w:val="0"/>
-                <w:sz w:val="22"/>
-              </w:rPr>
-              <w:t>27.</w:t>
-            </w:r>
-          </w:p>
-        </w:tc>
-        <w:tc>
-          <w:tcPr>
-            <w:tcW w:type="dxa" w:w="3324"/>
-          </w:tcPr>
-          <w:p>
-            <w:pPr>
-              <w:spacing w:before="20" w:after="20"/>
-            </w:pPr>
-            <w:r>
-              <w:rPr>
-                <w:rFonts w:ascii="Aptos" w:hAnsi="Aptos"/>
-                <w:b w:val="0"/>
-                <w:i w:val="0"/>
-                <w:sz w:val="22"/>
-              </w:rPr>
-              <w:t>Prowadzenie kampanii w mediach społecznościowych, budowanie zaangażowania.</w:t>
-            </w:r>
-          </w:p>
-        </w:tc>
-        <w:tc>
-          <w:tcPr>
-            <w:tcW w:type="dxa" w:w="3324"/>
-          </w:tcPr>
-          <w:p>
-            <w:pPr>
-              <w:spacing w:before="20" w:after="20"/>
-            </w:pPr>
-            <w:r>
-              <w:rPr>
-                <w:rFonts w:ascii="Aptos" w:hAnsi="Aptos"/>
-                <w:b w:val="0"/>
-                <w:i w:val="0"/>
-                <w:sz w:val="22"/>
-              </w:rPr>
-            </w:r>
-          </w:p>
-        </w:tc>
-      </w:tr>
-      <w:tr>
-        <w:tc>
-          <w:tcPr>
-            <w:tcW w:type="dxa" w:w="3324"/>
-          </w:tcPr>
-          <w:p>
-            <w:pPr>
-              <w:spacing w:before="20" w:after="20"/>
-            </w:pPr>
-            <w:r>
-              <w:rPr>
-                <w:rFonts w:ascii="Aptos" w:hAnsi="Aptos"/>
-                <w:b w:val="0"/>
-                <w:i w:val="0"/>
-                <w:sz w:val="22"/>
-              </w:rPr>
-              <w:t>28.</w:t>
-            </w:r>
-          </w:p>
-        </w:tc>
-        <w:tc>
-          <w:tcPr>
-            <w:tcW w:type="dxa" w:w="3324"/>
-          </w:tcPr>
-          <w:p>
-            <w:pPr>
-              <w:spacing w:before="20" w:after="20"/>
-            </w:pPr>
-            <w:r>
-              <w:rPr>
-                <w:rFonts w:ascii="Aptos" w:hAnsi="Aptos"/>
-                <w:b w:val="0"/>
-                <w:i w:val="0"/>
-                <w:sz w:val="22"/>
-              </w:rPr>
-              <w:t>Współpraca z influencerami, marketing szeptany.</w:t>
-            </w:r>
-          </w:p>
-        </w:tc>
-        <w:tc>
-          <w:tcPr>
-            <w:tcW w:type="dxa" w:w="3324"/>
-          </w:tcPr>
-          <w:p>
-            <w:pPr>
-              <w:spacing w:before="20" w:after="20"/>
-            </w:pPr>
-            <w:r>
-              <w:rPr>
-                <w:rFonts w:ascii="Aptos" w:hAnsi="Aptos"/>
-                <w:b w:val="0"/>
-                <w:i w:val="0"/>
-                <w:sz w:val="22"/>
-              </w:rPr>
-            </w:r>
-          </w:p>
-        </w:tc>
-      </w:tr>
-      <w:tr>
-        <w:tc>
-          <w:tcPr>
-            <w:tcW w:type="dxa" w:w="3324"/>
-          </w:tcPr>
-          <w:p>
-            <w:pPr>
-              <w:spacing w:before="20" w:after="20"/>
-            </w:pPr>
-            <w:r>
-              <w:rPr>
-                <w:rFonts w:ascii="Aptos" w:hAnsi="Aptos"/>
-                <w:b w:val="0"/>
-                <w:i w:val="0"/>
-                <w:sz w:val="22"/>
-              </w:rPr>
-              <w:t>29.</w:t>
-            </w:r>
-          </w:p>
-        </w:tc>
-        <w:tc>
-          <w:tcPr>
-            <w:tcW w:type="dxa" w:w="3324"/>
-          </w:tcPr>
-          <w:p>
-            <w:pPr>
-              <w:spacing w:before="20" w:after="20"/>
-            </w:pPr>
-            <w:r>
-              <w:rPr>
-                <w:rFonts w:ascii="Aptos" w:hAnsi="Aptos"/>
-                <w:b w:val="0"/>
-                <w:i w:val="0"/>
-                <w:sz w:val="22"/>
-              </w:rPr>
-              <w:t>Psychologia gier: kierowanie uwagą gracza</w:t>
-            </w:r>
-          </w:p>
-        </w:tc>
-        <w:tc>
-          <w:tcPr>
-            <w:tcW w:type="dxa" w:w="3324"/>
-          </w:tcPr>
-          <w:p>
-            <w:pPr>
-              <w:spacing w:before="20" w:after="20"/>
-            </w:pPr>
-            <w:r>
-              <w:rPr>
-                <w:rFonts w:ascii="Aptos" w:hAnsi="Aptos"/>
-                <w:b w:val="0"/>
-                <w:i w:val="0"/>
-                <w:sz w:val="22"/>
-              </w:rPr>
-            </w:r>
-          </w:p>
-        </w:tc>
-      </w:tr>
-      <w:tr>
-        <w:tc>
-          <w:tcPr>
-            <w:tcW w:type="dxa" w:w="3324"/>
-          </w:tcPr>
-          <w:p>
-            <w:pPr>
-              <w:spacing w:before="20" w:after="20"/>
-            </w:pPr>
-            <w:r>
-              <w:rPr>
-                <w:rFonts w:ascii="Aptos" w:hAnsi="Aptos"/>
-                <w:b w:val="0"/>
-                <w:i w:val="0"/>
-                <w:sz w:val="22"/>
-              </w:rPr>
-              <w:t>30.</w:t>
-            </w:r>
-          </w:p>
-        </w:tc>
-        <w:tc>
-          <w:tcPr>
-            <w:tcW w:type="dxa" w:w="3324"/>
-          </w:tcPr>
-          <w:p>
-            <w:pPr>
-              <w:spacing w:before="20" w:after="20"/>
-            </w:pPr>
-            <w:r>
-              <w:rPr>
-                <w:rFonts w:ascii="Aptos" w:hAnsi="Aptos"/>
-                <w:b w:val="0"/>
-                <w:i w:val="0"/>
-                <w:sz w:val="22"/>
-              </w:rPr>
-              <w:t>Techniki narracji wizualnej w grach, budowanie napięcia i emocji.</w:t>
-            </w:r>
-          </w:p>
-        </w:tc>
-        <w:tc>
-          <w:tcPr>
-            <w:tcW w:type="dxa" w:w="3324"/>
-          </w:tcPr>
-          <w:p>
-            <w:pPr>
-              <w:spacing w:before="20" w:after="20"/>
-            </w:pPr>
-            <w:r>
-              <w:rPr>
-                <w:rFonts w:ascii="Aptos" w:hAnsi="Aptos"/>
-                <w:b w:val="0"/>
-                <w:i w:val="0"/>
-                <w:sz w:val="22"/>
-              </w:rPr>
-            </w:r>
-          </w:p>
-        </w:tc>
-      </w:tr>
-      <w:tr>
-        <w:tc>
-          <w:tcPr>
-            <w:tcW w:type="dxa" w:w="3324"/>
-          </w:tcPr>
-          <w:p>
-            <w:pPr>
-              <w:spacing w:before="20" w:after="20"/>
-            </w:pPr>
-            <w:r>
-              <w:rPr>
-                <w:rFonts w:ascii="Aptos" w:hAnsi="Aptos"/>
-                <w:b w:val="0"/>
-                <w:i w:val="0"/>
-                <w:sz w:val="22"/>
-              </w:rPr>
-              <w:t>31.</w:t>
-            </w:r>
-          </w:p>
-        </w:tc>
-        <w:tc>
-          <w:tcPr>
-            <w:tcW w:type="dxa" w:w="3324"/>
-          </w:tcPr>
-          <w:p>
-            <w:pPr>
-              <w:spacing w:before="20" w:after="20"/>
-            </w:pPr>
-            <w:r>
-              <w:rPr>
-                <w:rFonts w:ascii="Aptos" w:hAnsi="Aptos"/>
-                <w:b w:val="0"/>
-                <w:i w:val="0"/>
-                <w:sz w:val="22"/>
-              </w:rPr>
-              <w:t>Prowadzenie gracza przez świat gry, projektowanie intuicyjnego interfejsu.</w:t>
-            </w:r>
-          </w:p>
-        </w:tc>
-        <w:tc>
-          <w:tcPr>
-            <w:tcW w:type="dxa" w:w="3324"/>
-          </w:tcPr>
-          <w:p>
-            <w:pPr>
-              <w:spacing w:before="20" w:after="20"/>
-            </w:pPr>
-            <w:r>
-              <w:rPr>
-                <w:rFonts w:ascii="Aptos" w:hAnsi="Aptos"/>
-                <w:b w:val="0"/>
-                <w:i w:val="0"/>
-                <w:sz w:val="22"/>
-              </w:rPr>
-            </w:r>
-          </w:p>
-        </w:tc>
-      </w:tr>
-      <w:tr>
-        <w:tc>
-          <w:tcPr>
-            <w:tcW w:type="dxa" w:w="3324"/>
-          </w:tcPr>
-          <w:p>
-            <w:pPr>
-              <w:spacing w:before="20" w:after="20"/>
-            </w:pPr>
-            <w:r>
-              <w:rPr>
-                <w:rFonts w:ascii="Aptos" w:hAnsi="Aptos"/>
-                <w:b w:val="0"/>
-                <w:i w:val="0"/>
-                <w:sz w:val="22"/>
-              </w:rPr>
-              <w:t>32.</w:t>
-            </w:r>
-          </w:p>
-        </w:tc>
-        <w:tc>
-          <w:tcPr>
-            <w:tcW w:type="dxa" w:w="3324"/>
-          </w:tcPr>
-          <w:p>
-            <w:pPr>
-              <w:spacing w:before="20" w:after="20"/>
-            </w:pPr>
-            <w:r>
-              <w:rPr>
-                <w:rFonts w:ascii="Aptos" w:hAnsi="Aptos"/>
-                <w:b w:val="0"/>
-                <w:i w:val="0"/>
-                <w:sz w:val="22"/>
-              </w:rPr>
-              <w:t>Wykorzystanie dźwięku i muzyki do budowania atmosfery.</w:t>
-            </w:r>
-          </w:p>
-        </w:tc>
-        <w:tc>
-          <w:tcPr>
-            <w:tcW w:type="dxa" w:w="3324"/>
-          </w:tcPr>
-          <w:p>
-            <w:pPr>
-              <w:spacing w:before="20" w:after="20"/>
-            </w:pPr>
-            <w:r>
-              <w:rPr>
-                <w:rFonts w:ascii="Aptos" w:hAnsi="Aptos"/>
-                <w:b w:val="0"/>
-                <w:i w:val="0"/>
-                <w:sz w:val="22"/>
-              </w:rPr>
-            </w:r>
-          </w:p>
-        </w:tc>
-      </w:tr>
-      <w:tr>
-        <w:tc>
-          <w:tcPr>
-            <w:tcW w:type="dxa" w:w="3324"/>
-          </w:tcPr>
-          <w:p>
-            <w:pPr>
-              <w:spacing w:before="20" w:after="20"/>
-            </w:pPr>
-            <w:r>
-              <w:rPr>
-                <w:rFonts w:ascii="Aptos" w:hAnsi="Aptos"/>
-                <w:b w:val="0"/>
-                <w:i w:val="0"/>
-                <w:sz w:val="22"/>
-              </w:rPr>
-              <w:t>33.</w:t>
-            </w:r>
-          </w:p>
-        </w:tc>
-        <w:tc>
-          <w:tcPr>
-            <w:tcW w:type="dxa" w:w="3324"/>
-          </w:tcPr>
-          <w:p>
-            <w:pPr>
-              <w:spacing w:before="20" w:after="20"/>
-            </w:pPr>
-            <w:r>
-              <w:rPr>
-                <w:rFonts w:ascii="Aptos" w:hAnsi="Aptos"/>
-                <w:b w:val="0"/>
-                <w:i w:val="0"/>
-                <w:sz w:val="22"/>
-              </w:rPr>
-              <w:t>Sztuka w grach: kadrowanie i kompozycja</w:t>
-            </w:r>
-          </w:p>
-        </w:tc>
-        <w:tc>
-          <w:tcPr>
-            <w:tcW w:type="dxa" w:w="3324"/>
-          </w:tcPr>
-          <w:p>
-            <w:pPr>
-              <w:spacing w:before="20" w:after="20"/>
-            </w:pPr>
-            <w:r>
-              <w:rPr>
-                <w:rFonts w:ascii="Aptos" w:hAnsi="Aptos"/>
-                <w:b w:val="0"/>
-                <w:i w:val="0"/>
-                <w:sz w:val="22"/>
-              </w:rPr>
-            </w:r>
-          </w:p>
-        </w:tc>
-      </w:tr>
-      <w:tr>
-        <w:tc>
-          <w:tcPr>
-            <w:tcW w:type="dxa" w:w="3324"/>
-          </w:tcPr>
-          <w:p>
-            <w:pPr>
-              <w:spacing w:before="20" w:after="20"/>
-            </w:pPr>
-            <w:r>
-              <w:rPr>
-                <w:rFonts w:ascii="Aptos" w:hAnsi="Aptos"/>
-                <w:b w:val="0"/>
-                <w:i w:val="0"/>
-                <w:sz w:val="22"/>
-              </w:rPr>
-              <w:t>34.</w:t>
-            </w:r>
-          </w:p>
-        </w:tc>
-        <w:tc>
-          <w:tcPr>
-            <w:tcW w:type="dxa" w:w="3324"/>
-          </w:tcPr>
-          <w:p>
-            <w:pPr>
-              <w:spacing w:before="20" w:after="20"/>
-            </w:pPr>
-            <w:r>
-              <w:rPr>
-                <w:rFonts w:ascii="Aptos" w:hAnsi="Aptos"/>
-                <w:b w:val="0"/>
-                <w:i w:val="0"/>
-                <w:sz w:val="22"/>
-              </w:rPr>
-              <w:t>Podstawy kompozycji obrazu, stosowanie zasad kadrowania w grach.</w:t>
-            </w:r>
-          </w:p>
-        </w:tc>
-        <w:tc>
-          <w:tcPr>
-            <w:tcW w:type="dxa" w:w="3324"/>
-          </w:tcPr>
-          <w:p>
-            <w:pPr>
-              <w:spacing w:before="20" w:after="20"/>
-            </w:pPr>
-            <w:r>
-              <w:rPr>
-                <w:rFonts w:ascii="Aptos" w:hAnsi="Aptos"/>
-                <w:b w:val="0"/>
-                <w:i w:val="0"/>
-                <w:sz w:val="22"/>
-              </w:rPr>
-            </w:r>
-          </w:p>
-        </w:tc>
-      </w:tr>
-      <w:tr>
-        <w:tc>
-          <w:tcPr>
-            <w:tcW w:type="dxa" w:w="3324"/>
-          </w:tcPr>
-          <w:p>
-            <w:pPr>
-              <w:spacing w:before="20" w:after="20"/>
-            </w:pPr>
-            <w:r>
-              <w:rPr>
-                <w:rFonts w:ascii="Aptos" w:hAnsi="Aptos"/>
-                <w:b w:val="0"/>
-                <w:i w:val="0"/>
-                <w:sz w:val="22"/>
-              </w:rPr>
-              <w:t>35.</w:t>
-            </w:r>
-          </w:p>
-        </w:tc>
-        <w:tc>
-          <w:tcPr>
-            <w:tcW w:type="dxa" w:w="3324"/>
-          </w:tcPr>
-          <w:p>
-            <w:pPr>
-              <w:spacing w:before="20" w:after="20"/>
-            </w:pPr>
-            <w:r>
-              <w:rPr>
-                <w:rFonts w:ascii="Aptos" w:hAnsi="Aptos"/>
-                <w:b w:val="0"/>
-                <w:i w:val="0"/>
-                <w:sz w:val="22"/>
-              </w:rPr>
-              <w:t>Język filmu: ujęcia, montaż, ruch kamery.</w:t>
-            </w:r>
-          </w:p>
-        </w:tc>
-        <w:tc>
-          <w:tcPr>
-            <w:tcW w:type="dxa" w:w="3324"/>
-          </w:tcPr>
-          <w:p>
-            <w:pPr>
-              <w:spacing w:before="20" w:after="20"/>
-            </w:pPr>
-            <w:r>
-              <w:rPr>
-                <w:rFonts w:ascii="Aptos" w:hAnsi="Aptos"/>
-                <w:b w:val="0"/>
-                <w:i w:val="0"/>
-                <w:sz w:val="22"/>
-              </w:rPr>
-            </w:r>
-          </w:p>
-        </w:tc>
-      </w:tr>
-      <w:tr>
-        <w:tc>
-          <w:tcPr>
-            <w:tcW w:type="dxa" w:w="3324"/>
-          </w:tcPr>
-          <w:p>
-            <w:pPr>
-              <w:spacing w:before="20" w:after="20"/>
-            </w:pPr>
-            <w:r>
-              <w:rPr>
-                <w:rFonts w:ascii="Aptos" w:hAnsi="Aptos"/>
-                <w:b w:val="0"/>
-                <w:i w:val="0"/>
-                <w:sz w:val="22"/>
-              </w:rPr>
-              <w:t>36.</w:t>
-            </w:r>
-          </w:p>
-        </w:tc>
-        <w:tc>
-          <w:tcPr>
-            <w:tcW w:type="dxa" w:w="3324"/>
-          </w:tcPr>
-          <w:p>
-            <w:pPr>
-              <w:spacing w:before="20" w:after="20"/>
-            </w:pPr>
-            <w:r>
-              <w:rPr>
-                <w:rFonts w:ascii="Aptos" w:hAnsi="Aptos"/>
-                <w:b w:val="0"/>
-                <w:i w:val="0"/>
-                <w:sz w:val="22"/>
-              </w:rPr>
-              <w:t>Analiza udanych przykładów, inspiracje z innych mediów.</w:t>
-            </w:r>
-          </w:p>
-        </w:tc>
-        <w:tc>
-          <w:tcPr>
-            <w:tcW w:type="dxa" w:w="3324"/>
-          </w:tcPr>
-          <w:p>
-            <w:pPr>
-              <w:spacing w:before="20" w:after="20"/>
-            </w:pPr>
-            <w:r>
-              <w:rPr>
-                <w:rFonts w:ascii="Aptos" w:hAnsi="Aptos"/>
-                <w:b w:val="0"/>
-                <w:i w:val="0"/>
-                <w:sz w:val="22"/>
-              </w:rPr>
-            </w:r>
-          </w:p>
-        </w:tc>
-      </w:tr>
-      <w:tr>
-        <w:tc>
-          <w:tcPr>
-            <w:tcW w:type="dxa" w:w="3324"/>
-          </w:tcPr>
-          <w:p>
-            <w:pPr>
-              <w:spacing w:before="20" w:after="20"/>
-            </w:pPr>
-            <w:r>
-              <w:rPr>
-                <w:rFonts w:ascii="Aptos" w:hAnsi="Aptos"/>
-                <w:b w:val="0"/>
-                <w:i w:val="0"/>
-                <w:sz w:val="22"/>
-              </w:rPr>
-              <w:t>37.</w:t>
-            </w:r>
-          </w:p>
-        </w:tc>
-        <w:tc>
-          <w:tcPr>
-            <w:tcW w:type="dxa" w:w="3324"/>
-          </w:tcPr>
-          <w:p>
-            <w:pPr>
-              <w:spacing w:before="20" w:after="20"/>
-            </w:pPr>
-            <w:r>
-              <w:rPr>
-                <w:rFonts w:ascii="Aptos" w:hAnsi="Aptos"/>
-                <w:b w:val="0"/>
-                <w:i w:val="0"/>
-                <w:sz w:val="22"/>
-              </w:rPr>
-              <w:t>Tworzenie gier jako biznes</w:t>
-            </w:r>
-          </w:p>
-        </w:tc>
-        <w:tc>
-          <w:tcPr>
-            <w:tcW w:type="dxa" w:w="3324"/>
-          </w:tcPr>
-          <w:p>
-            <w:pPr>
-              <w:spacing w:before="20" w:after="20"/>
-            </w:pPr>
-            <w:r>
-              <w:rPr>
-                <w:rFonts w:ascii="Aptos" w:hAnsi="Aptos"/>
-                <w:b w:val="0"/>
-                <w:i w:val="0"/>
-                <w:sz w:val="22"/>
-              </w:rPr>
-            </w:r>
-          </w:p>
-        </w:tc>
-      </w:tr>
-      <w:tr>
-        <w:tc>
-          <w:tcPr>
-            <w:tcW w:type="dxa" w:w="3324"/>
-          </w:tcPr>
-          <w:p>
-            <w:pPr>
-              <w:spacing w:before="20" w:after="20"/>
-            </w:pPr>
-            <w:r>
-              <w:rPr>
-                <w:rFonts w:ascii="Aptos" w:hAnsi="Aptos"/>
-                <w:b w:val="0"/>
-                <w:i w:val="0"/>
-                <w:sz w:val="22"/>
-              </w:rPr>
-              <w:t>38.</w:t>
-            </w:r>
-          </w:p>
-        </w:tc>
-        <w:tc>
-          <w:tcPr>
-            <w:tcW w:type="dxa" w:w="3324"/>
-          </w:tcPr>
-          <w:p>
-            <w:pPr>
-              <w:spacing w:before="20" w:after="20"/>
-            </w:pPr>
-            <w:r>
-              <w:rPr>
-                <w:rFonts w:ascii="Aptos" w:hAnsi="Aptos"/>
-                <w:b w:val="0"/>
-                <w:i w:val="0"/>
-                <w:sz w:val="22"/>
-              </w:rPr>
-              <w:t>Modele biznesowe w grach: free-to-play, premium, subskrypcje.</w:t>
-            </w:r>
-          </w:p>
-        </w:tc>
-        <w:tc>
-          <w:tcPr>
-            <w:tcW w:type="dxa" w:w="3324"/>
-          </w:tcPr>
-          <w:p>
-            <w:pPr>
-              <w:spacing w:before="20" w:after="20"/>
-            </w:pPr>
-            <w:r>
-              <w:rPr>
-                <w:rFonts w:ascii="Aptos" w:hAnsi="Aptos"/>
-                <w:b w:val="0"/>
-                <w:i w:val="0"/>
-                <w:sz w:val="22"/>
-              </w:rPr>
-            </w:r>
-          </w:p>
-        </w:tc>
-      </w:tr>
-      <w:tr>
-        <w:tc>
-          <w:tcPr>
-            <w:tcW w:type="dxa" w:w="3324"/>
-          </w:tcPr>
-          <w:p>
-            <w:pPr>
-              <w:spacing w:before="20" w:after="20"/>
-            </w:pPr>
-            <w:r>
-              <w:rPr>
-                <w:rFonts w:ascii="Aptos" w:hAnsi="Aptos"/>
-                <w:b w:val="0"/>
-                <w:i w:val="0"/>
-                <w:sz w:val="22"/>
-              </w:rPr>
-              <w:t>39.</w:t>
-            </w:r>
-          </w:p>
-        </w:tc>
-        <w:tc>
-          <w:tcPr>
-            <w:tcW w:type="dxa" w:w="3324"/>
-          </w:tcPr>
-          <w:p>
-            <w:pPr>
-              <w:spacing w:before="20" w:after="20"/>
-            </w:pPr>
-            <w:r>
-              <w:rPr>
-                <w:rFonts w:ascii="Aptos" w:hAnsi="Aptos"/>
-                <w:b w:val="0"/>
-                <w:i w:val="0"/>
-                <w:sz w:val="22"/>
-              </w:rPr>
-              <w:t>Monetyzacja gier, projektowanie systemu mikropłatności.</w:t>
-            </w:r>
-          </w:p>
-        </w:tc>
-        <w:tc>
-          <w:tcPr>
-            <w:tcW w:type="dxa" w:w="3324"/>
-          </w:tcPr>
-          <w:p>
-            <w:pPr>
-              <w:spacing w:before="20" w:after="20"/>
-            </w:pPr>
-            <w:r>
-              <w:rPr>
-                <w:rFonts w:ascii="Aptos" w:hAnsi="Aptos"/>
-                <w:b w:val="0"/>
-                <w:i w:val="0"/>
-                <w:sz w:val="22"/>
-              </w:rPr>
-            </w:r>
-          </w:p>
-        </w:tc>
-      </w:tr>
-      <w:tr>
-        <w:tc>
-          <w:tcPr>
-            <w:tcW w:type="dxa" w:w="3324"/>
-          </w:tcPr>
-          <w:p>
-            <w:pPr>
-              <w:spacing w:before="20" w:after="20"/>
-            </w:pPr>
-            <w:r>
-              <w:rPr>
-                <w:rFonts w:ascii="Aptos" w:hAnsi="Aptos"/>
-                <w:b w:val="0"/>
-                <w:i w:val="0"/>
-                <w:sz w:val="22"/>
-              </w:rPr>
-              <w:t>40.</w:t>
-            </w:r>
-          </w:p>
-        </w:tc>
-        <w:tc>
-          <w:tcPr>
-            <w:tcW w:type="dxa" w:w="3324"/>
-          </w:tcPr>
-          <w:p>
-            <w:pPr>
-              <w:spacing w:before="20" w:after="20"/>
-            </w:pPr>
-            <w:r>
-              <w:rPr>
-                <w:rFonts w:ascii="Aptos" w:hAnsi="Aptos"/>
-                <w:b w:val="0"/>
-                <w:i w:val="0"/>
-                <w:sz w:val="22"/>
-              </w:rPr>
-              <w:t>Aspekty prawne tworzenia gier, prawa autorskie.</w:t>
-            </w:r>
-          </w:p>
-        </w:tc>
-        <w:tc>
-          <w:tcPr>
-            <w:tcW w:type="dxa" w:w="3324"/>
-          </w:tcPr>
-          <w:p>
-            <w:pPr>
-              <w:spacing w:before="20" w:after="20"/>
-            </w:pPr>
-            <w:r>
-              <w:rPr>
-                <w:rFonts w:ascii="Aptos" w:hAnsi="Aptos"/>
-                <w:b w:val="0"/>
-                <w:i w:val="0"/>
-                <w:sz w:val="22"/>
-              </w:rPr>
-            </w:r>
-          </w:p>
-        </w:tc>
-      </w:tr>
-      <w:tr>
-        <w:tc>
-          <w:tcPr>
-            <w:tcW w:type="dxa" w:w="3324"/>
-          </w:tcPr>
-          <w:p>
-            <w:pPr>
-              <w:spacing w:before="20" w:after="20"/>
-            </w:pPr>
-            <w:r>
-              <w:rPr>
-                <w:rFonts w:ascii="Aptos" w:hAnsi="Aptos"/>
-                <w:b w:val="0"/>
-                <w:i w:val="0"/>
-                <w:sz w:val="22"/>
-              </w:rPr>
-              <w:t>41.</w:t>
-            </w:r>
-          </w:p>
-        </w:tc>
-        <w:tc>
-          <w:tcPr>
-            <w:tcW w:type="dxa" w:w="3324"/>
-          </w:tcPr>
-          <w:p>
-            <w:pPr>
-              <w:spacing w:before="20" w:after="20"/>
-            </w:pPr>
-            <w:r>
-              <w:rPr>
-                <w:rFonts w:ascii="Aptos" w:hAnsi="Aptos"/>
-                <w:b w:val="0"/>
-                <w:i w:val="0"/>
-                <w:sz w:val="22"/>
-              </w:rPr>
-              <w:t>Budowanie relacji z partnerami</w:t>
-            </w:r>
-          </w:p>
-        </w:tc>
-        <w:tc>
-          <w:tcPr>
-            <w:tcW w:type="dxa" w:w="3324"/>
-          </w:tcPr>
-          <w:p>
-            <w:pPr>
-              <w:spacing w:before="20" w:after="20"/>
-            </w:pPr>
-            <w:r>
-              <w:rPr>
-                <w:rFonts w:ascii="Aptos" w:hAnsi="Aptos"/>
-                <w:b w:val="0"/>
-                <w:i w:val="0"/>
-                <w:sz w:val="22"/>
-              </w:rPr>
-            </w:r>
-          </w:p>
-        </w:tc>
-      </w:tr>
-      <w:tr>
-        <w:tc>
-          <w:tcPr>
-            <w:tcW w:type="dxa" w:w="3324"/>
-          </w:tcPr>
-          <w:p>
-            <w:pPr>
-              <w:spacing w:before="20" w:after="20"/>
-            </w:pPr>
-            <w:r>
-              <w:rPr>
-                <w:rFonts w:ascii="Aptos" w:hAnsi="Aptos"/>
-                <w:b w:val="0"/>
-                <w:i w:val="0"/>
-                <w:sz w:val="22"/>
-              </w:rPr>
-              <w:t>42.</w:t>
-            </w:r>
-          </w:p>
-        </w:tc>
-        <w:tc>
-          <w:tcPr>
-            <w:tcW w:type="dxa" w:w="3324"/>
-          </w:tcPr>
-          <w:p>
-            <w:pPr>
-              <w:spacing w:before="20" w:after="20"/>
-            </w:pPr>
-            <w:r>
-              <w:rPr>
-                <w:rFonts w:ascii="Aptos" w:hAnsi="Aptos"/>
-                <w:b w:val="0"/>
-                <w:i w:val="0"/>
-                <w:sz w:val="22"/>
-              </w:rPr>
-              <w:t>Nawiązywanie kontaktów z wydawcami, platformami dystrybucji cyfrowej.</w:t>
-            </w:r>
-          </w:p>
-        </w:tc>
-        <w:tc>
-          <w:tcPr>
-            <w:tcW w:type="dxa" w:w="3324"/>
-          </w:tcPr>
-          <w:p>
-            <w:pPr>
-              <w:spacing w:before="20" w:after="20"/>
-            </w:pPr>
-            <w:r>
-              <w:rPr>
-                <w:rFonts w:ascii="Aptos" w:hAnsi="Aptos"/>
-                <w:b w:val="0"/>
-                <w:i w:val="0"/>
-                <w:sz w:val="22"/>
-              </w:rPr>
-            </w:r>
-          </w:p>
-        </w:tc>
-      </w:tr>
-      <w:tr>
-        <w:tc>
-          <w:tcPr>
-            <w:tcW w:type="dxa" w:w="3324"/>
-          </w:tcPr>
-          <w:p>
-            <w:pPr>
-              <w:spacing w:before="20" w:after="20"/>
-            </w:pPr>
-            <w:r>
-              <w:rPr>
-                <w:rFonts w:ascii="Aptos" w:hAnsi="Aptos"/>
-                <w:b w:val="0"/>
-                <w:i w:val="0"/>
-                <w:sz w:val="22"/>
-              </w:rPr>
-              <w:t>43.</w:t>
-            </w:r>
-          </w:p>
-        </w:tc>
-        <w:tc>
-          <w:tcPr>
-            <w:tcW w:type="dxa" w:w="3324"/>
-          </w:tcPr>
-          <w:p>
-            <w:pPr>
-              <w:spacing w:before="20" w:after="20"/>
-            </w:pPr>
-            <w:r>
-              <w:rPr>
-                <w:rFonts w:ascii="Aptos" w:hAnsi="Aptos"/>
-                <w:b w:val="0"/>
-                <w:i w:val="0"/>
-                <w:sz w:val="22"/>
-              </w:rPr>
-              <w:t>Sposoby pozyskiwania funduszy na tworzenie gier, crowdfunding.</w:t>
-            </w:r>
-          </w:p>
-        </w:tc>
-        <w:tc>
-          <w:tcPr>
-            <w:tcW w:type="dxa" w:w="3324"/>
-          </w:tcPr>
-          <w:p>
-            <w:pPr>
-              <w:spacing w:before="20" w:after="20"/>
-            </w:pPr>
-            <w:r>
-              <w:rPr>
-                <w:rFonts w:ascii="Aptos" w:hAnsi="Aptos"/>
-                <w:b w:val="0"/>
-                <w:i w:val="0"/>
-                <w:sz w:val="22"/>
-              </w:rPr>
-            </w:r>
-          </w:p>
-        </w:tc>
-      </w:tr>
-      <w:tr>
-        <w:tc>
-          <w:tcPr>
-            <w:tcW w:type="dxa" w:w="3324"/>
-          </w:tcPr>
-          <w:p>
-            <w:pPr>
-              <w:spacing w:before="20" w:after="20"/>
-            </w:pPr>
-            <w:r>
-              <w:rPr>
-                <w:rFonts w:ascii="Aptos" w:hAnsi="Aptos"/>
-                <w:b w:val="0"/>
-                <w:i w:val="0"/>
-                <w:sz w:val="22"/>
-              </w:rPr>
-              <w:t>44.</w:t>
-            </w:r>
-          </w:p>
-        </w:tc>
-        <w:tc>
-          <w:tcPr>
-            <w:tcW w:type="dxa" w:w="3324"/>
-          </w:tcPr>
-          <w:p>
-            <w:pPr>
-              <w:spacing w:before="20" w:after="20"/>
-            </w:pPr>
-            <w:r>
-              <w:rPr>
-                <w:rFonts w:ascii="Aptos" w:hAnsi="Aptos"/>
-                <w:b w:val="0"/>
-                <w:i w:val="0"/>
-                <w:sz w:val="22"/>
-              </w:rPr>
-              <w:t>Prezentacja projektu gry, przygotowanie materiałów prasowych.</w:t>
-            </w:r>
-          </w:p>
-        </w:tc>
-        <w:tc>
-          <w:tcPr>
-            <w:tcW w:type="dxa" w:w="3324"/>
-          </w:tcPr>
-          <w:p>
-            <w:pPr>
-              <w:spacing w:before="20" w:after="20"/>
-            </w:pPr>
-            <w:r>
-              <w:rPr>
-                <w:rFonts w:ascii="Aptos" w:hAnsi="Aptos"/>
-                <w:b w:val="0"/>
-                <w:i w:val="0"/>
-                <w:sz w:val="22"/>
-              </w:rPr>
-            </w:r>
-          </w:p>
-        </w:tc>
-      </w:tr>
-      <w:tr>
-        <w:tc>
-          <w:tcPr>
-            <w:tcW w:type="dxa" w:w="3324"/>
-          </w:tcPr>
-          <w:p>
-            <w:pPr>
-              <w:spacing w:before="20" w:after="20"/>
-            </w:pPr>
-            <w:r>
-              <w:rPr>
-                <w:rFonts w:ascii="Aptos" w:hAnsi="Aptos"/>
-                <w:b w:val="0"/>
-                <w:i w:val="0"/>
-                <w:sz w:val="22"/>
-              </w:rPr>
-              <w:t>45.</w:t>
-            </w:r>
-          </w:p>
-        </w:tc>
-        <w:tc>
-          <w:tcPr>
-            <w:tcW w:type="dxa" w:w="3324"/>
-          </w:tcPr>
-          <w:p>
-            <w:pPr>
-              <w:spacing w:before="20" w:after="20"/>
-            </w:pPr>
-            <w:r>
-              <w:rPr>
-                <w:rFonts w:ascii="Aptos" w:hAnsi="Aptos"/>
-                <w:b w:val="0"/>
-                <w:i w:val="0"/>
-                <w:sz w:val="22"/>
-              </w:rPr>
-              <w:t>Budowanie i utrzymywanie społeczności</w:t>
-            </w:r>
-          </w:p>
-        </w:tc>
-        <w:tc>
-          <w:tcPr>
-            <w:tcW w:type="dxa" w:w="3324"/>
-          </w:tcPr>
-          <w:p>
-            <w:pPr>
-              <w:spacing w:before="20" w:after="20"/>
-            </w:pPr>
-            <w:r>
-              <w:rPr>
-                <w:rFonts w:ascii="Aptos" w:hAnsi="Aptos"/>
-                <w:b w:val="0"/>
-                <w:i w:val="0"/>
-                <w:sz w:val="22"/>
-              </w:rPr>
-            </w:r>
-          </w:p>
-        </w:tc>
-      </w:tr>
-      <w:tr>
-        <w:tc>
-          <w:tcPr>
-            <w:tcW w:type="dxa" w:w="3324"/>
-          </w:tcPr>
-          <w:p>
-            <w:pPr>
-              <w:spacing w:before="20" w:after="20"/>
-            </w:pPr>
-            <w:r>
-              <w:rPr>
-                <w:rFonts w:ascii="Aptos" w:hAnsi="Aptos"/>
-                <w:b w:val="0"/>
-                <w:i w:val="0"/>
-                <w:sz w:val="22"/>
-              </w:rPr>
-              <w:t>46.</w:t>
-            </w:r>
-          </w:p>
-        </w:tc>
-        <w:tc>
-          <w:tcPr>
-            <w:tcW w:type="dxa" w:w="3324"/>
-          </w:tcPr>
-          <w:p>
-            <w:pPr>
-              <w:spacing w:before="20" w:after="20"/>
-            </w:pPr>
-            <w:r>
-              <w:rPr>
-                <w:rFonts w:ascii="Aptos" w:hAnsi="Aptos"/>
-                <w:b w:val="0"/>
-                <w:i w:val="0"/>
-                <w:sz w:val="22"/>
-              </w:rPr>
-              <w:t>Sposoby budowania zaangażowanej społeczności wokół gry.</w:t>
-            </w:r>
-          </w:p>
-        </w:tc>
-        <w:tc>
-          <w:tcPr>
-            <w:tcW w:type="dxa" w:w="3324"/>
-          </w:tcPr>
-          <w:p>
-            <w:pPr>
-              <w:spacing w:before="20" w:after="20"/>
-            </w:pPr>
-            <w:r>
-              <w:rPr>
-                <w:rFonts w:ascii="Aptos" w:hAnsi="Aptos"/>
-                <w:b w:val="0"/>
-                <w:i w:val="0"/>
-                <w:sz w:val="22"/>
-              </w:rPr>
-            </w:r>
-          </w:p>
-        </w:tc>
-      </w:tr>
-      <w:tr>
-        <w:tc>
-          <w:tcPr>
-            <w:tcW w:type="dxa" w:w="3324"/>
-          </w:tcPr>
-          <w:p>
-            <w:pPr>
-              <w:spacing w:before="20" w:after="20"/>
-            </w:pPr>
-            <w:r>
-              <w:rPr>
-                <w:rFonts w:ascii="Aptos" w:hAnsi="Aptos"/>
-                <w:b w:val="0"/>
-                <w:i w:val="0"/>
-                <w:sz w:val="22"/>
-              </w:rPr>
-              <w:t>47.</w:t>
-            </w:r>
-          </w:p>
-        </w:tc>
-        <w:tc>
-          <w:tcPr>
-            <w:tcW w:type="dxa" w:w="3324"/>
-          </w:tcPr>
-          <w:p>
-            <w:pPr>
-              <w:spacing w:before="20" w:after="20"/>
-            </w:pPr>
-            <w:r>
-              <w:rPr>
-                <w:rFonts w:ascii="Aptos" w:hAnsi="Aptos"/>
-                <w:b w:val="0"/>
-                <w:i w:val="0"/>
-                <w:sz w:val="22"/>
-              </w:rPr>
-              <w:t>Komunikacja z graczami, moderacja forów i grup dyskusyjnych.</w:t>
-            </w:r>
-          </w:p>
-        </w:tc>
-        <w:tc>
-          <w:tcPr>
-            <w:tcW w:type="dxa" w:w="3324"/>
-          </w:tcPr>
-          <w:p>
-            <w:pPr>
-              <w:spacing w:before="20" w:after="20"/>
-            </w:pPr>
-            <w:r>
-              <w:rPr>
-                <w:rFonts w:ascii="Aptos" w:hAnsi="Aptos"/>
-                <w:b w:val="0"/>
-                <w:i w:val="0"/>
-                <w:sz w:val="22"/>
-              </w:rPr>
-            </w:r>
-          </w:p>
-        </w:tc>
-      </w:tr>
-      <w:tr>
-        <w:tc>
-          <w:tcPr>
-            <w:tcW w:type="dxa" w:w="3324"/>
-          </w:tcPr>
-          <w:p>
-            <w:pPr>
-              <w:spacing w:before="20" w:after="20"/>
-            </w:pPr>
-            <w:r>
-              <w:rPr>
-                <w:rFonts w:ascii="Aptos" w:hAnsi="Aptos"/>
-                <w:b w:val="0"/>
-                <w:i w:val="0"/>
-                <w:sz w:val="22"/>
-              </w:rPr>
-              <w:t>48.</w:t>
-            </w:r>
-          </w:p>
-        </w:tc>
-        <w:tc>
-          <w:tcPr>
-            <w:tcW w:type="dxa" w:w="3324"/>
-          </w:tcPr>
-          <w:p>
-            <w:pPr>
-              <w:spacing w:before="20" w:after="20"/>
-            </w:pPr>
-            <w:r>
-              <w:rPr>
-                <w:rFonts w:ascii="Aptos" w:hAnsi="Aptos"/>
-                <w:b w:val="0"/>
-                <w:i w:val="0"/>
-                <w:sz w:val="22"/>
-              </w:rPr>
-              <w:t>Organizowanie konkursów i eventów, zarządzanie feedbackiem.</w:t>
-            </w:r>
-          </w:p>
-        </w:tc>
-        <w:tc>
-          <w:tcPr>
-            <w:tcW w:type="dxa" w:w="3324"/>
-          </w:tcPr>
-          <w:p>
-            <w:pPr>
-              <w:spacing w:before="20" w:after="20"/>
-            </w:pPr>
-            <w:r>
-              <w:rPr>
-                <w:rFonts w:ascii="Aptos" w:hAnsi="Aptos"/>
-                <w:b w:val="0"/>
-                <w:i w:val="0"/>
-                <w:sz w:val="22"/>
-              </w:rPr>
-            </w:r>
-          </w:p>
-        </w:tc>
-      </w:tr>
-      <w:tr>
-        <w:tc>
-          <w:tcPr>
-            <w:tcW w:type="dxa" w:w="3324"/>
-          </w:tcPr>
-          <w:p>
-            <w:pPr>
-              <w:spacing w:before="20" w:after="20"/>
-            </w:pPr>
-            <w:r>
-              <w:rPr>
-                <w:rFonts w:ascii="Aptos" w:hAnsi="Aptos"/>
-                <w:b w:val="0"/>
-                <w:i w:val="0"/>
-                <w:sz w:val="22"/>
-              </w:rPr>
-              <w:t>49.</w:t>
-            </w:r>
-          </w:p>
-        </w:tc>
-        <w:tc>
-          <w:tcPr>
-            <w:tcW w:type="dxa" w:w="3324"/>
-          </w:tcPr>
-          <w:p>
-            <w:pPr>
-              <w:spacing w:before="20" w:after="20"/>
-            </w:pPr>
-            <w:r>
-              <w:rPr>
-                <w:rFonts w:ascii="Aptos" w:hAnsi="Aptos"/>
-                <w:b w:val="0"/>
-                <w:i w:val="0"/>
-                <w:sz w:val="22"/>
-              </w:rPr>
-              <w:t>Prezentacja projektów</w:t>
-            </w:r>
-          </w:p>
-        </w:tc>
-        <w:tc>
-          <w:tcPr>
-            <w:tcW w:type="dxa" w:w="3324"/>
-          </w:tcPr>
-          <w:p>
-            <w:pPr>
-              <w:spacing w:before="20" w:after="20"/>
-            </w:pPr>
-            <w:r>
-              <w:rPr>
-                <w:rFonts w:ascii="Aptos" w:hAnsi="Aptos"/>
-                <w:b w:val="0"/>
-                <w:i w:val="0"/>
-                <w:sz w:val="22"/>
-              </w:rPr>
-            </w:r>
-          </w:p>
-        </w:tc>
-      </w:tr>
-      <w:tr>
-        <w:tc>
-          <w:tcPr>
-            <w:tcW w:type="dxa" w:w="3324"/>
-          </w:tcPr>
-          <w:p>
-            <w:pPr>
-              <w:spacing w:before="20" w:after="20"/>
-            </w:pPr>
-            <w:r>
-              <w:rPr>
-                <w:rFonts w:ascii="Aptos" w:hAnsi="Aptos"/>
-                <w:b w:val="0"/>
-                <w:i w:val="0"/>
-                <w:sz w:val="22"/>
-              </w:rPr>
-              <w:t>50.</w:t>
-            </w:r>
-          </w:p>
-        </w:tc>
-        <w:tc>
-          <w:tcPr>
-            <w:tcW w:type="dxa" w:w="3324"/>
-          </w:tcPr>
-          <w:p>
-            <w:pPr>
-              <w:spacing w:before="20" w:after="20"/>
-            </w:pPr>
-            <w:r>
-              <w:rPr>
-                <w:rFonts w:ascii="Aptos" w:hAnsi="Aptos"/>
-                <w:b w:val="0"/>
-                <w:i w:val="0"/>
-                <w:sz w:val="22"/>
-              </w:rPr>
-              <w:t>Prezentacja postępów prac nad projektami gier.</w:t>
-            </w:r>
-          </w:p>
-        </w:tc>
-        <w:tc>
-          <w:tcPr>
-            <w:tcW w:type="dxa" w:w="3324"/>
-          </w:tcPr>
-          <w:p>
-            <w:pPr>
-              <w:spacing w:before="20" w:after="20"/>
-            </w:pPr>
-            <w:r>
-              <w:rPr>
-                <w:rFonts w:ascii="Aptos" w:hAnsi="Aptos"/>
-                <w:b w:val="0"/>
-                <w:i w:val="0"/>
-                <w:sz w:val="22"/>
-              </w:rPr>
-            </w:r>
-          </w:p>
-        </w:tc>
-      </w:tr>
-      <w:tr>
-        <w:tc>
-          <w:tcPr>
-            <w:tcW w:type="dxa" w:w="3324"/>
-          </w:tcPr>
-          <w:p>
-            <w:pPr>
-              <w:spacing w:before="20" w:after="20"/>
-            </w:pPr>
-            <w:r>
-              <w:rPr>
-                <w:rFonts w:ascii="Aptos" w:hAnsi="Aptos"/>
-                <w:b w:val="0"/>
-                <w:i w:val="0"/>
-                <w:sz w:val="22"/>
-              </w:rPr>
-              <w:t>51.</w:t>
-            </w:r>
-          </w:p>
-        </w:tc>
-        <w:tc>
-          <w:tcPr>
-            <w:tcW w:type="dxa" w:w="3324"/>
-          </w:tcPr>
-          <w:p>
-            <w:pPr>
-              <w:spacing w:before="20" w:after="20"/>
-            </w:pPr>
-            <w:r>
-              <w:rPr>
-                <w:rFonts w:ascii="Aptos" w:hAnsi="Aptos"/>
-                <w:b w:val="0"/>
-                <w:i w:val="0"/>
-                <w:sz w:val="22"/>
-              </w:rPr>
-              <w:t>Omówienie wyzwań i rozwiązań, analiza i feedback od prowadzącego i grupy.</w:t>
-            </w:r>
-          </w:p>
-        </w:tc>
-        <w:tc>
-          <w:tcPr>
-            <w:tcW w:type="dxa" w:w="3324"/>
-          </w:tcPr>
-          <w:p>
-            <w:pPr>
-              <w:spacing w:before="20" w:after="20"/>
-            </w:pPr>
-            <w:r>
-              <w:rPr>
-                <w:rFonts w:ascii="Aptos" w:hAnsi="Aptos"/>
-                <w:b w:val="0"/>
-                <w:i w:val="0"/>
-                <w:sz w:val="22"/>
-              </w:rPr>
-            </w:r>
-          </w:p>
-        </w:tc>
-      </w:tr>
-      <w:tr>
-        <w:tc>
-          <w:tcPr>
-            <w:tcW w:type="dxa" w:w="3324"/>
-          </w:tcPr>
-          <w:p>
-            <w:pPr>
-              <w:spacing w:before="20" w:after="20"/>
-            </w:pPr>
-            <w:r>
-              <w:rPr>
-                <w:rFonts w:ascii="Aptos" w:hAnsi="Aptos"/>
-                <w:b w:val="0"/>
-                <w:i w:val="0"/>
-                <w:sz w:val="22"/>
-              </w:rPr>
-              <w:t>52.</w:t>
-            </w:r>
-          </w:p>
-        </w:tc>
-        <w:tc>
-          <w:tcPr>
-            <w:tcW w:type="dxa" w:w="3324"/>
-          </w:tcPr>
-          <w:p>
-            <w:pPr>
-              <w:spacing w:before="20" w:after="20"/>
-            </w:pPr>
-            <w:r>
-              <w:rPr>
-                <w:rFonts w:ascii="Aptos" w:hAnsi="Aptos"/>
-                <w:b w:val="0"/>
-                <w:i w:val="0"/>
-                <w:sz w:val="22"/>
-              </w:rPr>
-              <w:t>Dzień gier</w:t>
-            </w:r>
-          </w:p>
-        </w:tc>
-        <w:tc>
-          <w:tcPr>
-            <w:tcW w:type="dxa" w:w="3324"/>
-          </w:tcPr>
-          <w:p>
-            <w:pPr>
-              <w:spacing w:before="20" w:after="20"/>
-            </w:pPr>
-            <w:r>
-              <w:rPr>
-                <w:rFonts w:ascii="Aptos" w:hAnsi="Aptos"/>
-                <w:b w:val="0"/>
-                <w:i w:val="0"/>
-                <w:sz w:val="22"/>
-              </w:rPr>
-            </w:r>
-          </w:p>
-        </w:tc>
-      </w:tr>
-      <w:tr>
-        <w:tc>
-          <w:tcPr>
-            <w:tcW w:type="dxa" w:w="3324"/>
-          </w:tcPr>
-          <w:p>
-            <w:pPr>
-              <w:spacing w:before="20" w:after="20"/>
-            </w:pPr>
-            <w:r>
-              <w:rPr>
-                <w:rFonts w:ascii="Aptos" w:hAnsi="Aptos"/>
-                <w:b w:val="0"/>
-                <w:i w:val="0"/>
-                <w:sz w:val="22"/>
-              </w:rPr>
-              <w:t>53.</w:t>
-            </w:r>
-          </w:p>
-        </w:tc>
-        <w:tc>
-          <w:tcPr>
-            <w:tcW w:type="dxa" w:w="3324"/>
-          </w:tcPr>
-          <w:p>
-            <w:pPr>
-              <w:spacing w:before="20" w:after="20"/>
-            </w:pPr>
-            <w:r>
-              <w:rPr>
-                <w:rFonts w:ascii="Aptos" w:hAnsi="Aptos"/>
-                <w:b w:val="0"/>
-                <w:i w:val="0"/>
-                <w:sz w:val="22"/>
-              </w:rPr>
-              <w:t>Prezentacja finalnych wersji gier.</w:t>
-            </w:r>
-          </w:p>
-        </w:tc>
-        <w:tc>
-          <w:tcPr>
-            <w:tcW w:type="dxa" w:w="3324"/>
-          </w:tcPr>
-          <w:p>
-            <w:pPr>
-              <w:spacing w:before="20" w:after="20"/>
-            </w:pPr>
-            <w:r>
-              <w:rPr>
-                <w:rFonts w:ascii="Aptos" w:hAnsi="Aptos"/>
-                <w:b w:val="0"/>
-                <w:i w:val="0"/>
-                <w:sz w:val="22"/>
-              </w:rPr>
-            </w:r>
-          </w:p>
-        </w:tc>
-      </w:tr>
-      <w:tr>
-        <w:tc>
-          <w:tcPr>
-            <w:tcW w:type="dxa" w:w="3324"/>
-          </w:tcPr>
-          <w:p>
-            <w:pPr>
-              <w:spacing w:before="20" w:after="20"/>
-            </w:pPr>
-            <w:r>
-              <w:rPr>
-                <w:rFonts w:ascii="Aptos" w:hAnsi="Aptos"/>
-                <w:b w:val="0"/>
-                <w:i w:val="0"/>
-                <w:sz w:val="22"/>
-              </w:rPr>
-              <w:t>54.</w:t>
-            </w:r>
-          </w:p>
-        </w:tc>
-        <w:tc>
-          <w:tcPr>
-            <w:tcW w:type="dxa" w:w="3324"/>
-          </w:tcPr>
-          <w:p>
-            <w:pPr>
-              <w:spacing w:before="20" w:after="20"/>
-            </w:pPr>
-            <w:r>
-              <w:rPr>
-                <w:rFonts w:ascii="Aptos" w:hAnsi="Aptos"/>
-                <w:b w:val="0"/>
-                <w:i w:val="0"/>
-                <w:sz w:val="22"/>
-              </w:rPr>
-              <w:t>Testowanie gier przez studentów i zaproszonych gości.</w:t>
-            </w:r>
-          </w:p>
-        </w:tc>
-        <w:tc>
-          <w:tcPr>
-            <w:tcW w:type="dxa" w:w="3324"/>
-          </w:tcPr>
-          <w:p>
-            <w:pPr>
-              <w:spacing w:before="20" w:after="20"/>
-            </w:pPr>
-            <w:r>
-              <w:rPr>
-                <w:rFonts w:ascii="Aptos" w:hAnsi="Aptos"/>
-                <w:b w:val="0"/>
-                <w:i w:val="0"/>
-                <w:sz w:val="22"/>
-              </w:rPr>
-            </w:r>
-          </w:p>
-        </w:tc>
-      </w:tr>
-      <w:tr>
-        <w:tc>
-          <w:tcPr>
-            <w:tcW w:type="dxa" w:w="3324"/>
-          </w:tcPr>
-          <w:p>
-            <w:pPr>
-              <w:spacing w:before="20" w:after="20"/>
-            </w:pPr>
-            <w:r>
-              <w:rPr>
-                <w:rFonts w:ascii="Aptos" w:hAnsi="Aptos"/>
-                <w:b w:val="0"/>
-                <w:i w:val="0"/>
-                <w:sz w:val="22"/>
-              </w:rPr>
-              <w:t>55.</w:t>
-            </w:r>
-          </w:p>
-        </w:tc>
-        <w:tc>
-          <w:tcPr>
-            <w:tcW w:type="dxa" w:w="3324"/>
-          </w:tcPr>
-          <w:p>
-            <w:pPr>
-              <w:spacing w:before="20" w:after="20"/>
-            </w:pPr>
-            <w:r>
-              <w:rPr>
-                <w:rFonts w:ascii="Aptos" w:hAnsi="Aptos"/>
-                <w:b w:val="0"/>
-                <w:i w:val="0"/>
-                <w:sz w:val="22"/>
-              </w:rPr>
-              <w:t>Wręczenie nagród, podsumowanie semestru.</w:t>
-            </w:r>
-          </w:p>
-        </w:tc>
-        <w:tc>
-          <w:tcPr>
-            <w:tcW w:type="dxa" w:w="3324"/>
-          </w:tcPr>
-          <w:p>
-            <w:pPr>
-              <w:spacing w:before="20" w:after="20"/>
-            </w:pPr>
-            <w:r>
-              <w:rPr>
-                <w:rFonts w:ascii="Aptos" w:hAnsi="Aptos"/>
-                <w:b w:val="0"/>
-                <w:i w:val="0"/>
-                <w:sz w:val="22"/>
-              </w:rPr>
-            </w:r>
-          </w:p>
-        </w:tc>
-      </w:tr>
-    </w:tbl>
-    <w:tbl>
-      <w:tblPr>
-        <w:tblW w:type="auto" w:w="0"/>
-        <w:tblLook w:firstColumn="1" w:firstRow="1" w:lastColumn="0" w:lastRow="0" w:noHBand="0" w:noVBand="1" w:val="04A0"/>
-        <w:tblBorders>
-          <w:top w:val="single" w:sz="4" w:space="0" w:color="000000"/>
-          <w:left w:val="single" w:sz="4" w:space="0" w:color="000000"/>
-          <w:bottom w:val="single" w:sz="4" w:space="0" w:color="000000"/>
-          <w:right w:val="single" w:sz="4" w:space="0" w:color="000000"/>
-          <w:insideH w:val="single" w:sz="4" w:space="0" w:color="000000"/>
-          <w:insideV w:val="single" w:sz="4" w:space="0" w:color="000000"/>
-        </w:tblBorders>
-        <w:tblW w:w="5000" w:type="pct"/>
-      </w:tblPr>
-      <w:tblGrid>
-        <w:gridCol w:w="9972"/>
-      </w:tblGrid>
-      <w:tr>
-        <w:tc>
-          <w:tcPr>
-            <w:tcW w:type="dxa" w:w="9972"/>
-            <w:shd w:val="clear" w:color="auto" w:fill="D9D9D9"/>
-          </w:tcPr>
-          <w:p>
-            <w:pPr>
-              <w:spacing w:before="20" w:after="20"/>
-            </w:pPr>
-            <w:r>
-              <w:rPr>
-                <w:rFonts w:ascii="Aptos" w:hAnsi="Aptos"/>
-                <w:b/>
-                <w:i w:val="0"/>
-                <w:sz w:val="22"/>
-              </w:rPr>
-              <w:t>16.  Elektroniczne materiały dydaktyczne</w:t>
-            </w:r>
-          </w:p>
-        </w:tc>
-      </w:tr>
-      <w:tr>
-        <w:tc>
-          <w:tcPr>
-            <w:tcW w:type="dxa" w:w="9972"/>
-          </w:tcPr>
-          <w:p>
-            <w:pPr>
-              <w:spacing w:before="20" w:after="20"/>
-            </w:pPr>
-            <w:r>
-              <w:rPr>
-                <w:rFonts w:ascii="Aptos" w:hAnsi="Aptos"/>
-                <w:b w:val="0"/>
-                <w:i w:val="0"/>
-                <w:sz w:val="22"/>
-              </w:rPr>
-            </w:r>
-          </w:p>
-        </w:tc>
-      </w:tr>
-    </w:tbl>
-    <w:tbl>
-      <w:tblPr>
-        <w:tblW w:type="auto" w:w="0"/>
-        <w:tblLook w:firstColumn="1" w:firstRow="1" w:lastColumn="0" w:lastRow="0" w:noHBand="0" w:noVBand="1" w:val="04A0"/>
-        <w:tblBorders>
-          <w:top w:val="single" w:sz="4" w:space="0" w:color="000000"/>
-          <w:left w:val="single" w:sz="4" w:space="0" w:color="000000"/>
-          <w:bottom w:val="single" w:sz="4" w:space="0" w:color="000000"/>
-          <w:right w:val="single" w:sz="4" w:space="0" w:color="000000"/>
-          <w:insideH w:val="single" w:sz="4" w:space="0" w:color="000000"/>
-          <w:insideV w:val="single" w:sz="4" w:space="0" w:color="000000"/>
-        </w:tblBorders>
-        <w:tblW w:w="5000" w:type="pct"/>
-      </w:tblPr>
-      <w:tblGrid>
-        <w:gridCol w:w="9972"/>
-      </w:tblGrid>
-      <w:tr>
-        <w:tc>
-          <w:tcPr>
-            <w:tcW w:type="dxa" w:w="9972"/>
-            <w:shd w:val="clear" w:color="auto" w:fill="D9D9D9"/>
-          </w:tcPr>
-          <w:p>
-            <w:pPr>
-              <w:spacing w:before="20" w:after="20"/>
-            </w:pPr>
-            <w:r>
-              <w:rPr>
-                <w:rFonts w:ascii="Aptos" w:hAnsi="Aptos"/>
-                <w:b/>
-                <w:i w:val="0"/>
-                <w:sz w:val="22"/>
-              </w:rPr>
-              <w:t>17.  Wykaz literatury</w:t>
-            </w:r>
-          </w:p>
-        </w:tc>
-      </w:tr>
-      <w:tr>
-        <w:tc>
-          <w:tcPr>
-            <w:tcW w:type="dxa" w:w="9972"/>
-            <w:shd w:val="clear" w:color="auto" w:fill="D9D9D9"/>
-          </w:tcPr>
-          <w:p>
-            <w:pPr>
-              <w:spacing w:before="20" w:after="20"/>
-            </w:pPr>
-            <w:r>
-              <w:rPr>
-                <w:rFonts w:ascii="Aptos" w:hAnsi="Aptos"/>
-                <w:b w:val="0"/>
-                <w:i w:val="0"/>
-                <w:sz w:val="16"/>
-              </w:rPr>
-              <w:t>Literatura wymagana do ostatecznego zaliczenia zajęć, wykorzystywana podczas zajęć oraz studiowana samodzielnie przez studenta:</w:t>
-            </w:r>
-          </w:p>
-        </w:tc>
-      </w:tr>
-      <w:tr>
-        <w:tc>
-          <w:tcPr>
-            <w:tcW w:type="dxa" w:w="9972"/>
-          </w:tcPr>
-          <w:p>
-            <w:pPr>
-              <w:spacing w:before="20" w:after="20"/>
-            </w:pPr>
-            <w:r>
-              <w:rPr>
-                <w:rFonts w:ascii="Aptos" w:hAnsi="Aptos"/>
-                <w:sz w:val="22"/>
-              </w:rPr>
-              <w:t>1. "Game Analytics: Maximizing the Value of Player Data" by Magy Seif El-Nasr, Anders Drachen, Alessandro Canossa (2016)</w:t>
-            </w:r>
-          </w:p>
-          <w:p>
-            <w:pPr>
-              <w:spacing w:before="20" w:after="20"/>
-            </w:pPr>
-            <w:r>
-              <w:rPr>
-                <w:rFonts w:ascii="Aptos" w:hAnsi="Aptos"/>
-                <w:sz w:val="22"/>
-              </w:rPr>
-              <w:t>2. “Video Game Marketing: A student textbook” by Zackariasson Peter (2016)</w:t>
-            </w:r>
-          </w:p>
-          <w:p>
-            <w:pPr>
-              <w:spacing w:before="20" w:after="20"/>
-            </w:pPr>
-            <w:r>
-              <w:rPr>
-                <w:rFonts w:ascii="Aptos" w:hAnsi="Aptos"/>
-                <w:sz w:val="22"/>
-              </w:rPr>
-              <w:t>3. "Augmented Reality: Where We Will All Live" by Dr. Jon Peddie (2023)</w:t>
-            </w:r>
-          </w:p>
-          <w:p>
-            <w:pPr>
-              <w:spacing w:before="20" w:after="20"/>
-            </w:pPr>
-            <w:r>
-              <w:rPr>
-                <w:rFonts w:ascii="Aptos" w:hAnsi="Aptos"/>
-                <w:sz w:val="22"/>
-              </w:rPr>
-              <w:t>4. "The Game Console: A Photographic History from Atari to Xbox" by Evan Amos (2018)</w:t>
-            </w:r>
-          </w:p>
-          <w:p>
-            <w:pPr>
-              <w:spacing w:before="20" w:after="20"/>
-            </w:pPr>
-            <w:r>
-              <w:rPr>
-                <w:rFonts w:ascii="Aptos" w:hAnsi="Aptos"/>
-                <w:sz w:val="22"/>
-              </w:rPr>
-              <w:t>5. "Game Engine Architecture" by Jason Gregory (2017)</w:t>
-            </w:r>
-          </w:p>
-          <w:p>
-            <w:pPr>
-              <w:spacing w:before="20" w:after="20"/>
-            </w:pPr>
-            <w:r>
-              <w:rPr>
-                <w:rFonts w:ascii="Aptos" w:hAnsi="Aptos"/>
-                <w:sz w:val="22"/>
-              </w:rPr>
-              <w:t>6. "Unreal Engine VR Cookbook: Developing Virtual Reality with UE4" by Mitch McCaffrey (2017)</w:t>
-            </w:r>
-          </w:p>
-          <w:p>
-            <w:pPr>
-              <w:spacing w:before="20" w:after="20"/>
-            </w:pPr>
-            <w:r>
-              <w:rPr>
-                <w:rFonts w:ascii="Aptos" w:hAnsi="Aptos"/>
-                <w:sz w:val="22"/>
-              </w:rPr>
-              <w:t>7. “Unreal Engine 5 Game Development with C++ Scripting: Become a professional game developer and create fully functional, high-quality games” by Zhenyu George Li (2023)</w:t>
-            </w:r>
-          </w:p>
-        </w:tc>
-      </w:tr>
-      <w:tr>
-        <w:tc>
-          <w:tcPr>
-            <w:tcW w:type="dxa" w:w="9972"/>
-            <w:shd w:val="clear" w:color="auto" w:fill="D9D9D9"/>
-          </w:tcPr>
-          <w:p>
-            <w:pPr>
-              <w:spacing w:before="20" w:after="20"/>
-            </w:pPr>
-            <w:r>
-              <w:rPr>
-                <w:rFonts w:ascii="Aptos" w:hAnsi="Aptos"/>
-                <w:b w:val="0"/>
-                <w:i w:val="0"/>
-                <w:sz w:val="16"/>
-              </w:rPr>
-              <w:t>Literatura uzupełniająca:</w:t>
-            </w:r>
-          </w:p>
-        </w:tc>
-      </w:tr>
-      <w:tr>
-        <w:tc>
-          <w:tcPr>
-            <w:tcW w:type="dxa" w:w="9972"/>
-          </w:tcPr>
-          <w:p>
-            <w:pPr>
-              <w:spacing w:before="20" w:after="20"/>
-            </w:pPr>
-            <w:r>
-              <w:rPr>
-                <w:rFonts w:ascii="Aptos" w:hAnsi="Aptos"/>
-                <w:sz w:val="22"/>
-              </w:rPr>
-              <w:t>1. "Behavioral Science in the Wild" by Mazar Nina (2022)</w:t>
-            </w:r>
-          </w:p>
-          <w:p>
-            <w:pPr>
-              <w:spacing w:before="20" w:after="20"/>
-            </w:pPr>
-            <w:r>
-              <w:rPr>
-                <w:rFonts w:ascii="Aptos" w:hAnsi="Aptos"/>
-                <w:sz w:val="22"/>
-              </w:rPr>
-              <w:t>2. "The Psychology of Video Games" by Jamie Madigan (Podcast)</w:t>
-            </w:r>
-          </w:p>
-          <w:p>
-            <w:pPr>
-              <w:spacing w:before="20" w:after="20"/>
-            </w:pPr>
-            <w:r>
-              <w:rPr>
-                <w:rFonts w:ascii="Aptos" w:hAnsi="Aptos"/>
-                <w:sz w:val="22"/>
-              </w:rPr>
-              <w:t>3. "100 Principles of Game Design" by Despain, Wendy (2012)</w:t>
-            </w:r>
-          </w:p>
-          <w:p>
-            <w:pPr>
-              <w:spacing w:before="20" w:after="20"/>
-            </w:pPr>
-            <w:r>
-              <w:rPr>
-                <w:rFonts w:ascii="Aptos" w:hAnsi="Aptos"/>
-                <w:sz w:val="22"/>
-              </w:rPr>
-              <w:t>4. "Game Design Workshop: A Playcentric Approach to Creating Innovative Games" by Tracy Fullerton (2018)</w:t>
-            </w:r>
-          </w:p>
-          <w:p>
-            <w:pPr>
-              <w:spacing w:before="20" w:after="20"/>
-            </w:pPr>
-            <w:r>
-              <w:rPr>
-                <w:rFonts w:ascii="Aptos" w:hAnsi="Aptos"/>
-                <w:sz w:val="22"/>
-              </w:rPr>
-              <w:t>5. "The Indie Game Developer Handbook" by Richard Hill-Whittall (2015)</w:t>
-            </w:r>
-          </w:p>
-          <w:p>
-            <w:pPr>
-              <w:spacing w:before="20" w:after="20"/>
-            </w:pPr>
-            <w:r>
-              <w:rPr>
-                <w:rFonts w:ascii="Aptos" w:hAnsi="Aptos"/>
-                <w:sz w:val="22"/>
-              </w:rPr>
-              <w:t>6. "Blood, Sweat, and Pixels: The Triumphant, Turbulent Stories Behind How Video Games Are Made" by Jason Schreier (2017)</w:t>
+              <w:t>prezentacja projektu i dokumentacji; ocena sporządzonego oprogramowania</w:t>
             </w:r>
           </w:p>
         </w:tc>
@@ -5752,7 +5732,7 @@
                 <w:i w:val="0"/>
                 <w:sz w:val="22"/>
               </w:rPr>
-              <w:t>18.  Wiedza nabywana / dostarczana uczestnikom w trakcie realizacji przedmiotu</w:t>
+              <w:t>19.  Umiejętności nabywane podczas realizacji przedmiotu</w:t>
             </w:r>
           </w:p>
         </w:tc>
@@ -5853,7 +5833,7 @@
                 <w:i w:val="0"/>
                 <w:sz w:val="22"/>
               </w:rPr>
-              <w:t>Jest w stanie zastosować teorie i zasady projektowania graficznego oraz interfejsów użytkownika do tworzenia intuicyjnych i angażujących elementów gry.</w:t>
+              <w:t>Wie, jak koncepcyjnie zaprojektować grę, zastosować narzędzia projektowe jak Unreal Engine i przeprowadzić analizę rynkową.</w:t>
             </w:r>
           </w:p>
         </w:tc>
@@ -5872,6 +5852,7 @@
                 <w:i w:val="0"/>
                 <w:sz w:val="22"/>
               </w:rPr>
+              <w:t>prezentacja projektu i dokumentacji; ocena sporządzonego oprogramowania</w:t>
             </w:r>
           </w:p>
         </w:tc>
@@ -5910,7 +5891,7 @@
                 <w:i w:val="0"/>
                 <w:sz w:val="22"/>
               </w:rPr>
-              <w:t>Potrafi przeprowadzić kompleksowe testy gry, identyfikując i dokumentując błędy, co przyczynia się do wydania produktu o wysokiej jakości.</w:t>
+              <w:t>Posiada kompetencje do tworzenia kompleksowej dokumentacji projektowej, która komunikuje kluczowe aspekty rozwoju gry międzynarodowej publiczności i zespołowi projektowemu.</w:t>
             </w:r>
           </w:p>
         </w:tc>
@@ -5929,6 +5910,181 @@
                 <w:i w:val="0"/>
                 <w:sz w:val="22"/>
               </w:rPr>
+              <w:t>prezentacja projektu i dokumentacji; ocena sporządzonego oprogramowania</w:t>
+            </w:r>
+          </w:p>
+        </w:tc>
+      </w:tr>
+      <w:tr>
+        <w:tc>
+          <w:tcPr>
+            <w:tcW w:type="dxa" w:w="3324"/>
+          </w:tcPr>
+          <w:p>
+            <w:pPr>
+              <w:spacing w:before="20" w:after="20"/>
+            </w:pPr>
+            <w:r>
+              <w:rPr>
+                <w:rFonts w:ascii="Aptos" w:hAnsi="Aptos"/>
+                <w:b w:val="0"/>
+                <w:i w:val="0"/>
+                <w:sz w:val="22"/>
+              </w:rPr>
+            </w:r>
+          </w:p>
+        </w:tc>
+        <w:tc>
+          <w:tcPr>
+            <w:tcW w:type="dxa" w:w="3324"/>
+          </w:tcPr>
+          <w:p>
+            <w:pPr>
+              <w:spacing w:before="20" w:after="20"/>
+            </w:pPr>
+            <w:r>
+              <w:rPr>
+                <w:rFonts w:ascii="Aptos" w:hAnsi="Aptos"/>
+                <w:b w:val="0"/>
+                <w:i w:val="0"/>
+                <w:sz w:val="22"/>
+              </w:rPr>
+              <w:t>Demonstruje zdolność do ciągłego doskonalenia swoich umiejętności deweloperskich, korzystając z różnorodnych źródeł informacji i nowoczesnych metod edukacyjnych.</w:t>
+            </w:r>
+          </w:p>
+        </w:tc>
+        <w:tc>
+          <w:tcPr>
+            <w:tcW w:type="dxa" w:w="3324"/>
+          </w:tcPr>
+          <w:p>
+            <w:pPr>
+              <w:spacing w:before="20" w:after="20"/>
+            </w:pPr>
+            <w:r>
+              <w:rPr>
+                <w:rFonts w:ascii="Aptos" w:hAnsi="Aptos"/>
+                <w:b w:val="0"/>
+                <w:i w:val="0"/>
+                <w:sz w:val="22"/>
+              </w:rPr>
+              <w:t>prezentacja projektu i dokumentacji; ocena sporządzonego oprogramowania</w:t>
+            </w:r>
+          </w:p>
+        </w:tc>
+      </w:tr>
+      <w:tr>
+        <w:tc>
+          <w:tcPr>
+            <w:tcW w:type="dxa" w:w="3324"/>
+          </w:tcPr>
+          <w:p>
+            <w:pPr>
+              <w:spacing w:before="20" w:after="20"/>
+            </w:pPr>
+            <w:r>
+              <w:rPr>
+                <w:rFonts w:ascii="Aptos" w:hAnsi="Aptos"/>
+                <w:b w:val="0"/>
+                <w:i w:val="0"/>
+                <w:sz w:val="22"/>
+              </w:rPr>
+            </w:r>
+          </w:p>
+        </w:tc>
+        <w:tc>
+          <w:tcPr>
+            <w:tcW w:type="dxa" w:w="3324"/>
+          </w:tcPr>
+          <w:p>
+            <w:pPr>
+              <w:spacing w:before="20" w:after="20"/>
+            </w:pPr>
+            <w:r>
+              <w:rPr>
+                <w:rFonts w:ascii="Aptos" w:hAnsi="Aptos"/>
+                <w:b w:val="0"/>
+                <w:i w:val="0"/>
+                <w:sz w:val="22"/>
+              </w:rPr>
+              <w:t>Jest wyposażony w umiejętności niezbędne do przeprowadzania skutecznych testów gier, identyfikowania błędów i zapewniania jakości produktu końcowego.</w:t>
+            </w:r>
+          </w:p>
+        </w:tc>
+        <w:tc>
+          <w:tcPr>
+            <w:tcW w:type="dxa" w:w="3324"/>
+          </w:tcPr>
+          <w:p>
+            <w:pPr>
+              <w:spacing w:before="20" w:after="20"/>
+            </w:pPr>
+            <w:r>
+              <w:rPr>
+                <w:rFonts w:ascii="Aptos" w:hAnsi="Aptos"/>
+                <w:b w:val="0"/>
+                <w:i w:val="0"/>
+                <w:sz w:val="22"/>
+              </w:rPr>
+              <w:t>prezentacja projektu i dokumentacji; ocena sporządzonego oprogramowania</w:t>
+            </w:r>
+          </w:p>
+        </w:tc>
+      </w:tr>
+      <w:tr>
+        <w:tc>
+          <w:tcPr>
+            <w:tcW w:type="dxa" w:w="3324"/>
+          </w:tcPr>
+          <w:p>
+            <w:pPr>
+              <w:spacing w:before="20" w:after="20"/>
+            </w:pPr>
+            <w:r>
+              <w:rPr>
+                <w:rFonts w:ascii="Aptos" w:hAnsi="Aptos"/>
+                <w:b w:val="0"/>
+                <w:i w:val="0"/>
+                <w:sz w:val="22"/>
+              </w:rPr>
+            </w:r>
+          </w:p>
+        </w:tc>
+        <w:tc>
+          <w:tcPr>
+            <w:tcW w:type="dxa" w:w="3324"/>
+          </w:tcPr>
+          <w:p>
+            <w:pPr>
+              <w:spacing w:before="20" w:after="20"/>
+            </w:pPr>
+            <w:r>
+              <w:rPr>
+                <w:rFonts w:ascii="Aptos" w:hAnsi="Aptos"/>
+                <w:b w:val="0"/>
+                <w:i w:val="0"/>
+                <w:sz w:val="22"/>
+              </w:rPr>
+              <w:t>Demonstruje umiejętność tworzenia elementów gry przy użyciu Unreal Engine, w tym blueprintów i animacji.</w:t>
+            </w:r>
+          </w:p>
+        </w:tc>
+        <w:tc>
+          <w:tcPr>
+            <w:tcW w:type="dxa" w:w="3324"/>
+          </w:tcPr>
+          <w:p>
+            <w:pPr>
+              <w:spacing w:before="20" w:after="20"/>
+            </w:pPr>
+            <w:r>
+              <w:rPr>
+                <w:rFonts w:ascii="Aptos" w:hAnsi="Aptos"/>
+                <w:b w:val="0"/>
+                <w:i w:val="0"/>
+                <w:sz w:val="22"/>
+              </w:rPr>
+              <w:t>prezentacja projektu i dokumentacji; ocena sporządzonego oprogramowania</w:t>
             </w:r>
           </w:p>
         </w:tc>
@@ -5971,7 +6127,7 @@
                 <w:i w:val="0"/>
                 <w:sz w:val="22"/>
               </w:rPr>
-              <w:t>19.  Umiejętności nabywane podczas realizacji przedmiotu</w:t>
+              <w:t>20.  Kompetencje społeczne (postawy) kształtowane podczas realizacji przedmiotu</w:t>
             </w:r>
           </w:p>
         </w:tc>
@@ -6072,7 +6228,7 @@
                 <w:i w:val="0"/>
                 <w:sz w:val="22"/>
               </w:rPr>
-              <w:t>Wie, jak koncepcyjnie zaprojektować grę, zastosować narzędzia projektowe jak Unreal Engine i przeprowadzić analizę rynkową.</w:t>
+              <w:t>Wykazuje gotowość do ciągłego rozwijania kompetencji i samokształcenia, co jest kluczowe w szybko zmieniającej się branży gier komputerowych.</w:t>
             </w:r>
           </w:p>
         </w:tc>
@@ -6091,6 +6247,7 @@
                 <w:i w:val="0"/>
                 <w:sz w:val="22"/>
               </w:rPr>
+              <w:t>prezentacja projektu i dokumentacji; ocena sporządzonego oprogramowania</w:t>
             </w:r>
           </w:p>
         </w:tc>
@@ -6129,7 +6286,7 @@
                 <w:i w:val="0"/>
                 <w:sz w:val="22"/>
               </w:rPr>
-              <w:t>Posiada kompetencje do tworzenia kompleksowej dokumentacji projektowej, która komunikuje kluczowe aspekty rozwoju gry międzynarodowej publiczności i zespołowi projektowemu.</w:t>
+              <w:t>Jest gotów do aktywnego uczestnictwa w procesie produkcyjnym gier, pełniąc różnorodne role w zespole deweloperskim i adaptując się do dynamiki projektu gamedev.</w:t>
             </w:r>
           </w:p>
         </w:tc>
@@ -6148,6 +6305,7 @@
                 <w:i w:val="0"/>
                 <w:sz w:val="22"/>
               </w:rPr>
+              <w:t>prezentacja projektu i dokumentacji; ocena sporządzonego oprogramowania</w:t>
             </w:r>
           </w:p>
         </w:tc>
@@ -6186,7 +6344,7 @@
                 <w:i w:val="0"/>
                 <w:sz w:val="22"/>
               </w:rPr>
-              <w:t>Demonstruje zdolność do ciągłego doskonalenia swoich umiejętności deweloperskich, korzystając z różnorodnych źródeł informacji i nowoczesnych metod edukacyjnych.</w:t>
+              <w:t>Jest przygotowany do efektywnego zarządzania czasem i zasobami, określając priorytety w celu skutecznej realizacji zadań w procesie tworzenia gier.</w:t>
             </w:r>
           </w:p>
         </w:tc>
@@ -6205,6 +6363,7 @@
                 <w:i w:val="0"/>
                 <w:sz w:val="22"/>
               </w:rPr>
+              <w:t>prezentacja projektu i dokumentacji; ocena sporządzonego oprogramowania</w:t>
             </w:r>
           </w:p>
         </w:tc>
@@ -6243,7 +6402,7 @@
                 <w:i w:val="0"/>
                 <w:sz w:val="22"/>
               </w:rPr>
-              <w:t>Jest wyposażony w umiejętności niezbędne do przeprowadzania skutecznych testów gier, identyfikowania błędów i zapewniania jakości produktu końcowego.</w:t>
+              <w:t>Rozumie i angażuje się w analizę oraz rozwiązywanie kwestii etycznych i prawnych związanych z projektowaniem i tworzeniem gier.</w:t>
             </w:r>
           </w:p>
         </w:tc>
@@ -6262,6 +6421,7 @@
                 <w:i w:val="0"/>
                 <w:sz w:val="22"/>
               </w:rPr>
+              <w:t>prezentacja projektu i dokumentacji; ocena sporządzonego oprogramowania</w:t>
             </w:r>
           </w:p>
         </w:tc>
@@ -6300,7 +6460,7 @@
                 <w:i w:val="0"/>
                 <w:sz w:val="22"/>
               </w:rPr>
-              <w:t>Demonstruje umiejętność tworzenia elementów gry przy użyciu Unreal Engine, w tym blueprintów i animacji.</w:t>
+              <w:t>Demonstruje umiejętności komunikacyjne potrzebne do efektywnego dialogu z różnorodnymi interesariuszami projektu gamedev, w tym inwestorami, w celu tworzenia wartości dodanej dla produktu.</w:t>
             </w:r>
           </w:p>
         </w:tc>
@@ -6319,6 +6479,7 @@
                 <w:i w:val="0"/>
                 <w:sz w:val="22"/>
               </w:rPr>
+              <w:t>prezentacja projektu i dokumentacji; ocena sporządzonego oprogramowania</w:t>
             </w:r>
           </w:p>
         </w:tc>
@@ -6361,7 +6522,7 @@
                 <w:i w:val="0"/>
                 <w:sz w:val="22"/>
               </w:rPr>
-              <w:t>20.  Kompetencje społeczne (postawy) kształtowane podczas realizacji przedmiotu</w:t>
+              <w:t>21.  Wymagania dotyczące laboratorium, w którym odbywają się zajęcia z niniejszego przedmiotu</w:t>
             </w:r>
           </w:p>
         </w:tc>
@@ -6381,9 +6542,9 @@
                 <w:rFonts w:ascii="Aptos" w:hAnsi="Aptos"/>
                 <w:b/>
                 <w:i w:val="0"/>
-                <w:sz w:val="18"/>
-              </w:rPr>
-              <w:t>Kierunkowe efekty uczenia się (kody)</w:t>
+                <w:sz w:val="16"/>
+              </w:rPr>
+              <w:t>Parametry dla stanowisk komputerowych</w:t>
             </w:r>
           </w:p>
         </w:tc>
@@ -6401,9 +6562,9 @@
                 <w:rFonts w:ascii="Aptos" w:hAnsi="Aptos"/>
                 <w:b/>
                 <w:i w:val="0"/>
-                <w:sz w:val="18"/>
-              </w:rPr>
-              <w:t>Przedmiotowy efekt uczenia się</w:t>
+                <w:sz w:val="16"/>
+              </w:rPr>
+              <w:t>Oprogramowanie konieczne do realizacji przedmiotu</w:t>
             </w:r>
           </w:p>
         </w:tc>
@@ -6421,455 +6582,9 @@
                 <w:rFonts w:ascii="Aptos" w:hAnsi="Aptos"/>
                 <w:b/>
                 <w:i w:val="0"/>
-                <w:sz w:val="18"/>
-              </w:rPr>
-              <w:t>Metody weryfikacji osiągnięcia efektu uczenia się</w:t>
-            </w:r>
-          </w:p>
-        </w:tc>
-      </w:tr>
-      <w:tr>
-        <w:tc>
-          <w:tcPr>
-            <w:tcW w:type="dxa" w:w="3324"/>
-          </w:tcPr>
-          <w:p>
-            <w:pPr>
-              <w:spacing w:before="20" w:after="20"/>
-            </w:pPr>
-            <w:r>
-              <w:rPr>
-                <w:rFonts w:ascii="Aptos" w:hAnsi="Aptos"/>
-                <w:b w:val="0"/>
-                <w:i w:val="0"/>
-                <w:sz w:val="22"/>
-              </w:rPr>
-            </w:r>
-          </w:p>
-        </w:tc>
-        <w:tc>
-          <w:tcPr>
-            <w:tcW w:type="dxa" w:w="3324"/>
-          </w:tcPr>
-          <w:p>
-            <w:pPr>
-              <w:spacing w:before="20" w:after="20"/>
-            </w:pPr>
-            <w:r>
-              <w:rPr>
-                <w:rFonts w:ascii="Aptos" w:hAnsi="Aptos"/>
-                <w:b w:val="0"/>
-                <w:i w:val="0"/>
-                <w:sz w:val="22"/>
-              </w:rPr>
-              <w:t>Wykazuje gotowość do ciągłego rozwijania kompetencji i samokształcenia, co jest kluczowe w szybko zmieniającej się branży gier komputerowych.</w:t>
-            </w:r>
-          </w:p>
-        </w:tc>
-        <w:tc>
-          <w:tcPr>
-            <w:tcW w:type="dxa" w:w="3324"/>
-          </w:tcPr>
-          <w:p>
-            <w:pPr>
-              <w:spacing w:before="20" w:after="20"/>
-            </w:pPr>
-            <w:r>
-              <w:rPr>
-                <w:rFonts w:ascii="Aptos" w:hAnsi="Aptos"/>
-                <w:b w:val="0"/>
-                <w:i w:val="0"/>
-                <w:sz w:val="22"/>
-              </w:rPr>
-            </w:r>
-          </w:p>
-        </w:tc>
-      </w:tr>
-      <w:tr>
-        <w:tc>
-          <w:tcPr>
-            <w:tcW w:type="dxa" w:w="3324"/>
-          </w:tcPr>
-          <w:p>
-            <w:pPr>
-              <w:spacing w:before="20" w:after="20"/>
-            </w:pPr>
-            <w:r>
-              <w:rPr>
-                <w:rFonts w:ascii="Aptos" w:hAnsi="Aptos"/>
-                <w:b w:val="0"/>
-                <w:i w:val="0"/>
-                <w:sz w:val="22"/>
-              </w:rPr>
-            </w:r>
-          </w:p>
-        </w:tc>
-        <w:tc>
-          <w:tcPr>
-            <w:tcW w:type="dxa" w:w="3324"/>
-          </w:tcPr>
-          <w:p>
-            <w:pPr>
-              <w:spacing w:before="20" w:after="20"/>
-            </w:pPr>
-            <w:r>
-              <w:rPr>
-                <w:rFonts w:ascii="Aptos" w:hAnsi="Aptos"/>
-                <w:b w:val="0"/>
-                <w:i w:val="0"/>
-                <w:sz w:val="22"/>
-              </w:rPr>
-              <w:t>Jest gotów do aktywnego uczestnictwa w procesie produkcyjnym gier, pełniąc różnorodne role w zespole deweloperskim i adaptując się do dynamiki projektu gamedev.</w:t>
-            </w:r>
-          </w:p>
-        </w:tc>
-        <w:tc>
-          <w:tcPr>
-            <w:tcW w:type="dxa" w:w="3324"/>
-          </w:tcPr>
-          <w:p>
-            <w:pPr>
-              <w:spacing w:before="20" w:after="20"/>
-            </w:pPr>
-            <w:r>
-              <w:rPr>
-                <w:rFonts w:ascii="Aptos" w:hAnsi="Aptos"/>
-                <w:b w:val="0"/>
-                <w:i w:val="0"/>
-                <w:sz w:val="22"/>
-              </w:rPr>
-            </w:r>
-          </w:p>
-        </w:tc>
-      </w:tr>
-      <w:tr>
-        <w:tc>
-          <w:tcPr>
-            <w:tcW w:type="dxa" w:w="3324"/>
-          </w:tcPr>
-          <w:p>
-            <w:pPr>
-              <w:spacing w:before="20" w:after="20"/>
-            </w:pPr>
-            <w:r>
-              <w:rPr>
-                <w:rFonts w:ascii="Aptos" w:hAnsi="Aptos"/>
-                <w:b w:val="0"/>
-                <w:i w:val="0"/>
-                <w:sz w:val="22"/>
-              </w:rPr>
-            </w:r>
-          </w:p>
-        </w:tc>
-        <w:tc>
-          <w:tcPr>
-            <w:tcW w:type="dxa" w:w="3324"/>
-          </w:tcPr>
-          <w:p>
-            <w:pPr>
-              <w:spacing w:before="20" w:after="20"/>
-            </w:pPr>
-            <w:r>
-              <w:rPr>
-                <w:rFonts w:ascii="Aptos" w:hAnsi="Aptos"/>
-                <w:b w:val="0"/>
-                <w:i w:val="0"/>
-                <w:sz w:val="22"/>
-              </w:rPr>
-              <w:t>Jest przygotowany do efektywnego zarządzania czasem i zasobami, określając priorytety w celu skutecznej realizacji zadań w procesie tworzenia gier.</w:t>
-            </w:r>
-          </w:p>
-        </w:tc>
-        <w:tc>
-          <w:tcPr>
-            <w:tcW w:type="dxa" w:w="3324"/>
-          </w:tcPr>
-          <w:p>
-            <w:pPr>
-              <w:spacing w:before="20" w:after="20"/>
-            </w:pPr>
-            <w:r>
-              <w:rPr>
-                <w:rFonts w:ascii="Aptos" w:hAnsi="Aptos"/>
-                <w:b w:val="0"/>
-                <w:i w:val="0"/>
-                <w:sz w:val="22"/>
-              </w:rPr>
-            </w:r>
-          </w:p>
-        </w:tc>
-      </w:tr>
-      <w:tr>
-        <w:tc>
-          <w:tcPr>
-            <w:tcW w:type="dxa" w:w="3324"/>
-          </w:tcPr>
-          <w:p>
-            <w:pPr>
-              <w:spacing w:before="20" w:after="20"/>
-            </w:pPr>
-            <w:r>
-              <w:rPr>
-                <w:rFonts w:ascii="Aptos" w:hAnsi="Aptos"/>
-                <w:b w:val="0"/>
-                <w:i w:val="0"/>
-                <w:sz w:val="22"/>
-              </w:rPr>
-            </w:r>
-          </w:p>
-        </w:tc>
-        <w:tc>
-          <w:tcPr>
-            <w:tcW w:type="dxa" w:w="3324"/>
-          </w:tcPr>
-          <w:p>
-            <w:pPr>
-              <w:spacing w:before="20" w:after="20"/>
-            </w:pPr>
-            <w:r>
-              <w:rPr>
-                <w:rFonts w:ascii="Aptos" w:hAnsi="Aptos"/>
-                <w:b w:val="0"/>
-                <w:i w:val="0"/>
-                <w:sz w:val="22"/>
-              </w:rPr>
-              <w:t>Rozumie i angażuje się w analizę oraz rozwiązywanie kwestii etycznych i prawnych związanych z projektowaniem i tworzeniem gier.</w:t>
-            </w:r>
-          </w:p>
-        </w:tc>
-        <w:tc>
-          <w:tcPr>
-            <w:tcW w:type="dxa" w:w="3324"/>
-          </w:tcPr>
-          <w:p>
-            <w:pPr>
-              <w:spacing w:before="20" w:after="20"/>
-            </w:pPr>
-            <w:r>
-              <w:rPr>
-                <w:rFonts w:ascii="Aptos" w:hAnsi="Aptos"/>
-                <w:b w:val="0"/>
-                <w:i w:val="0"/>
-                <w:sz w:val="22"/>
-              </w:rPr>
-            </w:r>
-          </w:p>
-        </w:tc>
-      </w:tr>
-      <w:tr>
-        <w:tc>
-          <w:tcPr>
-            <w:tcW w:type="dxa" w:w="3324"/>
-          </w:tcPr>
-          <w:p>
-            <w:pPr>
-              <w:spacing w:before="20" w:after="20"/>
-            </w:pPr>
-            <w:r>
-              <w:rPr>
-                <w:rFonts w:ascii="Aptos" w:hAnsi="Aptos"/>
-                <w:b w:val="0"/>
-                <w:i w:val="0"/>
-                <w:sz w:val="22"/>
-              </w:rPr>
-            </w:r>
-          </w:p>
-        </w:tc>
-        <w:tc>
-          <w:tcPr>
-            <w:tcW w:type="dxa" w:w="3324"/>
-          </w:tcPr>
-          <w:p>
-            <w:pPr>
-              <w:spacing w:before="20" w:after="20"/>
-            </w:pPr>
-            <w:r>
-              <w:rPr>
-                <w:rFonts w:ascii="Aptos" w:hAnsi="Aptos"/>
-                <w:b w:val="0"/>
-                <w:i w:val="0"/>
-                <w:sz w:val="22"/>
-              </w:rPr>
-              <w:t>Demonstruje umiejętności komunikacyjne potrzebne do efektywnego dialogu z różnorodnymi interesariuszami projektu gamedev, w tym inwestorami, w celu tworzenia wartości dodanej dla produktu.</w:t>
-            </w:r>
-          </w:p>
-        </w:tc>
-        <w:tc>
-          <w:tcPr>
-            <w:tcW w:type="dxa" w:w="3324"/>
-          </w:tcPr>
-          <w:p>
-            <w:pPr>
-              <w:spacing w:before="20" w:after="20"/>
-            </w:pPr>
-            <w:r>
-              <w:rPr>
-                <w:rFonts w:ascii="Aptos" w:hAnsi="Aptos"/>
-                <w:b w:val="0"/>
-                <w:i w:val="0"/>
-                <w:sz w:val="22"/>
-              </w:rPr>
-            </w:r>
-          </w:p>
-        </w:tc>
-      </w:tr>
-    </w:tbl>
-    <w:tbl>
-      <w:tblPr>
-        <w:tblW w:type="auto" w:w="0"/>
-        <w:tblLook w:firstColumn="1" w:firstRow="1" w:lastColumn="0" w:lastRow="0" w:noHBand="0" w:noVBand="1" w:val="04A0"/>
-        <w:tblBorders>
-          <w:top w:val="single" w:sz="4" w:space="0" w:color="000000"/>
-          <w:left w:val="single" w:sz="4" w:space="0" w:color="000000"/>
-          <w:bottom w:val="single" w:sz="4" w:space="0" w:color="000000"/>
-          <w:right w:val="single" w:sz="4" w:space="0" w:color="000000"/>
-          <w:insideH w:val="single" w:sz="4" w:space="0" w:color="000000"/>
-          <w:insideV w:val="single" w:sz="4" w:space="0" w:color="000000"/>
-        </w:tblBorders>
-        <w:tblW w:w="5000" w:type="pct"/>
-      </w:tblPr>
-      <w:tblGrid>
-        <w:gridCol w:w="3324"/>
-        <w:gridCol w:w="3324"/>
-        <w:gridCol w:w="3324"/>
-      </w:tblGrid>
-      <w:tr>
-        <w:tc>
-          <w:tcPr>
-            <w:tcW w:type="dxa" w:w="9972"/>
-            <w:gridSpan w:val="3"/>
-            <w:shd w:val="clear" w:color="auto" w:fill="D9D9D9"/>
-          </w:tcPr>
-          <w:p>
-            <w:pPr>
-              <w:spacing w:before="20" w:after="20"/>
-            </w:pPr>
-            <w:r>
-              <w:rPr>
-                <w:rFonts w:ascii="Aptos" w:hAnsi="Aptos"/>
-                <w:b/>
-                <w:i w:val="0"/>
-                <w:sz w:val="22"/>
-              </w:rPr>
-              <w:t>21.  Wymagania dotyczące laboratorium, w którym odbywają się zajęcia z niniejszego przedmiotu</w:t>
-            </w:r>
-          </w:p>
-        </w:tc>
-      </w:tr>
-      <w:tr>
-        <w:tc>
-          <w:tcPr>
-            <w:tcW w:type="dxa" w:w="3324"/>
-            <w:shd w:val="clear" w:color="auto" w:fill="D9D9D9"/>
-          </w:tcPr>
-          <w:p>
-            <w:pPr>
-              <w:spacing w:before="20" w:after="20"/>
-            </w:pPr>
-            <w:r>
-              <w:rPr>
-                <w:rFonts w:ascii="Aptos" w:hAnsi="Aptos"/>
-                <w:b/>
-                <w:i w:val="0"/>
                 <w:sz w:val="16"/>
               </w:rPr>
-              <w:t>Parametry dla stanowisk komputerowych</w:t>
-            </w:r>
-          </w:p>
-        </w:tc>
-        <w:tc>
-          <w:tcPr>
-            <w:tcW w:type="dxa" w:w="3324"/>
-            <w:shd w:val="clear" w:color="auto" w:fill="D9D9D9"/>
-          </w:tcPr>
-          <w:p>
-            <w:pPr>
-              <w:spacing w:before="20" w:after="20"/>
-            </w:pPr>
-            <w:r>
-              <w:rPr>
-                <w:rFonts w:ascii="Aptos" w:hAnsi="Aptos"/>
-                <w:b/>
-                <w:i w:val="0"/>
-                <w:sz w:val="16"/>
-              </w:rPr>
-              <w:t>Oprogramowanie konieczne do realizacji przedmiotu</w:t>
-            </w:r>
-          </w:p>
-        </w:tc>
-        <w:tc>
-          <w:tcPr>
-            <w:tcW w:type="dxa" w:w="3324"/>
-            <w:shd w:val="clear" w:color="auto" w:fill="D9D9D9"/>
-          </w:tcPr>
-          <w:p>
-            <w:pPr>
-              <w:spacing w:before="20" w:after="20"/>
-            </w:pPr>
-            <w:r>
-              <w:rPr>
-                <w:rFonts w:ascii="Aptos" w:hAnsi="Aptos"/>
-                <w:b/>
-                <w:i w:val="0"/>
-                <w:sz w:val="16"/>
-              </w:rPr>
               <w:t>Wyposażenie specjalistyczne konieczne do realizacji przedmiotu</w:t>
-            </w:r>
-          </w:p>
-        </w:tc>
-      </w:tr>
-      <w:tr>
-        <w:tc>
-          <w:tcPr>
-            <w:tcW w:type="dxa" w:w="3324"/>
-          </w:tcPr>
-          <w:p>
-            <w:pPr>
-              <w:spacing w:before="20" w:after="20"/>
-            </w:pPr>
-            <w:r>
-              <w:rPr>
-                <w:rFonts w:ascii="Aptos" w:hAnsi="Aptos"/>
-                <w:b w:val="0"/>
-                <w:i w:val="0"/>
-                <w:sz w:val="22"/>
-              </w:rPr>
-            </w:r>
-          </w:p>
-        </w:tc>
-        <w:tc>
-          <w:tcPr>
-            <w:tcW w:type="dxa" w:w="3324"/>
-          </w:tcPr>
-          <w:p>
-            <w:pPr>
-              <w:spacing w:before="20" w:after="20"/>
-            </w:pPr>
-            <w:r>
-              <w:rPr>
-                <w:rFonts w:ascii="Aptos" w:hAnsi="Aptos"/>
-                <w:b w:val="0"/>
-                <w:i w:val="0"/>
-                <w:sz w:val="22"/>
-              </w:rPr>
-            </w:r>
-          </w:p>
-        </w:tc>
-        <w:tc>
-          <w:tcPr>
-            <w:tcW w:type="dxa" w:w="3324"/>
-          </w:tcPr>
-          <w:p>
-            <w:pPr>
-              <w:spacing w:before="20" w:after="20"/>
-            </w:pPr>
-            <w:r>
-              <w:rPr>
-                <w:rFonts w:ascii="Aptos" w:hAnsi="Aptos"/>
-                <w:b w:val="0"/>
-                <w:i w:val="0"/>
-                <w:sz w:val="22"/>
-              </w:rPr>
             </w:r>
           </w:p>
         </w:tc>
